--- a/sql/sci_fi_book_platform.docx
+++ b/sql/sci_fi_book_platform.docx
@@ -25,8 +25,8 @@
   <dc:creator>officegen</dc:creator>
   <cp:lastModifiedBy>officegen</cp:lastModifiedBy>
   <cp:revision>1</cp:revision>
-  <dcterms:created xsi:type="dcterms:W3CDTF">2026-05-15T15:42:20Z</dcterms:created>
-  <dcterms:modified xsi:type="dcterms:W3CDTF">2026-05-15T15:42:20Z</dcterms:modified>
+  <dcterms:created xsi:type="dcterms:W3CDTF">2026-05-16T14:41:28Z</dcterms:created>
+  <dcterms:modified xsi:type="dcterms:W3CDTF">2026-05-16T14:41:28Z</dcterms:modified>
 </cp:coreProperties>
 </file>
 
@@ -5195,6 +5195,216 @@
           </w:p>
         </w:tc>
       </w:tr>
+      <w:tr>
+        <w:tc>
+          <w:tcPr>
+            <w:gridSpan w:val="1"/>
+            <w:vAlign w:val="top"/>
+          </w:tcPr>
+          <w:p>
+            <w:pPr>
+              <w:keepNext w:val="0"/>
+              <w:keepLines w:val="0"/>
+              <w:pageBreakBefore w:val="0"/>
+              <w:widowControl/>
+              <w:kinsoku/>
+              <w:wordWrap/>
+              <w:overflowPunct/>
+              <w:topLinePunct w:val="0"/>
+              <w:autoSpaceDE/>
+              <w:autoSpaceDN/>
+              <w:bidi w:val="0"/>
+              <w:adjustRightInd/>
+              <w:snapToGrid/>
+              <w:spacing w:before="100" w:after="100" w:line="240" w:lineRule="atLeast"/>
+              <w:jc w:val="left"/>
+              <w:textAlignment w:val="auto"/>
+            </w:pPr>
+            <w:r>
+              <w:rPr>
+                <w:rFonts w:ascii="Microsoft YaHei" w:hAnsi="Microsoft YaHei"/>
+                <w:color w:val="000"/>
+                <w:sz w:val="15"/>
+                <w:szCs w:val="15"/>
+              </w:rPr>
+              <w:t>publisher</w:t>
+            </w:r>
+          </w:p>
+        </w:tc>
+        <w:tc>
+          <w:tcPr>
+            <w:gridSpan w:val="1"/>
+            <w:vAlign w:val="top"/>
+          </w:tcPr>
+          <w:p>
+            <w:pPr>
+              <w:keepNext w:val="0"/>
+              <w:keepLines w:val="0"/>
+              <w:pageBreakBefore w:val="0"/>
+              <w:widowControl/>
+              <w:kinsoku/>
+              <w:wordWrap/>
+              <w:overflowPunct/>
+              <w:topLinePunct w:val="0"/>
+              <w:autoSpaceDE/>
+              <w:autoSpaceDN/>
+              <w:bidi w:val="0"/>
+              <w:adjustRightInd/>
+              <w:snapToGrid/>
+              <w:spacing w:before="100" w:after="100" w:line="240" w:lineRule="atLeast"/>
+              <w:jc w:val="left"/>
+              <w:textAlignment w:val="auto"/>
+            </w:pPr>
+            <w:r>
+              <w:rPr>
+                <w:rFonts w:ascii="Microsoft YaHei" w:hAnsi="Microsoft YaHei"/>
+                <w:color w:val="000"/>
+                <w:sz w:val="15"/>
+                <w:szCs w:val="15"/>
+              </w:rPr>
+              <w:t>varchar(255)</w:t>
+            </w:r>
+          </w:p>
+        </w:tc>
+        <w:tc>
+          <w:tcPr>
+            <w:gridSpan w:val="1"/>
+            <w:vAlign w:val="top"/>
+          </w:tcPr>
+          <w:p>
+            <w:pPr>
+              <w:keepNext w:val="0"/>
+              <w:keepLines w:val="0"/>
+              <w:pageBreakBefore w:val="0"/>
+              <w:widowControl/>
+              <w:kinsoku/>
+              <w:wordWrap/>
+              <w:overflowPunct/>
+              <w:topLinePunct w:val="0"/>
+              <w:autoSpaceDE/>
+              <w:autoSpaceDN/>
+              <w:bidi w:val="0"/>
+              <w:adjustRightInd/>
+              <w:snapToGrid/>
+              <w:spacing w:before="100" w:after="100" w:line="240" w:lineRule="atLeast"/>
+              <w:jc w:val="left"/>
+              <w:textAlignment w:val="auto"/>
+            </w:pPr>
+            <w:r>
+              <w:rPr>
+                <w:rFonts w:ascii="Microsoft YaHei" w:hAnsi="Microsoft YaHei"/>
+                <w:color w:val="000"/>
+                <w:sz w:val="15"/>
+                <w:szCs w:val="15"/>
+              </w:rPr>
+              <w:t>出版社</w:t>
+            </w:r>
+          </w:p>
+        </w:tc>
+        <w:tc>
+          <w:tcPr>
+            <w:gridSpan w:val="1"/>
+            <w:vAlign w:val="top"/>
+          </w:tcPr>
+          <w:p>
+            <w:pPr>
+              <w:keepNext w:val="0"/>
+              <w:keepLines w:val="0"/>
+              <w:pageBreakBefore w:val="0"/>
+              <w:widowControl/>
+              <w:kinsoku/>
+              <w:wordWrap/>
+              <w:overflowPunct/>
+              <w:topLinePunct w:val="0"/>
+              <w:autoSpaceDE/>
+              <w:autoSpaceDN/>
+              <w:bidi w:val="0"/>
+              <w:adjustRightInd/>
+              <w:snapToGrid/>
+              <w:spacing w:before="100" w:after="100" w:line="240" w:lineRule="atLeast"/>
+              <w:jc w:val="left"/>
+              <w:textAlignment w:val="auto"/>
+            </w:pPr>
+            <w:r>
+              <w:rPr>
+                <w:rFonts w:ascii="Microsoft YaHei" w:hAnsi="Microsoft YaHei"/>
+                <w:color w:val="000"/>
+                <w:sz w:val="15"/>
+                <w:szCs w:val="15"/>
+              </w:rPr>
+            </w:r>
+          </w:p>
+        </w:tc>
+        <w:tc>
+          <w:tcPr>
+            <w:gridSpan w:val="1"/>
+            <w:vAlign w:val="top"/>
+          </w:tcPr>
+          <w:p>
+            <w:pPr>
+              <w:keepNext w:val="0"/>
+              <w:keepLines w:val="0"/>
+              <w:pageBreakBefore w:val="0"/>
+              <w:widowControl/>
+              <w:kinsoku/>
+              <w:wordWrap/>
+              <w:overflowPunct/>
+              <w:topLinePunct w:val="0"/>
+              <w:autoSpaceDE/>
+              <w:autoSpaceDN/>
+              <w:bidi w:val="0"/>
+              <w:adjustRightInd/>
+              <w:snapToGrid/>
+              <w:spacing w:before="100" w:after="100" w:line="240" w:lineRule="atLeast"/>
+              <w:jc w:val="left"/>
+              <w:textAlignment w:val="auto"/>
+            </w:pPr>
+            <w:r>
+              <w:rPr>
+                <w:rFonts w:ascii="Microsoft YaHei" w:hAnsi="Microsoft YaHei"/>
+                <w:color w:val="000"/>
+                <w:sz w:val="15"/>
+                <w:szCs w:val="15"/>
+              </w:rPr>
+              <w:t>YES</w:t>
+            </w:r>
+          </w:p>
+        </w:tc>
+        <w:tc>
+          <w:tcPr>
+            <w:gridSpan w:val="1"/>
+            <w:vAlign w:val="top"/>
+          </w:tcPr>
+          <w:p>
+            <w:pPr>
+              <w:keepNext w:val="0"/>
+              <w:keepLines w:val="0"/>
+              <w:pageBreakBefore w:val="0"/>
+              <w:widowControl/>
+              <w:kinsoku/>
+              <w:wordWrap/>
+              <w:overflowPunct/>
+              <w:topLinePunct w:val="0"/>
+              <w:autoSpaceDE/>
+              <w:autoSpaceDN/>
+              <w:bidi w:val="0"/>
+              <w:adjustRightInd/>
+              <w:snapToGrid/>
+              <w:spacing w:before="100" w:after="100" w:line="240" w:lineRule="atLeast"/>
+              <w:jc w:val="left"/>
+              <w:textAlignment w:val="auto"/>
+            </w:pPr>
+            <w:r>
+              <w:rPr>
+                <w:rFonts w:ascii="Microsoft YaHei" w:hAnsi="Microsoft YaHei"/>
+                <w:color w:val="000"/>
+                <w:sz w:val="15"/>
+                <w:szCs w:val="15"/>
+              </w:rPr>
+            </w:r>
+          </w:p>
+        </w:tc>
+      </w:tr>
     </w:tbl>
     <w:p>
       <w:pPr>
@@ -7570,6 +7780,1538 @@
                 <w:szCs w:val="15"/>
               </w:rPr>
               <w:t>normal</w:t>
+            </w:r>
+          </w:p>
+        </w:tc>
+      </w:tr>
+    </w:tbl>
+    <w:p>
+      <w:pPr>
+        <w:ind/>
+      </w:pPr>
+      <w:r>
+        <w:br/>
+      </w:r>
+    </w:p>
+    <w:p>
+      <w:pPr>
+        <w:ind/>
+      </w:pPr>
+      <w:r>
+        <w:br/>
+      </w:r>
+    </w:p>
+    <w:p>
+      <w:pPr>
+        <w:ind/>
+      </w:pPr>
+      <w:r>
+        <w:t>book_discount</w:t>
+      </w:r>
+    </w:p>
+    <w:tbl>
+      <w:tblPr>
+        <w:tblStyle w:val="a3"/>
+        <w:tblW w:w="0" w:type="auto"/>
+        <w:tblInd w:w="0" w:type="dxa"/>
+        <w:tblLook w:val="04A0" w:firstRow="1" w:lastRow="0" w:firstColumn="1" w:lastColumn="0" w:noHBand="0" w:noVBand="1"/>
+        <w:tblBorders>
+          <w:top w:val="single" w:sz="1" w:space="0" w:color="000000"/>
+          <w:bottom w:val="single" w:sz="1" w:space="0" w:color="000000"/>
+          <w:left w:val="single" w:sz="1" w:space="0" w:color="000000"/>
+          <w:right w:val="single" w:sz="1" w:space="0" w:color="000000"/>
+          <w:insideH w:val="single" w:sz="1" w:space="0" w:color="000000"/>
+          <w:insideV w:val="single" w:sz="1" w:space="0" w:color="000000"/>
+        </w:tblBorders>
+      </w:tblPr>
+      <w:tblLayout w:type="auto"/>
+      <w:tblGrid>
+        <w:gridCol w:w="20"/>
+        <w:gridCol w:w="20"/>
+        <w:gridCol w:w="20"/>
+        <w:gridCol w:w="40"/>
+        <w:gridCol w:w="20"/>
+        <w:gridCol w:w="20"/>
+      </w:tblGrid>
+      <w:tr>
+        <w:tc>
+          <w:tcPr>
+            <w:gridSpan w:val="1"/>
+            <w:vAlign w:val="top"/>
+            <w:shd w:val="clear" w:color="auto" w:fill="" w:themeFill="" w:themeFillTint="25"/>
+          </w:tcPr>
+          <w:p>
+            <w:pPr>
+              <w:keepNext w:val="0"/>
+              <w:keepLines w:val="0"/>
+              <w:pageBreakBefore w:val="0"/>
+              <w:widowControl/>
+              <w:kinsoku/>
+              <w:wordWrap/>
+              <w:overflowPunct/>
+              <w:topLinePunct w:val="0"/>
+              <w:autoSpaceDE/>
+              <w:autoSpaceDN/>
+              <w:bidi w:val="0"/>
+              <w:adjustRightInd/>
+              <w:snapToGrid/>
+              <w:spacing w:before="100" w:after="100" w:line="240" w:lineRule="atLeast"/>
+              <w:jc w:val="center"/>
+              <w:textAlignment w:val="auto"/>
+            </w:pPr>
+            <w:r>
+              <w:rPr>
+                <w:rFonts w:ascii="Microsoft YaHei" w:hAnsi="Microsoft YaHei"/>
+                <w:color w:val="000"/>
+                <w:b/>
+                <w:sz w:val="16"/>
+                <w:szCs w:val="16"/>
+              </w:rPr>
+              <w:t>Column</w:t>
+            </w:r>
+          </w:p>
+        </w:tc>
+        <w:tc>
+          <w:tcPr>
+            <w:gridSpan w:val="1"/>
+            <w:vAlign w:val="top"/>
+            <w:shd w:val="clear" w:color="auto" w:fill="" w:themeFill="" w:themeFillTint="25"/>
+          </w:tcPr>
+          <w:p>
+            <w:pPr>
+              <w:keepNext w:val="0"/>
+              <w:keepLines w:val="0"/>
+              <w:pageBreakBefore w:val="0"/>
+              <w:widowControl/>
+              <w:kinsoku/>
+              <w:wordWrap/>
+              <w:overflowPunct/>
+              <w:topLinePunct w:val="0"/>
+              <w:autoSpaceDE/>
+              <w:autoSpaceDN/>
+              <w:bidi w:val="0"/>
+              <w:adjustRightInd/>
+              <w:snapToGrid/>
+              <w:spacing w:before="100" w:after="100" w:line="240" w:lineRule="atLeast"/>
+              <w:jc w:val="center"/>
+              <w:textAlignment w:val="auto"/>
+            </w:pPr>
+            <w:r>
+              <w:rPr>
+                <w:rFonts w:ascii="Microsoft YaHei" w:hAnsi="Microsoft YaHei"/>
+                <w:color w:val="000"/>
+                <w:b/>
+                <w:sz w:val="16"/>
+                <w:szCs w:val="16"/>
+              </w:rPr>
+              <w:t>Type</w:t>
+            </w:r>
+          </w:p>
+        </w:tc>
+        <w:tc>
+          <w:tcPr>
+            <w:gridSpan w:val="1"/>
+            <w:vAlign w:val="top"/>
+            <w:shd w:val="clear" w:color="auto" w:fill="" w:themeFill="" w:themeFillTint="25"/>
+          </w:tcPr>
+          <w:p>
+            <w:pPr>
+              <w:keepNext w:val="0"/>
+              <w:keepLines w:val="0"/>
+              <w:pageBreakBefore w:val="0"/>
+              <w:widowControl/>
+              <w:kinsoku/>
+              <w:wordWrap/>
+              <w:overflowPunct/>
+              <w:topLinePunct w:val="0"/>
+              <w:autoSpaceDE/>
+              <w:autoSpaceDN/>
+              <w:bidi w:val="0"/>
+              <w:adjustRightInd/>
+              <w:snapToGrid/>
+              <w:spacing w:before="100" w:after="100" w:line="240" w:lineRule="atLeast"/>
+              <w:jc w:val="center"/>
+              <w:textAlignment w:val="auto"/>
+            </w:pPr>
+            <w:r>
+              <w:rPr>
+                <w:rFonts w:ascii="Microsoft YaHei" w:hAnsi="Microsoft YaHei"/>
+                <w:color w:val="000"/>
+                <w:b/>
+                <w:sz w:val="16"/>
+                <w:szCs w:val="16"/>
+              </w:rPr>
+              <w:t>Comment</w:t>
+            </w:r>
+          </w:p>
+        </w:tc>
+        <w:tc>
+          <w:tcPr>
+            <w:gridSpan w:val="1"/>
+            <w:vAlign w:val="top"/>
+            <w:tcW w:w="400" w:type="dxa"/>
+            <w:shd w:val="clear" w:color="auto" w:fill="" w:themeFill="" w:themeFillTint="25"/>
+          </w:tcPr>
+          <w:p>
+            <w:pPr>
+              <w:keepNext w:val="0"/>
+              <w:keepLines w:val="0"/>
+              <w:pageBreakBefore w:val="0"/>
+              <w:widowControl/>
+              <w:kinsoku/>
+              <w:wordWrap/>
+              <w:overflowPunct/>
+              <w:topLinePunct w:val="0"/>
+              <w:autoSpaceDE/>
+              <w:autoSpaceDN/>
+              <w:bidi w:val="0"/>
+              <w:adjustRightInd/>
+              <w:snapToGrid/>
+              <w:spacing w:before="100" w:after="100" w:line="240" w:lineRule="atLeast"/>
+              <w:jc w:val="center"/>
+              <w:textAlignment w:val="auto"/>
+            </w:pPr>
+            <w:r>
+              <w:rPr>
+                <w:rFonts w:ascii="Microsoft YaHei" w:hAnsi="Microsoft YaHei"/>
+                <w:color w:val="000"/>
+                <w:b/>
+                <w:sz w:val="16"/>
+                <w:szCs w:val="16"/>
+              </w:rPr>
+              <w:t>PK</w:t>
+            </w:r>
+          </w:p>
+        </w:tc>
+        <w:tc>
+          <w:tcPr>
+            <w:gridSpan w:val="1"/>
+            <w:vAlign w:val="top"/>
+            <w:shd w:val="clear" w:color="auto" w:fill="" w:themeFill="" w:themeFillTint="25"/>
+          </w:tcPr>
+          <w:p>
+            <w:pPr>
+              <w:keepNext w:val="0"/>
+              <w:keepLines w:val="0"/>
+              <w:pageBreakBefore w:val="0"/>
+              <w:widowControl/>
+              <w:kinsoku/>
+              <w:wordWrap/>
+              <w:overflowPunct/>
+              <w:topLinePunct w:val="0"/>
+              <w:autoSpaceDE/>
+              <w:autoSpaceDN/>
+              <w:bidi w:val="0"/>
+              <w:adjustRightInd/>
+              <w:snapToGrid/>
+              <w:spacing w:before="100" w:after="100" w:line="240" w:lineRule="atLeast"/>
+              <w:jc w:val="center"/>
+              <w:textAlignment w:val="auto"/>
+            </w:pPr>
+            <w:r>
+              <w:rPr>
+                <w:rFonts w:ascii="Microsoft YaHei" w:hAnsi="Microsoft YaHei"/>
+                <w:color w:val="000"/>
+                <w:b/>
+                <w:sz w:val="16"/>
+                <w:szCs w:val="16"/>
+              </w:rPr>
+              <w:t>Nullable</w:t>
+            </w:r>
+          </w:p>
+        </w:tc>
+        <w:tc>
+          <w:tcPr>
+            <w:gridSpan w:val="1"/>
+            <w:vAlign w:val="top"/>
+            <w:shd w:val="clear" w:color="auto" w:fill="" w:themeFill="" w:themeFillTint="25"/>
+          </w:tcPr>
+          <w:p>
+            <w:pPr>
+              <w:keepNext w:val="0"/>
+              <w:keepLines w:val="0"/>
+              <w:pageBreakBefore w:val="0"/>
+              <w:widowControl/>
+              <w:kinsoku/>
+              <w:wordWrap/>
+              <w:overflowPunct/>
+              <w:topLinePunct w:val="0"/>
+              <w:autoSpaceDE/>
+              <w:autoSpaceDN/>
+              <w:bidi w:val="0"/>
+              <w:adjustRightInd/>
+              <w:snapToGrid/>
+              <w:spacing w:before="100" w:after="100" w:line="240" w:lineRule="atLeast"/>
+              <w:jc w:val="center"/>
+              <w:textAlignment w:val="auto"/>
+            </w:pPr>
+            <w:r>
+              <w:rPr>
+                <w:rFonts w:ascii="Microsoft YaHei" w:hAnsi="Microsoft YaHei"/>
+                <w:color w:val="000"/>
+                <w:b/>
+                <w:sz w:val="16"/>
+                <w:szCs w:val="16"/>
+              </w:rPr>
+              <w:t>Default</w:t>
+            </w:r>
+          </w:p>
+        </w:tc>
+      </w:tr>
+      <w:tr>
+        <w:tc>
+          <w:tcPr>
+            <w:gridSpan w:val="1"/>
+            <w:vAlign w:val="top"/>
+          </w:tcPr>
+          <w:p>
+            <w:pPr>
+              <w:keepNext w:val="0"/>
+              <w:keepLines w:val="0"/>
+              <w:pageBreakBefore w:val="0"/>
+              <w:widowControl/>
+              <w:kinsoku/>
+              <w:wordWrap/>
+              <w:overflowPunct/>
+              <w:topLinePunct w:val="0"/>
+              <w:autoSpaceDE/>
+              <w:autoSpaceDN/>
+              <w:bidi w:val="0"/>
+              <w:adjustRightInd/>
+              <w:snapToGrid/>
+              <w:spacing w:before="100" w:after="100" w:line="240" w:lineRule="atLeast"/>
+              <w:jc w:val="left"/>
+              <w:textAlignment w:val="auto"/>
+            </w:pPr>
+            <w:r>
+              <w:rPr>
+                <w:rFonts w:ascii="Microsoft YaHei" w:hAnsi="Microsoft YaHei"/>
+                <w:color w:val="000"/>
+                <w:sz w:val="15"/>
+                <w:szCs w:val="15"/>
+              </w:rPr>
+              <w:t>id</w:t>
+            </w:r>
+          </w:p>
+        </w:tc>
+        <w:tc>
+          <w:tcPr>
+            <w:gridSpan w:val="1"/>
+            <w:vAlign w:val="top"/>
+          </w:tcPr>
+          <w:p>
+            <w:pPr>
+              <w:keepNext w:val="0"/>
+              <w:keepLines w:val="0"/>
+              <w:pageBreakBefore w:val="0"/>
+              <w:widowControl/>
+              <w:kinsoku/>
+              <w:wordWrap/>
+              <w:overflowPunct/>
+              <w:topLinePunct w:val="0"/>
+              <w:autoSpaceDE/>
+              <w:autoSpaceDN/>
+              <w:bidi w:val="0"/>
+              <w:adjustRightInd/>
+              <w:snapToGrid/>
+              <w:spacing w:before="100" w:after="100" w:line="240" w:lineRule="atLeast"/>
+              <w:jc w:val="left"/>
+              <w:textAlignment w:val="auto"/>
+            </w:pPr>
+            <w:r>
+              <w:rPr>
+                <w:rFonts w:ascii="Microsoft YaHei" w:hAnsi="Microsoft YaHei"/>
+                <w:color w:val="000"/>
+                <w:sz w:val="15"/>
+                <w:szCs w:val="15"/>
+              </w:rPr>
+              <w:t>int</w:t>
+            </w:r>
+          </w:p>
+        </w:tc>
+        <w:tc>
+          <w:tcPr>
+            <w:gridSpan w:val="1"/>
+            <w:vAlign w:val="top"/>
+          </w:tcPr>
+          <w:p>
+            <w:pPr>
+              <w:keepNext w:val="0"/>
+              <w:keepLines w:val="0"/>
+              <w:pageBreakBefore w:val="0"/>
+              <w:widowControl/>
+              <w:kinsoku/>
+              <w:wordWrap/>
+              <w:overflowPunct/>
+              <w:topLinePunct w:val="0"/>
+              <w:autoSpaceDE/>
+              <w:autoSpaceDN/>
+              <w:bidi w:val="0"/>
+              <w:adjustRightInd/>
+              <w:snapToGrid/>
+              <w:spacing w:before="100" w:after="100" w:line="240" w:lineRule="atLeast"/>
+              <w:jc w:val="left"/>
+              <w:textAlignment w:val="auto"/>
+            </w:pPr>
+            <w:r>
+              <w:rPr>
+                <w:rFonts w:ascii="Microsoft YaHei" w:hAnsi="Microsoft YaHei"/>
+                <w:color w:val="000"/>
+                <w:sz w:val="15"/>
+                <w:szCs w:val="15"/>
+              </w:rPr>
+            </w:r>
+          </w:p>
+        </w:tc>
+        <w:tc>
+          <w:tcPr>
+            <w:gridSpan w:val="1"/>
+            <w:vAlign w:val="top"/>
+          </w:tcPr>
+          <w:p>
+            <w:pPr>
+              <w:keepNext w:val="0"/>
+              <w:keepLines w:val="0"/>
+              <w:pageBreakBefore w:val="0"/>
+              <w:widowControl/>
+              <w:kinsoku/>
+              <w:wordWrap/>
+              <w:overflowPunct/>
+              <w:topLinePunct w:val="0"/>
+              <w:autoSpaceDE/>
+              <w:autoSpaceDN/>
+              <w:bidi w:val="0"/>
+              <w:adjustRightInd/>
+              <w:snapToGrid/>
+              <w:spacing w:before="100" w:after="100" w:line="240" w:lineRule="atLeast"/>
+              <w:jc w:val="left"/>
+              <w:textAlignment w:val="auto"/>
+            </w:pPr>
+            <w:r>
+              <w:rPr>
+                <w:rFonts w:ascii="Microsoft YaHei" w:hAnsi="Microsoft YaHei"/>
+                <w:color w:val="000"/>
+                <w:sz w:val="15"/>
+                <w:szCs w:val="15"/>
+              </w:rPr>
+              <w:t>YES</w:t>
+            </w:r>
+          </w:p>
+        </w:tc>
+        <w:tc>
+          <w:tcPr>
+            <w:gridSpan w:val="1"/>
+            <w:vAlign w:val="top"/>
+          </w:tcPr>
+          <w:p>
+            <w:pPr>
+              <w:keepNext w:val="0"/>
+              <w:keepLines w:val="0"/>
+              <w:pageBreakBefore w:val="0"/>
+              <w:widowControl/>
+              <w:kinsoku/>
+              <w:wordWrap/>
+              <w:overflowPunct/>
+              <w:topLinePunct w:val="0"/>
+              <w:autoSpaceDE/>
+              <w:autoSpaceDN/>
+              <w:bidi w:val="0"/>
+              <w:adjustRightInd/>
+              <w:snapToGrid/>
+              <w:spacing w:before="100" w:after="100" w:line="240" w:lineRule="atLeast"/>
+              <w:jc w:val="left"/>
+              <w:textAlignment w:val="auto"/>
+            </w:pPr>
+            <w:r>
+              <w:rPr>
+                <w:rFonts w:ascii="Microsoft YaHei" w:hAnsi="Microsoft YaHei"/>
+                <w:color w:val="000"/>
+                <w:sz w:val="15"/>
+                <w:szCs w:val="15"/>
+              </w:rPr>
+              <w:t>NO</w:t>
+            </w:r>
+          </w:p>
+        </w:tc>
+        <w:tc>
+          <w:tcPr>
+            <w:gridSpan w:val="1"/>
+            <w:vAlign w:val="top"/>
+          </w:tcPr>
+          <w:p>
+            <w:pPr>
+              <w:keepNext w:val="0"/>
+              <w:keepLines w:val="0"/>
+              <w:pageBreakBefore w:val="0"/>
+              <w:widowControl/>
+              <w:kinsoku/>
+              <w:wordWrap/>
+              <w:overflowPunct/>
+              <w:topLinePunct w:val="0"/>
+              <w:autoSpaceDE/>
+              <w:autoSpaceDN/>
+              <w:bidi w:val="0"/>
+              <w:adjustRightInd/>
+              <w:snapToGrid/>
+              <w:spacing w:before="100" w:after="100" w:line="240" w:lineRule="atLeast"/>
+              <w:jc w:val="left"/>
+              <w:textAlignment w:val="auto"/>
+            </w:pPr>
+            <w:r>
+              <w:rPr>
+                <w:rFonts w:ascii="Microsoft YaHei" w:hAnsi="Microsoft YaHei"/>
+                <w:color w:val="000"/>
+                <w:sz w:val="15"/>
+                <w:szCs w:val="15"/>
+              </w:rPr>
+            </w:r>
+          </w:p>
+        </w:tc>
+      </w:tr>
+      <w:tr>
+        <w:tc>
+          <w:tcPr>
+            <w:gridSpan w:val="1"/>
+            <w:vAlign w:val="top"/>
+          </w:tcPr>
+          <w:p>
+            <w:pPr>
+              <w:keepNext w:val="0"/>
+              <w:keepLines w:val="0"/>
+              <w:pageBreakBefore w:val="0"/>
+              <w:widowControl/>
+              <w:kinsoku/>
+              <w:wordWrap/>
+              <w:overflowPunct/>
+              <w:topLinePunct w:val="0"/>
+              <w:autoSpaceDE/>
+              <w:autoSpaceDN/>
+              <w:bidi w:val="0"/>
+              <w:adjustRightInd/>
+              <w:snapToGrid/>
+              <w:spacing w:before="100" w:after="100" w:line="240" w:lineRule="atLeast"/>
+              <w:jc w:val="left"/>
+              <w:textAlignment w:val="auto"/>
+            </w:pPr>
+            <w:r>
+              <w:rPr>
+                <w:rFonts w:ascii="Microsoft YaHei" w:hAnsi="Microsoft YaHei"/>
+                <w:color w:val="000"/>
+                <w:sz w:val="15"/>
+                <w:szCs w:val="15"/>
+              </w:rPr>
+              <w:t>book_id</w:t>
+            </w:r>
+          </w:p>
+        </w:tc>
+        <w:tc>
+          <w:tcPr>
+            <w:gridSpan w:val="1"/>
+            <w:vAlign w:val="top"/>
+          </w:tcPr>
+          <w:p>
+            <w:pPr>
+              <w:keepNext w:val="0"/>
+              <w:keepLines w:val="0"/>
+              <w:pageBreakBefore w:val="0"/>
+              <w:widowControl/>
+              <w:kinsoku/>
+              <w:wordWrap/>
+              <w:overflowPunct/>
+              <w:topLinePunct w:val="0"/>
+              <w:autoSpaceDE/>
+              <w:autoSpaceDN/>
+              <w:bidi w:val="0"/>
+              <w:adjustRightInd/>
+              <w:snapToGrid/>
+              <w:spacing w:before="100" w:after="100" w:line="240" w:lineRule="atLeast"/>
+              <w:jc w:val="left"/>
+              <w:textAlignment w:val="auto"/>
+            </w:pPr>
+            <w:r>
+              <w:rPr>
+                <w:rFonts w:ascii="Microsoft YaHei" w:hAnsi="Microsoft YaHei"/>
+                <w:color w:val="000"/>
+                <w:sz w:val="15"/>
+                <w:szCs w:val="15"/>
+              </w:rPr>
+              <w:t>int</w:t>
+            </w:r>
+          </w:p>
+        </w:tc>
+        <w:tc>
+          <w:tcPr>
+            <w:gridSpan w:val="1"/>
+            <w:vAlign w:val="top"/>
+          </w:tcPr>
+          <w:p>
+            <w:pPr>
+              <w:keepNext w:val="0"/>
+              <w:keepLines w:val="0"/>
+              <w:pageBreakBefore w:val="0"/>
+              <w:widowControl/>
+              <w:kinsoku/>
+              <w:wordWrap/>
+              <w:overflowPunct/>
+              <w:topLinePunct w:val="0"/>
+              <w:autoSpaceDE/>
+              <w:autoSpaceDN/>
+              <w:bidi w:val="0"/>
+              <w:adjustRightInd/>
+              <w:snapToGrid/>
+              <w:spacing w:before="100" w:after="100" w:line="240" w:lineRule="atLeast"/>
+              <w:jc w:val="left"/>
+              <w:textAlignment w:val="auto"/>
+            </w:pPr>
+            <w:r>
+              <w:rPr>
+                <w:rFonts w:ascii="Microsoft YaHei" w:hAnsi="Microsoft YaHei"/>
+                <w:color w:val="000"/>
+                <w:sz w:val="15"/>
+                <w:szCs w:val="15"/>
+              </w:rPr>
+            </w:r>
+          </w:p>
+        </w:tc>
+        <w:tc>
+          <w:tcPr>
+            <w:gridSpan w:val="1"/>
+            <w:vAlign w:val="top"/>
+          </w:tcPr>
+          <w:p>
+            <w:pPr>
+              <w:keepNext w:val="0"/>
+              <w:keepLines w:val="0"/>
+              <w:pageBreakBefore w:val="0"/>
+              <w:widowControl/>
+              <w:kinsoku/>
+              <w:wordWrap/>
+              <w:overflowPunct/>
+              <w:topLinePunct w:val="0"/>
+              <w:autoSpaceDE/>
+              <w:autoSpaceDN/>
+              <w:bidi w:val="0"/>
+              <w:adjustRightInd/>
+              <w:snapToGrid/>
+              <w:spacing w:before="100" w:after="100" w:line="240" w:lineRule="atLeast"/>
+              <w:jc w:val="left"/>
+              <w:textAlignment w:val="auto"/>
+            </w:pPr>
+            <w:r>
+              <w:rPr>
+                <w:rFonts w:ascii="Microsoft YaHei" w:hAnsi="Microsoft YaHei"/>
+                <w:color w:val="000"/>
+                <w:sz w:val="15"/>
+                <w:szCs w:val="15"/>
+              </w:rPr>
+            </w:r>
+          </w:p>
+        </w:tc>
+        <w:tc>
+          <w:tcPr>
+            <w:gridSpan w:val="1"/>
+            <w:vAlign w:val="top"/>
+          </w:tcPr>
+          <w:p>
+            <w:pPr>
+              <w:keepNext w:val="0"/>
+              <w:keepLines w:val="0"/>
+              <w:pageBreakBefore w:val="0"/>
+              <w:widowControl/>
+              <w:kinsoku/>
+              <w:wordWrap/>
+              <w:overflowPunct/>
+              <w:topLinePunct w:val="0"/>
+              <w:autoSpaceDE/>
+              <w:autoSpaceDN/>
+              <w:bidi w:val="0"/>
+              <w:adjustRightInd/>
+              <w:snapToGrid/>
+              <w:spacing w:before="100" w:after="100" w:line="240" w:lineRule="atLeast"/>
+              <w:jc w:val="left"/>
+              <w:textAlignment w:val="auto"/>
+            </w:pPr>
+            <w:r>
+              <w:rPr>
+                <w:rFonts w:ascii="Microsoft YaHei" w:hAnsi="Microsoft YaHei"/>
+                <w:color w:val="000"/>
+                <w:sz w:val="15"/>
+                <w:szCs w:val="15"/>
+              </w:rPr>
+              <w:t>NO</w:t>
+            </w:r>
+          </w:p>
+        </w:tc>
+        <w:tc>
+          <w:tcPr>
+            <w:gridSpan w:val="1"/>
+            <w:vAlign w:val="top"/>
+          </w:tcPr>
+          <w:p>
+            <w:pPr>
+              <w:keepNext w:val="0"/>
+              <w:keepLines w:val="0"/>
+              <w:pageBreakBefore w:val="0"/>
+              <w:widowControl/>
+              <w:kinsoku/>
+              <w:wordWrap/>
+              <w:overflowPunct/>
+              <w:topLinePunct w:val="0"/>
+              <w:autoSpaceDE/>
+              <w:autoSpaceDN/>
+              <w:bidi w:val="0"/>
+              <w:adjustRightInd/>
+              <w:snapToGrid/>
+              <w:spacing w:before="100" w:after="100" w:line="240" w:lineRule="atLeast"/>
+              <w:jc w:val="left"/>
+              <w:textAlignment w:val="auto"/>
+            </w:pPr>
+            <w:r>
+              <w:rPr>
+                <w:rFonts w:ascii="Microsoft YaHei" w:hAnsi="Microsoft YaHei"/>
+                <w:color w:val="000"/>
+                <w:sz w:val="15"/>
+                <w:szCs w:val="15"/>
+              </w:rPr>
+            </w:r>
+          </w:p>
+        </w:tc>
+      </w:tr>
+      <w:tr>
+        <w:tc>
+          <w:tcPr>
+            <w:gridSpan w:val="1"/>
+            <w:vAlign w:val="top"/>
+          </w:tcPr>
+          <w:p>
+            <w:pPr>
+              <w:keepNext w:val="0"/>
+              <w:keepLines w:val="0"/>
+              <w:pageBreakBefore w:val="0"/>
+              <w:widowControl/>
+              <w:kinsoku/>
+              <w:wordWrap/>
+              <w:overflowPunct/>
+              <w:topLinePunct w:val="0"/>
+              <w:autoSpaceDE/>
+              <w:autoSpaceDN/>
+              <w:bidi w:val="0"/>
+              <w:adjustRightInd/>
+              <w:snapToGrid/>
+              <w:spacing w:before="100" w:after="100" w:line="240" w:lineRule="atLeast"/>
+              <w:jc w:val="left"/>
+              <w:textAlignment w:val="auto"/>
+            </w:pPr>
+            <w:r>
+              <w:rPr>
+                <w:rFonts w:ascii="Microsoft YaHei" w:hAnsi="Microsoft YaHei"/>
+                <w:color w:val="000"/>
+                <w:sz w:val="15"/>
+                <w:szCs w:val="15"/>
+              </w:rPr>
+              <w:t>discount_price</w:t>
+            </w:r>
+          </w:p>
+        </w:tc>
+        <w:tc>
+          <w:tcPr>
+            <w:gridSpan w:val="1"/>
+            <w:vAlign w:val="top"/>
+          </w:tcPr>
+          <w:p>
+            <w:pPr>
+              <w:keepNext w:val="0"/>
+              <w:keepLines w:val="0"/>
+              <w:pageBreakBefore w:val="0"/>
+              <w:widowControl/>
+              <w:kinsoku/>
+              <w:wordWrap/>
+              <w:overflowPunct/>
+              <w:topLinePunct w:val="0"/>
+              <w:autoSpaceDE/>
+              <w:autoSpaceDN/>
+              <w:bidi w:val="0"/>
+              <w:adjustRightInd/>
+              <w:snapToGrid/>
+              <w:spacing w:before="100" w:after="100" w:line="240" w:lineRule="atLeast"/>
+              <w:jc w:val="left"/>
+              <w:textAlignment w:val="auto"/>
+            </w:pPr>
+            <w:r>
+              <w:rPr>
+                <w:rFonts w:ascii="Microsoft YaHei" w:hAnsi="Microsoft YaHei"/>
+                <w:color w:val="000"/>
+                <w:sz w:val="15"/>
+                <w:szCs w:val="15"/>
+              </w:rPr>
+              <w:t>decimal(10,2)</w:t>
+            </w:r>
+          </w:p>
+        </w:tc>
+        <w:tc>
+          <w:tcPr>
+            <w:gridSpan w:val="1"/>
+            <w:vAlign w:val="top"/>
+          </w:tcPr>
+          <w:p>
+            <w:pPr>
+              <w:keepNext w:val="0"/>
+              <w:keepLines w:val="0"/>
+              <w:pageBreakBefore w:val="0"/>
+              <w:widowControl/>
+              <w:kinsoku/>
+              <w:wordWrap/>
+              <w:overflowPunct/>
+              <w:topLinePunct w:val="0"/>
+              <w:autoSpaceDE/>
+              <w:autoSpaceDN/>
+              <w:bidi w:val="0"/>
+              <w:adjustRightInd/>
+              <w:snapToGrid/>
+              <w:spacing w:before="100" w:after="100" w:line="240" w:lineRule="atLeast"/>
+              <w:jc w:val="left"/>
+              <w:textAlignment w:val="auto"/>
+            </w:pPr>
+            <w:r>
+              <w:rPr>
+                <w:rFonts w:ascii="Microsoft YaHei" w:hAnsi="Microsoft YaHei"/>
+                <w:color w:val="000"/>
+                <w:sz w:val="15"/>
+                <w:szCs w:val="15"/>
+              </w:rPr>
+            </w:r>
+          </w:p>
+        </w:tc>
+        <w:tc>
+          <w:tcPr>
+            <w:gridSpan w:val="1"/>
+            <w:vAlign w:val="top"/>
+          </w:tcPr>
+          <w:p>
+            <w:pPr>
+              <w:keepNext w:val="0"/>
+              <w:keepLines w:val="0"/>
+              <w:pageBreakBefore w:val="0"/>
+              <w:widowControl/>
+              <w:kinsoku/>
+              <w:wordWrap/>
+              <w:overflowPunct/>
+              <w:topLinePunct w:val="0"/>
+              <w:autoSpaceDE/>
+              <w:autoSpaceDN/>
+              <w:bidi w:val="0"/>
+              <w:adjustRightInd/>
+              <w:snapToGrid/>
+              <w:spacing w:before="100" w:after="100" w:line="240" w:lineRule="atLeast"/>
+              <w:jc w:val="left"/>
+              <w:textAlignment w:val="auto"/>
+            </w:pPr>
+            <w:r>
+              <w:rPr>
+                <w:rFonts w:ascii="Microsoft YaHei" w:hAnsi="Microsoft YaHei"/>
+                <w:color w:val="000"/>
+                <w:sz w:val="15"/>
+                <w:szCs w:val="15"/>
+              </w:rPr>
+            </w:r>
+          </w:p>
+        </w:tc>
+        <w:tc>
+          <w:tcPr>
+            <w:gridSpan w:val="1"/>
+            <w:vAlign w:val="top"/>
+          </w:tcPr>
+          <w:p>
+            <w:pPr>
+              <w:keepNext w:val="0"/>
+              <w:keepLines w:val="0"/>
+              <w:pageBreakBefore w:val="0"/>
+              <w:widowControl/>
+              <w:kinsoku/>
+              <w:wordWrap/>
+              <w:overflowPunct/>
+              <w:topLinePunct w:val="0"/>
+              <w:autoSpaceDE/>
+              <w:autoSpaceDN/>
+              <w:bidi w:val="0"/>
+              <w:adjustRightInd/>
+              <w:snapToGrid/>
+              <w:spacing w:before="100" w:after="100" w:line="240" w:lineRule="atLeast"/>
+              <w:jc w:val="left"/>
+              <w:textAlignment w:val="auto"/>
+            </w:pPr>
+            <w:r>
+              <w:rPr>
+                <w:rFonts w:ascii="Microsoft YaHei" w:hAnsi="Microsoft YaHei"/>
+                <w:color w:val="000"/>
+                <w:sz w:val="15"/>
+                <w:szCs w:val="15"/>
+              </w:rPr>
+              <w:t>YES</w:t>
+            </w:r>
+          </w:p>
+        </w:tc>
+        <w:tc>
+          <w:tcPr>
+            <w:gridSpan w:val="1"/>
+            <w:vAlign w:val="top"/>
+          </w:tcPr>
+          <w:p>
+            <w:pPr>
+              <w:keepNext w:val="0"/>
+              <w:keepLines w:val="0"/>
+              <w:pageBreakBefore w:val="0"/>
+              <w:widowControl/>
+              <w:kinsoku/>
+              <w:wordWrap/>
+              <w:overflowPunct/>
+              <w:topLinePunct w:val="0"/>
+              <w:autoSpaceDE/>
+              <w:autoSpaceDN/>
+              <w:bidi w:val="0"/>
+              <w:adjustRightInd/>
+              <w:snapToGrid/>
+              <w:spacing w:before="100" w:after="100" w:line="240" w:lineRule="atLeast"/>
+              <w:jc w:val="left"/>
+              <w:textAlignment w:val="auto"/>
+            </w:pPr>
+            <w:r>
+              <w:rPr>
+                <w:rFonts w:ascii="Microsoft YaHei" w:hAnsi="Microsoft YaHei"/>
+                <w:color w:val="000"/>
+                <w:sz w:val="15"/>
+                <w:szCs w:val="15"/>
+              </w:rPr>
+            </w:r>
+          </w:p>
+        </w:tc>
+      </w:tr>
+      <w:tr>
+        <w:tc>
+          <w:tcPr>
+            <w:gridSpan w:val="1"/>
+            <w:vAlign w:val="top"/>
+          </w:tcPr>
+          <w:p>
+            <w:pPr>
+              <w:keepNext w:val="0"/>
+              <w:keepLines w:val="0"/>
+              <w:pageBreakBefore w:val="0"/>
+              <w:widowControl/>
+              <w:kinsoku/>
+              <w:wordWrap/>
+              <w:overflowPunct/>
+              <w:topLinePunct w:val="0"/>
+              <w:autoSpaceDE/>
+              <w:autoSpaceDN/>
+              <w:bidi w:val="0"/>
+              <w:adjustRightInd/>
+              <w:snapToGrid/>
+              <w:spacing w:before="100" w:after="100" w:line="240" w:lineRule="atLeast"/>
+              <w:jc w:val="left"/>
+              <w:textAlignment w:val="auto"/>
+            </w:pPr>
+            <w:r>
+              <w:rPr>
+                <w:rFonts w:ascii="Microsoft YaHei" w:hAnsi="Microsoft YaHei"/>
+                <w:color w:val="000"/>
+                <w:sz w:val="15"/>
+                <w:szCs w:val="15"/>
+              </w:rPr>
+              <w:t>discount_rate</w:t>
+            </w:r>
+          </w:p>
+        </w:tc>
+        <w:tc>
+          <w:tcPr>
+            <w:gridSpan w:val="1"/>
+            <w:vAlign w:val="top"/>
+          </w:tcPr>
+          <w:p>
+            <w:pPr>
+              <w:keepNext w:val="0"/>
+              <w:keepLines w:val="0"/>
+              <w:pageBreakBefore w:val="0"/>
+              <w:widowControl/>
+              <w:kinsoku/>
+              <w:wordWrap/>
+              <w:overflowPunct/>
+              <w:topLinePunct w:val="0"/>
+              <w:autoSpaceDE/>
+              <w:autoSpaceDN/>
+              <w:bidi w:val="0"/>
+              <w:adjustRightInd/>
+              <w:snapToGrid/>
+              <w:spacing w:before="100" w:after="100" w:line="240" w:lineRule="atLeast"/>
+              <w:jc w:val="left"/>
+              <w:textAlignment w:val="auto"/>
+            </w:pPr>
+            <w:r>
+              <w:rPr>
+                <w:rFonts w:ascii="Microsoft YaHei" w:hAnsi="Microsoft YaHei"/>
+                <w:color w:val="000"/>
+                <w:sz w:val="15"/>
+                <w:szCs w:val="15"/>
+              </w:rPr>
+              <w:t>varchar(10)</w:t>
+            </w:r>
+          </w:p>
+        </w:tc>
+        <w:tc>
+          <w:tcPr>
+            <w:gridSpan w:val="1"/>
+            <w:vAlign w:val="top"/>
+          </w:tcPr>
+          <w:p>
+            <w:pPr>
+              <w:keepNext w:val="0"/>
+              <w:keepLines w:val="0"/>
+              <w:pageBreakBefore w:val="0"/>
+              <w:widowControl/>
+              <w:kinsoku/>
+              <w:wordWrap/>
+              <w:overflowPunct/>
+              <w:topLinePunct w:val="0"/>
+              <w:autoSpaceDE/>
+              <w:autoSpaceDN/>
+              <w:bidi w:val="0"/>
+              <w:adjustRightInd/>
+              <w:snapToGrid/>
+              <w:spacing w:before="100" w:after="100" w:line="240" w:lineRule="atLeast"/>
+              <w:jc w:val="left"/>
+              <w:textAlignment w:val="auto"/>
+            </w:pPr>
+            <w:r>
+              <w:rPr>
+                <w:rFonts w:ascii="Microsoft YaHei" w:hAnsi="Microsoft YaHei"/>
+                <w:color w:val="000"/>
+                <w:sz w:val="15"/>
+                <w:szCs w:val="15"/>
+              </w:rPr>
+            </w:r>
+          </w:p>
+        </w:tc>
+        <w:tc>
+          <w:tcPr>
+            <w:gridSpan w:val="1"/>
+            <w:vAlign w:val="top"/>
+          </w:tcPr>
+          <w:p>
+            <w:pPr>
+              <w:keepNext w:val="0"/>
+              <w:keepLines w:val="0"/>
+              <w:pageBreakBefore w:val="0"/>
+              <w:widowControl/>
+              <w:kinsoku/>
+              <w:wordWrap/>
+              <w:overflowPunct/>
+              <w:topLinePunct w:val="0"/>
+              <w:autoSpaceDE/>
+              <w:autoSpaceDN/>
+              <w:bidi w:val="0"/>
+              <w:adjustRightInd/>
+              <w:snapToGrid/>
+              <w:spacing w:before="100" w:after="100" w:line="240" w:lineRule="atLeast"/>
+              <w:jc w:val="left"/>
+              <w:textAlignment w:val="auto"/>
+            </w:pPr>
+            <w:r>
+              <w:rPr>
+                <w:rFonts w:ascii="Microsoft YaHei" w:hAnsi="Microsoft YaHei"/>
+                <w:color w:val="000"/>
+                <w:sz w:val="15"/>
+                <w:szCs w:val="15"/>
+              </w:rPr>
+            </w:r>
+          </w:p>
+        </w:tc>
+        <w:tc>
+          <w:tcPr>
+            <w:gridSpan w:val="1"/>
+            <w:vAlign w:val="top"/>
+          </w:tcPr>
+          <w:p>
+            <w:pPr>
+              <w:keepNext w:val="0"/>
+              <w:keepLines w:val="0"/>
+              <w:pageBreakBefore w:val="0"/>
+              <w:widowControl/>
+              <w:kinsoku/>
+              <w:wordWrap/>
+              <w:overflowPunct/>
+              <w:topLinePunct w:val="0"/>
+              <w:autoSpaceDE/>
+              <w:autoSpaceDN/>
+              <w:bidi w:val="0"/>
+              <w:adjustRightInd/>
+              <w:snapToGrid/>
+              <w:spacing w:before="100" w:after="100" w:line="240" w:lineRule="atLeast"/>
+              <w:jc w:val="left"/>
+              <w:textAlignment w:val="auto"/>
+            </w:pPr>
+            <w:r>
+              <w:rPr>
+                <w:rFonts w:ascii="Microsoft YaHei" w:hAnsi="Microsoft YaHei"/>
+                <w:color w:val="000"/>
+                <w:sz w:val="15"/>
+                <w:szCs w:val="15"/>
+              </w:rPr>
+              <w:t>YES</w:t>
+            </w:r>
+          </w:p>
+        </w:tc>
+        <w:tc>
+          <w:tcPr>
+            <w:gridSpan w:val="1"/>
+            <w:vAlign w:val="top"/>
+          </w:tcPr>
+          <w:p>
+            <w:pPr>
+              <w:keepNext w:val="0"/>
+              <w:keepLines w:val="0"/>
+              <w:pageBreakBefore w:val="0"/>
+              <w:widowControl/>
+              <w:kinsoku/>
+              <w:wordWrap/>
+              <w:overflowPunct/>
+              <w:topLinePunct w:val="0"/>
+              <w:autoSpaceDE/>
+              <w:autoSpaceDN/>
+              <w:bidi w:val="0"/>
+              <w:adjustRightInd/>
+              <w:snapToGrid/>
+              <w:spacing w:before="100" w:after="100" w:line="240" w:lineRule="atLeast"/>
+              <w:jc w:val="left"/>
+              <w:textAlignment w:val="auto"/>
+            </w:pPr>
+            <w:r>
+              <w:rPr>
+                <w:rFonts w:ascii="Microsoft YaHei" w:hAnsi="Microsoft YaHei"/>
+                <w:color w:val="000"/>
+                <w:sz w:val="15"/>
+                <w:szCs w:val="15"/>
+              </w:rPr>
+            </w:r>
+          </w:p>
+        </w:tc>
+      </w:tr>
+      <w:tr>
+        <w:tc>
+          <w:tcPr>
+            <w:gridSpan w:val="1"/>
+            <w:vAlign w:val="top"/>
+          </w:tcPr>
+          <w:p>
+            <w:pPr>
+              <w:keepNext w:val="0"/>
+              <w:keepLines w:val="0"/>
+              <w:pageBreakBefore w:val="0"/>
+              <w:widowControl/>
+              <w:kinsoku/>
+              <w:wordWrap/>
+              <w:overflowPunct/>
+              <w:topLinePunct w:val="0"/>
+              <w:autoSpaceDE/>
+              <w:autoSpaceDN/>
+              <w:bidi w:val="0"/>
+              <w:adjustRightInd/>
+              <w:snapToGrid/>
+              <w:spacing w:before="100" w:after="100" w:line="240" w:lineRule="atLeast"/>
+              <w:jc w:val="left"/>
+              <w:textAlignment w:val="auto"/>
+            </w:pPr>
+            <w:r>
+              <w:rPr>
+                <w:rFonts w:ascii="Microsoft YaHei" w:hAnsi="Microsoft YaHei"/>
+                <w:color w:val="000"/>
+                <w:sz w:val="15"/>
+                <w:szCs w:val="15"/>
+              </w:rPr>
+              <w:t>created_at</w:t>
+            </w:r>
+          </w:p>
+        </w:tc>
+        <w:tc>
+          <w:tcPr>
+            <w:gridSpan w:val="1"/>
+            <w:vAlign w:val="top"/>
+          </w:tcPr>
+          <w:p>
+            <w:pPr>
+              <w:keepNext w:val="0"/>
+              <w:keepLines w:val="0"/>
+              <w:pageBreakBefore w:val="0"/>
+              <w:widowControl/>
+              <w:kinsoku/>
+              <w:wordWrap/>
+              <w:overflowPunct/>
+              <w:topLinePunct w:val="0"/>
+              <w:autoSpaceDE/>
+              <w:autoSpaceDN/>
+              <w:bidi w:val="0"/>
+              <w:adjustRightInd/>
+              <w:snapToGrid/>
+              <w:spacing w:before="100" w:after="100" w:line="240" w:lineRule="atLeast"/>
+              <w:jc w:val="left"/>
+              <w:textAlignment w:val="auto"/>
+            </w:pPr>
+            <w:r>
+              <w:rPr>
+                <w:rFonts w:ascii="Microsoft YaHei" w:hAnsi="Microsoft YaHei"/>
+                <w:color w:val="000"/>
+                <w:sz w:val="15"/>
+                <w:szCs w:val="15"/>
+              </w:rPr>
+              <w:t>timestamp</w:t>
+            </w:r>
+          </w:p>
+        </w:tc>
+        <w:tc>
+          <w:tcPr>
+            <w:gridSpan w:val="1"/>
+            <w:vAlign w:val="top"/>
+          </w:tcPr>
+          <w:p>
+            <w:pPr>
+              <w:keepNext w:val="0"/>
+              <w:keepLines w:val="0"/>
+              <w:pageBreakBefore w:val="0"/>
+              <w:widowControl/>
+              <w:kinsoku/>
+              <w:wordWrap/>
+              <w:overflowPunct/>
+              <w:topLinePunct w:val="0"/>
+              <w:autoSpaceDE/>
+              <w:autoSpaceDN/>
+              <w:bidi w:val="0"/>
+              <w:adjustRightInd/>
+              <w:snapToGrid/>
+              <w:spacing w:before="100" w:after="100" w:line="240" w:lineRule="atLeast"/>
+              <w:jc w:val="left"/>
+              <w:textAlignment w:val="auto"/>
+            </w:pPr>
+            <w:r>
+              <w:rPr>
+                <w:rFonts w:ascii="Microsoft YaHei" w:hAnsi="Microsoft YaHei"/>
+                <w:color w:val="000"/>
+                <w:sz w:val="15"/>
+                <w:szCs w:val="15"/>
+              </w:rPr>
+            </w:r>
+          </w:p>
+        </w:tc>
+        <w:tc>
+          <w:tcPr>
+            <w:gridSpan w:val="1"/>
+            <w:vAlign w:val="top"/>
+          </w:tcPr>
+          <w:p>
+            <w:pPr>
+              <w:keepNext w:val="0"/>
+              <w:keepLines w:val="0"/>
+              <w:pageBreakBefore w:val="0"/>
+              <w:widowControl/>
+              <w:kinsoku/>
+              <w:wordWrap/>
+              <w:overflowPunct/>
+              <w:topLinePunct w:val="0"/>
+              <w:autoSpaceDE/>
+              <w:autoSpaceDN/>
+              <w:bidi w:val="0"/>
+              <w:adjustRightInd/>
+              <w:snapToGrid/>
+              <w:spacing w:before="100" w:after="100" w:line="240" w:lineRule="atLeast"/>
+              <w:jc w:val="left"/>
+              <w:textAlignment w:val="auto"/>
+            </w:pPr>
+            <w:r>
+              <w:rPr>
+                <w:rFonts w:ascii="Microsoft YaHei" w:hAnsi="Microsoft YaHei"/>
+                <w:color w:val="000"/>
+                <w:sz w:val="15"/>
+                <w:szCs w:val="15"/>
+              </w:rPr>
+            </w:r>
+          </w:p>
+        </w:tc>
+        <w:tc>
+          <w:tcPr>
+            <w:gridSpan w:val="1"/>
+            <w:vAlign w:val="top"/>
+          </w:tcPr>
+          <w:p>
+            <w:pPr>
+              <w:keepNext w:val="0"/>
+              <w:keepLines w:val="0"/>
+              <w:pageBreakBefore w:val="0"/>
+              <w:widowControl/>
+              <w:kinsoku/>
+              <w:wordWrap/>
+              <w:overflowPunct/>
+              <w:topLinePunct w:val="0"/>
+              <w:autoSpaceDE/>
+              <w:autoSpaceDN/>
+              <w:bidi w:val="0"/>
+              <w:adjustRightInd/>
+              <w:snapToGrid/>
+              <w:spacing w:before="100" w:after="100" w:line="240" w:lineRule="atLeast"/>
+              <w:jc w:val="left"/>
+              <w:textAlignment w:val="auto"/>
+            </w:pPr>
+            <w:r>
+              <w:rPr>
+                <w:rFonts w:ascii="Microsoft YaHei" w:hAnsi="Microsoft YaHei"/>
+                <w:color w:val="000"/>
+                <w:sz w:val="15"/>
+                <w:szCs w:val="15"/>
+              </w:rPr>
+              <w:t>YES</w:t>
+            </w:r>
+          </w:p>
+        </w:tc>
+        <w:tc>
+          <w:tcPr>
+            <w:gridSpan w:val="1"/>
+            <w:vAlign w:val="top"/>
+          </w:tcPr>
+          <w:p>
+            <w:pPr>
+              <w:keepNext w:val="0"/>
+              <w:keepLines w:val="0"/>
+              <w:pageBreakBefore w:val="0"/>
+              <w:widowControl/>
+              <w:kinsoku/>
+              <w:wordWrap/>
+              <w:overflowPunct/>
+              <w:topLinePunct w:val="0"/>
+              <w:autoSpaceDE/>
+              <w:autoSpaceDN/>
+              <w:bidi w:val="0"/>
+              <w:adjustRightInd/>
+              <w:snapToGrid/>
+              <w:spacing w:before="100" w:after="100" w:line="240" w:lineRule="atLeast"/>
+              <w:jc w:val="left"/>
+              <w:textAlignment w:val="auto"/>
+            </w:pPr>
+            <w:r>
+              <w:rPr>
+                <w:rFonts w:ascii="Microsoft YaHei" w:hAnsi="Microsoft YaHei"/>
+                <w:color w:val="000"/>
+                <w:sz w:val="15"/>
+                <w:szCs w:val="15"/>
+              </w:rPr>
+              <w:t>CURRENT_TIMESTAMP</w:t>
+            </w:r>
+          </w:p>
+        </w:tc>
+      </w:tr>
+      <w:tr>
+        <w:tc>
+          <w:tcPr>
+            <w:gridSpan w:val="1"/>
+            <w:vAlign w:val="top"/>
+          </w:tcPr>
+          <w:p>
+            <w:pPr>
+              <w:keepNext w:val="0"/>
+              <w:keepLines w:val="0"/>
+              <w:pageBreakBefore w:val="0"/>
+              <w:widowControl/>
+              <w:kinsoku/>
+              <w:wordWrap/>
+              <w:overflowPunct/>
+              <w:topLinePunct w:val="0"/>
+              <w:autoSpaceDE/>
+              <w:autoSpaceDN/>
+              <w:bidi w:val="0"/>
+              <w:adjustRightInd/>
+              <w:snapToGrid/>
+              <w:spacing w:before="100" w:after="100" w:line="240" w:lineRule="atLeast"/>
+              <w:jc w:val="left"/>
+              <w:textAlignment w:val="auto"/>
+            </w:pPr>
+            <w:r>
+              <w:rPr>
+                <w:rFonts w:ascii="Microsoft YaHei" w:hAnsi="Microsoft YaHei"/>
+                <w:color w:val="000"/>
+                <w:sz w:val="15"/>
+                <w:szCs w:val="15"/>
+              </w:rPr>
+              <w:t>book_type</w:t>
+            </w:r>
+          </w:p>
+        </w:tc>
+        <w:tc>
+          <w:tcPr>
+            <w:gridSpan w:val="1"/>
+            <w:vAlign w:val="top"/>
+          </w:tcPr>
+          <w:p>
+            <w:pPr>
+              <w:keepNext w:val="0"/>
+              <w:keepLines w:val="0"/>
+              <w:pageBreakBefore w:val="0"/>
+              <w:widowControl/>
+              <w:kinsoku/>
+              <w:wordWrap/>
+              <w:overflowPunct/>
+              <w:topLinePunct w:val="0"/>
+              <w:autoSpaceDE/>
+              <w:autoSpaceDN/>
+              <w:bidi w:val="0"/>
+              <w:adjustRightInd/>
+              <w:snapToGrid/>
+              <w:spacing w:before="100" w:after="100" w:line="240" w:lineRule="atLeast"/>
+              <w:jc w:val="left"/>
+              <w:textAlignment w:val="auto"/>
+            </w:pPr>
+            <w:r>
+              <w:rPr>
+                <w:rFonts w:ascii="Microsoft YaHei" w:hAnsi="Microsoft YaHei"/>
+                <w:color w:val="000"/>
+                <w:sz w:val="15"/>
+                <w:szCs w:val="15"/>
+              </w:rPr>
+              <w:t>tinyint</w:t>
+            </w:r>
+          </w:p>
+        </w:tc>
+        <w:tc>
+          <w:tcPr>
+            <w:gridSpan w:val="1"/>
+            <w:vAlign w:val="top"/>
+          </w:tcPr>
+          <w:p>
+            <w:pPr>
+              <w:keepNext w:val="0"/>
+              <w:keepLines w:val="0"/>
+              <w:pageBreakBefore w:val="0"/>
+              <w:widowControl/>
+              <w:kinsoku/>
+              <w:wordWrap/>
+              <w:overflowPunct/>
+              <w:topLinePunct w:val="0"/>
+              <w:autoSpaceDE/>
+              <w:autoSpaceDN/>
+              <w:bidi w:val="0"/>
+              <w:adjustRightInd/>
+              <w:snapToGrid/>
+              <w:spacing w:before="100" w:after="100" w:line="240" w:lineRule="atLeast"/>
+              <w:jc w:val="left"/>
+              <w:textAlignment w:val="auto"/>
+            </w:pPr>
+            <w:r>
+              <w:rPr>
+                <w:rFonts w:ascii="Microsoft YaHei" w:hAnsi="Microsoft YaHei"/>
+                <w:color w:val="000"/>
+                <w:sz w:val="15"/>
+                <w:szCs w:val="15"/>
+              </w:rPr>
+              <w:t>0-普通图书 1-新书</w:t>
+            </w:r>
+          </w:p>
+        </w:tc>
+        <w:tc>
+          <w:tcPr>
+            <w:gridSpan w:val="1"/>
+            <w:vAlign w:val="top"/>
+          </w:tcPr>
+          <w:p>
+            <w:pPr>
+              <w:keepNext w:val="0"/>
+              <w:keepLines w:val="0"/>
+              <w:pageBreakBefore w:val="0"/>
+              <w:widowControl/>
+              <w:kinsoku/>
+              <w:wordWrap/>
+              <w:overflowPunct/>
+              <w:topLinePunct w:val="0"/>
+              <w:autoSpaceDE/>
+              <w:autoSpaceDN/>
+              <w:bidi w:val="0"/>
+              <w:adjustRightInd/>
+              <w:snapToGrid/>
+              <w:spacing w:before="100" w:after="100" w:line="240" w:lineRule="atLeast"/>
+              <w:jc w:val="left"/>
+              <w:textAlignment w:val="auto"/>
+            </w:pPr>
+            <w:r>
+              <w:rPr>
+                <w:rFonts w:ascii="Microsoft YaHei" w:hAnsi="Microsoft YaHei"/>
+                <w:color w:val="000"/>
+                <w:sz w:val="15"/>
+                <w:szCs w:val="15"/>
+              </w:rPr>
+            </w:r>
+          </w:p>
+        </w:tc>
+        <w:tc>
+          <w:tcPr>
+            <w:gridSpan w:val="1"/>
+            <w:vAlign w:val="top"/>
+          </w:tcPr>
+          <w:p>
+            <w:pPr>
+              <w:keepNext w:val="0"/>
+              <w:keepLines w:val="0"/>
+              <w:pageBreakBefore w:val="0"/>
+              <w:widowControl/>
+              <w:kinsoku/>
+              <w:wordWrap/>
+              <w:overflowPunct/>
+              <w:topLinePunct w:val="0"/>
+              <w:autoSpaceDE/>
+              <w:autoSpaceDN/>
+              <w:bidi w:val="0"/>
+              <w:adjustRightInd/>
+              <w:snapToGrid/>
+              <w:spacing w:before="100" w:after="100" w:line="240" w:lineRule="atLeast"/>
+              <w:jc w:val="left"/>
+              <w:textAlignment w:val="auto"/>
+            </w:pPr>
+            <w:r>
+              <w:rPr>
+                <w:rFonts w:ascii="Microsoft YaHei" w:hAnsi="Microsoft YaHei"/>
+                <w:color w:val="000"/>
+                <w:sz w:val="15"/>
+                <w:szCs w:val="15"/>
+              </w:rPr>
+              <w:t>YES</w:t>
+            </w:r>
+          </w:p>
+        </w:tc>
+        <w:tc>
+          <w:tcPr>
+            <w:gridSpan w:val="1"/>
+            <w:vAlign w:val="top"/>
+          </w:tcPr>
+          <w:p>
+            <w:pPr>
+              <w:keepNext w:val="0"/>
+              <w:keepLines w:val="0"/>
+              <w:pageBreakBefore w:val="0"/>
+              <w:widowControl/>
+              <w:kinsoku/>
+              <w:wordWrap/>
+              <w:overflowPunct/>
+              <w:topLinePunct w:val="0"/>
+              <w:autoSpaceDE/>
+              <w:autoSpaceDN/>
+              <w:bidi w:val="0"/>
+              <w:adjustRightInd/>
+              <w:snapToGrid/>
+              <w:spacing w:before="100" w:after="100" w:line="240" w:lineRule="atLeast"/>
+              <w:jc w:val="left"/>
+              <w:textAlignment w:val="auto"/>
+            </w:pPr>
+            <w:r>
+              <w:rPr>
+                <w:rFonts w:ascii="Microsoft YaHei" w:hAnsi="Microsoft YaHei"/>
+                <w:color w:val="000"/>
+                <w:sz w:val="15"/>
+                <w:szCs w:val="15"/>
+              </w:rPr>
+              <w:t>0</w:t>
             </w:r>
           </w:p>
         </w:tc>
@@ -21414,6 +23156,216 @@
           </w:p>
         </w:tc>
       </w:tr>
+      <w:tr>
+        <w:tc>
+          <w:tcPr>
+            <w:gridSpan w:val="1"/>
+            <w:vAlign w:val="top"/>
+          </w:tcPr>
+          <w:p>
+            <w:pPr>
+              <w:keepNext w:val="0"/>
+              <w:keepLines w:val="0"/>
+              <w:pageBreakBefore w:val="0"/>
+              <w:widowControl/>
+              <w:kinsoku/>
+              <w:wordWrap/>
+              <w:overflowPunct/>
+              <w:topLinePunct w:val="0"/>
+              <w:autoSpaceDE/>
+              <w:autoSpaceDN/>
+              <w:bidi w:val="0"/>
+              <w:adjustRightInd/>
+              <w:snapToGrid/>
+              <w:spacing w:before="100" w:after="100" w:line="240" w:lineRule="atLeast"/>
+              <w:jc w:val="left"/>
+              <w:textAlignment w:val="auto"/>
+            </w:pPr>
+            <w:r>
+              <w:rPr>
+                <w:rFonts w:ascii="Microsoft YaHei" w:hAnsi="Microsoft YaHei"/>
+                <w:color w:val="000"/>
+                <w:sz w:val="15"/>
+                <w:szCs w:val="15"/>
+              </w:rPr>
+              <w:t>publisher</w:t>
+            </w:r>
+          </w:p>
+        </w:tc>
+        <w:tc>
+          <w:tcPr>
+            <w:gridSpan w:val="1"/>
+            <w:vAlign w:val="top"/>
+          </w:tcPr>
+          <w:p>
+            <w:pPr>
+              <w:keepNext w:val="0"/>
+              <w:keepLines w:val="0"/>
+              <w:pageBreakBefore w:val="0"/>
+              <w:widowControl/>
+              <w:kinsoku/>
+              <w:wordWrap/>
+              <w:overflowPunct/>
+              <w:topLinePunct w:val="0"/>
+              <w:autoSpaceDE/>
+              <w:autoSpaceDN/>
+              <w:bidi w:val="0"/>
+              <w:adjustRightInd/>
+              <w:snapToGrid/>
+              <w:spacing w:before="100" w:after="100" w:line="240" w:lineRule="atLeast"/>
+              <w:jc w:val="left"/>
+              <w:textAlignment w:val="auto"/>
+            </w:pPr>
+            <w:r>
+              <w:rPr>
+                <w:rFonts w:ascii="Microsoft YaHei" w:hAnsi="Microsoft YaHei"/>
+                <w:color w:val="000"/>
+                <w:sz w:val="15"/>
+                <w:szCs w:val="15"/>
+              </w:rPr>
+              <w:t>varchar(255)</w:t>
+            </w:r>
+          </w:p>
+        </w:tc>
+        <w:tc>
+          <w:tcPr>
+            <w:gridSpan w:val="1"/>
+            <w:vAlign w:val="top"/>
+          </w:tcPr>
+          <w:p>
+            <w:pPr>
+              <w:keepNext w:val="0"/>
+              <w:keepLines w:val="0"/>
+              <w:pageBreakBefore w:val="0"/>
+              <w:widowControl/>
+              <w:kinsoku/>
+              <w:wordWrap/>
+              <w:overflowPunct/>
+              <w:topLinePunct w:val="0"/>
+              <w:autoSpaceDE/>
+              <w:autoSpaceDN/>
+              <w:bidi w:val="0"/>
+              <w:adjustRightInd/>
+              <w:snapToGrid/>
+              <w:spacing w:before="100" w:after="100" w:line="240" w:lineRule="atLeast"/>
+              <w:jc w:val="left"/>
+              <w:textAlignment w:val="auto"/>
+            </w:pPr>
+            <w:r>
+              <w:rPr>
+                <w:rFonts w:ascii="Microsoft YaHei" w:hAnsi="Microsoft YaHei"/>
+                <w:color w:val="000"/>
+                <w:sz w:val="15"/>
+                <w:szCs w:val="15"/>
+              </w:rPr>
+              <w:t>出版社</w:t>
+            </w:r>
+          </w:p>
+        </w:tc>
+        <w:tc>
+          <w:tcPr>
+            <w:gridSpan w:val="1"/>
+            <w:vAlign w:val="top"/>
+          </w:tcPr>
+          <w:p>
+            <w:pPr>
+              <w:keepNext w:val="0"/>
+              <w:keepLines w:val="0"/>
+              <w:pageBreakBefore w:val="0"/>
+              <w:widowControl/>
+              <w:kinsoku/>
+              <w:wordWrap/>
+              <w:overflowPunct/>
+              <w:topLinePunct w:val="0"/>
+              <w:autoSpaceDE/>
+              <w:autoSpaceDN/>
+              <w:bidi w:val="0"/>
+              <w:adjustRightInd/>
+              <w:snapToGrid/>
+              <w:spacing w:before="100" w:after="100" w:line="240" w:lineRule="atLeast"/>
+              <w:jc w:val="left"/>
+              <w:textAlignment w:val="auto"/>
+            </w:pPr>
+            <w:r>
+              <w:rPr>
+                <w:rFonts w:ascii="Microsoft YaHei" w:hAnsi="Microsoft YaHei"/>
+                <w:color w:val="000"/>
+                <w:sz w:val="15"/>
+                <w:szCs w:val="15"/>
+              </w:rPr>
+            </w:r>
+          </w:p>
+        </w:tc>
+        <w:tc>
+          <w:tcPr>
+            <w:gridSpan w:val="1"/>
+            <w:vAlign w:val="top"/>
+          </w:tcPr>
+          <w:p>
+            <w:pPr>
+              <w:keepNext w:val="0"/>
+              <w:keepLines w:val="0"/>
+              <w:pageBreakBefore w:val="0"/>
+              <w:widowControl/>
+              <w:kinsoku/>
+              <w:wordWrap/>
+              <w:overflowPunct/>
+              <w:topLinePunct w:val="0"/>
+              <w:autoSpaceDE/>
+              <w:autoSpaceDN/>
+              <w:bidi w:val="0"/>
+              <w:adjustRightInd/>
+              <w:snapToGrid/>
+              <w:spacing w:before="100" w:after="100" w:line="240" w:lineRule="atLeast"/>
+              <w:jc w:val="left"/>
+              <w:textAlignment w:val="auto"/>
+            </w:pPr>
+            <w:r>
+              <w:rPr>
+                <w:rFonts w:ascii="Microsoft YaHei" w:hAnsi="Microsoft YaHei"/>
+                <w:color w:val="000"/>
+                <w:sz w:val="15"/>
+                <w:szCs w:val="15"/>
+              </w:rPr>
+              <w:t>YES</w:t>
+            </w:r>
+          </w:p>
+        </w:tc>
+        <w:tc>
+          <w:tcPr>
+            <w:gridSpan w:val="1"/>
+            <w:vAlign w:val="top"/>
+          </w:tcPr>
+          <w:p>
+            <w:pPr>
+              <w:keepNext w:val="0"/>
+              <w:keepLines w:val="0"/>
+              <w:pageBreakBefore w:val="0"/>
+              <w:widowControl/>
+              <w:kinsoku/>
+              <w:wordWrap/>
+              <w:overflowPunct/>
+              <w:topLinePunct w:val="0"/>
+              <w:autoSpaceDE/>
+              <w:autoSpaceDN/>
+              <w:bidi w:val="0"/>
+              <w:adjustRightInd/>
+              <w:snapToGrid/>
+              <w:spacing w:before="100" w:after="100" w:line="240" w:lineRule="atLeast"/>
+              <w:jc w:val="left"/>
+              <w:textAlignment w:val="auto"/>
+            </w:pPr>
+            <w:r>
+              <w:rPr>
+                <w:rFonts w:ascii="Microsoft YaHei" w:hAnsi="Microsoft YaHei"/>
+                <w:color w:val="000"/>
+                <w:sz w:val="15"/>
+                <w:szCs w:val="15"/>
+              </w:rPr>
+            </w:r>
+          </w:p>
+        </w:tc>
+      </w:tr>
     </w:tbl>
     <w:p>
       <w:pPr>
@@ -23790,6 +25742,846 @@
                 <w:szCs w:val="15"/>
               </w:rPr>
               <w:t>0</w:t>
+            </w:r>
+          </w:p>
+        </w:tc>
+      </w:tr>
+      <w:tr>
+        <w:tc>
+          <w:tcPr>
+            <w:gridSpan w:val="1"/>
+            <w:vAlign w:val="top"/>
+          </w:tcPr>
+          <w:p>
+            <w:pPr>
+              <w:keepNext w:val="0"/>
+              <w:keepLines w:val="0"/>
+              <w:pageBreakBefore w:val="0"/>
+              <w:widowControl/>
+              <w:kinsoku/>
+              <w:wordWrap/>
+              <w:overflowPunct/>
+              <w:topLinePunct w:val="0"/>
+              <w:autoSpaceDE/>
+              <w:autoSpaceDN/>
+              <w:bidi w:val="0"/>
+              <w:adjustRightInd/>
+              <w:snapToGrid/>
+              <w:spacing w:before="100" w:after="100" w:line="240" w:lineRule="atLeast"/>
+              <w:jc w:val="left"/>
+              <w:textAlignment w:val="auto"/>
+            </w:pPr>
+            <w:r>
+              <w:rPr>
+                <w:rFonts w:ascii="Microsoft YaHei" w:hAnsi="Microsoft YaHei"/>
+                <w:color w:val="000"/>
+                <w:sz w:val="15"/>
+                <w:szCs w:val="15"/>
+              </w:rPr>
+              <w:t>province</w:t>
+            </w:r>
+          </w:p>
+        </w:tc>
+        <w:tc>
+          <w:tcPr>
+            <w:gridSpan w:val="1"/>
+            <w:vAlign w:val="top"/>
+          </w:tcPr>
+          <w:p>
+            <w:pPr>
+              <w:keepNext w:val="0"/>
+              <w:keepLines w:val="0"/>
+              <w:pageBreakBefore w:val="0"/>
+              <w:widowControl/>
+              <w:kinsoku/>
+              <w:wordWrap/>
+              <w:overflowPunct/>
+              <w:topLinePunct w:val="0"/>
+              <w:autoSpaceDE/>
+              <w:autoSpaceDN/>
+              <w:bidi w:val="0"/>
+              <w:adjustRightInd/>
+              <w:snapToGrid/>
+              <w:spacing w:before="100" w:after="100" w:line="240" w:lineRule="atLeast"/>
+              <w:jc w:val="left"/>
+              <w:textAlignment w:val="auto"/>
+            </w:pPr>
+            <w:r>
+              <w:rPr>
+                <w:rFonts w:ascii="Microsoft YaHei" w:hAnsi="Microsoft YaHei"/>
+                <w:color w:val="000"/>
+                <w:sz w:val="15"/>
+                <w:szCs w:val="15"/>
+              </w:rPr>
+              <w:t>varchar(50)</w:t>
+            </w:r>
+          </w:p>
+        </w:tc>
+        <w:tc>
+          <w:tcPr>
+            <w:gridSpan w:val="1"/>
+            <w:vAlign w:val="top"/>
+          </w:tcPr>
+          <w:p>
+            <w:pPr>
+              <w:keepNext w:val="0"/>
+              <w:keepLines w:val="0"/>
+              <w:pageBreakBefore w:val="0"/>
+              <w:widowControl/>
+              <w:kinsoku/>
+              <w:wordWrap/>
+              <w:overflowPunct/>
+              <w:topLinePunct w:val="0"/>
+              <w:autoSpaceDE/>
+              <w:autoSpaceDN/>
+              <w:bidi w:val="0"/>
+              <w:adjustRightInd/>
+              <w:snapToGrid/>
+              <w:spacing w:before="100" w:after="100" w:line="240" w:lineRule="atLeast"/>
+              <w:jc w:val="left"/>
+              <w:textAlignment w:val="auto"/>
+            </w:pPr>
+            <w:r>
+              <w:rPr>
+                <w:rFonts w:ascii="Microsoft YaHei" w:hAnsi="Microsoft YaHei"/>
+                <w:color w:val="000"/>
+                <w:sz w:val="15"/>
+                <w:szCs w:val="15"/>
+              </w:rPr>
+              <w:t>省</w:t>
+            </w:r>
+          </w:p>
+        </w:tc>
+        <w:tc>
+          <w:tcPr>
+            <w:gridSpan w:val="1"/>
+            <w:vAlign w:val="top"/>
+          </w:tcPr>
+          <w:p>
+            <w:pPr>
+              <w:keepNext w:val="0"/>
+              <w:keepLines w:val="0"/>
+              <w:pageBreakBefore w:val="0"/>
+              <w:widowControl/>
+              <w:kinsoku/>
+              <w:wordWrap/>
+              <w:overflowPunct/>
+              <w:topLinePunct w:val="0"/>
+              <w:autoSpaceDE/>
+              <w:autoSpaceDN/>
+              <w:bidi w:val="0"/>
+              <w:adjustRightInd/>
+              <w:snapToGrid/>
+              <w:spacing w:before="100" w:after="100" w:line="240" w:lineRule="atLeast"/>
+              <w:jc w:val="left"/>
+              <w:textAlignment w:val="auto"/>
+            </w:pPr>
+            <w:r>
+              <w:rPr>
+                <w:rFonts w:ascii="Microsoft YaHei" w:hAnsi="Microsoft YaHei"/>
+                <w:color w:val="000"/>
+                <w:sz w:val="15"/>
+                <w:szCs w:val="15"/>
+              </w:rPr>
+            </w:r>
+          </w:p>
+        </w:tc>
+        <w:tc>
+          <w:tcPr>
+            <w:gridSpan w:val="1"/>
+            <w:vAlign w:val="top"/>
+          </w:tcPr>
+          <w:p>
+            <w:pPr>
+              <w:keepNext w:val="0"/>
+              <w:keepLines w:val="0"/>
+              <w:pageBreakBefore w:val="0"/>
+              <w:widowControl/>
+              <w:kinsoku/>
+              <w:wordWrap/>
+              <w:overflowPunct/>
+              <w:topLinePunct w:val="0"/>
+              <w:autoSpaceDE/>
+              <w:autoSpaceDN/>
+              <w:bidi w:val="0"/>
+              <w:adjustRightInd/>
+              <w:snapToGrid/>
+              <w:spacing w:before="100" w:after="100" w:line="240" w:lineRule="atLeast"/>
+              <w:jc w:val="left"/>
+              <w:textAlignment w:val="auto"/>
+            </w:pPr>
+            <w:r>
+              <w:rPr>
+                <w:rFonts w:ascii="Microsoft YaHei" w:hAnsi="Microsoft YaHei"/>
+                <w:color w:val="000"/>
+                <w:sz w:val="15"/>
+                <w:szCs w:val="15"/>
+              </w:rPr>
+              <w:t>YES</w:t>
+            </w:r>
+          </w:p>
+        </w:tc>
+        <w:tc>
+          <w:tcPr>
+            <w:gridSpan w:val="1"/>
+            <w:vAlign w:val="top"/>
+          </w:tcPr>
+          <w:p>
+            <w:pPr>
+              <w:keepNext w:val="0"/>
+              <w:keepLines w:val="0"/>
+              <w:pageBreakBefore w:val="0"/>
+              <w:widowControl/>
+              <w:kinsoku/>
+              <w:wordWrap/>
+              <w:overflowPunct/>
+              <w:topLinePunct w:val="0"/>
+              <w:autoSpaceDE/>
+              <w:autoSpaceDN/>
+              <w:bidi w:val="0"/>
+              <w:adjustRightInd/>
+              <w:snapToGrid/>
+              <w:spacing w:before="100" w:after="100" w:line="240" w:lineRule="atLeast"/>
+              <w:jc w:val="left"/>
+              <w:textAlignment w:val="auto"/>
+            </w:pPr>
+            <w:r>
+              <w:rPr>
+                <w:rFonts w:ascii="Microsoft YaHei" w:hAnsi="Microsoft YaHei"/>
+                <w:color w:val="000"/>
+                <w:sz w:val="15"/>
+                <w:szCs w:val="15"/>
+              </w:rPr>
+            </w:r>
+          </w:p>
+        </w:tc>
+      </w:tr>
+      <w:tr>
+        <w:tc>
+          <w:tcPr>
+            <w:gridSpan w:val="1"/>
+            <w:vAlign w:val="top"/>
+          </w:tcPr>
+          <w:p>
+            <w:pPr>
+              <w:keepNext w:val="0"/>
+              <w:keepLines w:val="0"/>
+              <w:pageBreakBefore w:val="0"/>
+              <w:widowControl/>
+              <w:kinsoku/>
+              <w:wordWrap/>
+              <w:overflowPunct/>
+              <w:topLinePunct w:val="0"/>
+              <w:autoSpaceDE/>
+              <w:autoSpaceDN/>
+              <w:bidi w:val="0"/>
+              <w:adjustRightInd/>
+              <w:snapToGrid/>
+              <w:spacing w:before="100" w:after="100" w:line="240" w:lineRule="atLeast"/>
+              <w:jc w:val="left"/>
+              <w:textAlignment w:val="auto"/>
+            </w:pPr>
+            <w:r>
+              <w:rPr>
+                <w:rFonts w:ascii="Microsoft YaHei" w:hAnsi="Microsoft YaHei"/>
+                <w:color w:val="000"/>
+                <w:sz w:val="15"/>
+                <w:szCs w:val="15"/>
+              </w:rPr>
+              <w:t>city</w:t>
+            </w:r>
+          </w:p>
+        </w:tc>
+        <w:tc>
+          <w:tcPr>
+            <w:gridSpan w:val="1"/>
+            <w:vAlign w:val="top"/>
+          </w:tcPr>
+          <w:p>
+            <w:pPr>
+              <w:keepNext w:val="0"/>
+              <w:keepLines w:val="0"/>
+              <w:pageBreakBefore w:val="0"/>
+              <w:widowControl/>
+              <w:kinsoku/>
+              <w:wordWrap/>
+              <w:overflowPunct/>
+              <w:topLinePunct w:val="0"/>
+              <w:autoSpaceDE/>
+              <w:autoSpaceDN/>
+              <w:bidi w:val="0"/>
+              <w:adjustRightInd/>
+              <w:snapToGrid/>
+              <w:spacing w:before="100" w:after="100" w:line="240" w:lineRule="atLeast"/>
+              <w:jc w:val="left"/>
+              <w:textAlignment w:val="auto"/>
+            </w:pPr>
+            <w:r>
+              <w:rPr>
+                <w:rFonts w:ascii="Microsoft YaHei" w:hAnsi="Microsoft YaHei"/>
+                <w:color w:val="000"/>
+                <w:sz w:val="15"/>
+                <w:szCs w:val="15"/>
+              </w:rPr>
+              <w:t>varchar(50)</w:t>
+            </w:r>
+          </w:p>
+        </w:tc>
+        <w:tc>
+          <w:tcPr>
+            <w:gridSpan w:val="1"/>
+            <w:vAlign w:val="top"/>
+          </w:tcPr>
+          <w:p>
+            <w:pPr>
+              <w:keepNext w:val="0"/>
+              <w:keepLines w:val="0"/>
+              <w:pageBreakBefore w:val="0"/>
+              <w:widowControl/>
+              <w:kinsoku/>
+              <w:wordWrap/>
+              <w:overflowPunct/>
+              <w:topLinePunct w:val="0"/>
+              <w:autoSpaceDE/>
+              <w:autoSpaceDN/>
+              <w:bidi w:val="0"/>
+              <w:adjustRightInd/>
+              <w:snapToGrid/>
+              <w:spacing w:before="100" w:after="100" w:line="240" w:lineRule="atLeast"/>
+              <w:jc w:val="left"/>
+              <w:textAlignment w:val="auto"/>
+            </w:pPr>
+            <w:r>
+              <w:rPr>
+                <w:rFonts w:ascii="Microsoft YaHei" w:hAnsi="Microsoft YaHei"/>
+                <w:color w:val="000"/>
+                <w:sz w:val="15"/>
+                <w:szCs w:val="15"/>
+              </w:rPr>
+              <w:t>市</w:t>
+            </w:r>
+          </w:p>
+        </w:tc>
+        <w:tc>
+          <w:tcPr>
+            <w:gridSpan w:val="1"/>
+            <w:vAlign w:val="top"/>
+          </w:tcPr>
+          <w:p>
+            <w:pPr>
+              <w:keepNext w:val="0"/>
+              <w:keepLines w:val="0"/>
+              <w:pageBreakBefore w:val="0"/>
+              <w:widowControl/>
+              <w:kinsoku/>
+              <w:wordWrap/>
+              <w:overflowPunct/>
+              <w:topLinePunct w:val="0"/>
+              <w:autoSpaceDE/>
+              <w:autoSpaceDN/>
+              <w:bidi w:val="0"/>
+              <w:adjustRightInd/>
+              <w:snapToGrid/>
+              <w:spacing w:before="100" w:after="100" w:line="240" w:lineRule="atLeast"/>
+              <w:jc w:val="left"/>
+              <w:textAlignment w:val="auto"/>
+            </w:pPr>
+            <w:r>
+              <w:rPr>
+                <w:rFonts w:ascii="Microsoft YaHei" w:hAnsi="Microsoft YaHei"/>
+                <w:color w:val="000"/>
+                <w:sz w:val="15"/>
+                <w:szCs w:val="15"/>
+              </w:rPr>
+            </w:r>
+          </w:p>
+        </w:tc>
+        <w:tc>
+          <w:tcPr>
+            <w:gridSpan w:val="1"/>
+            <w:vAlign w:val="top"/>
+          </w:tcPr>
+          <w:p>
+            <w:pPr>
+              <w:keepNext w:val="0"/>
+              <w:keepLines w:val="0"/>
+              <w:pageBreakBefore w:val="0"/>
+              <w:widowControl/>
+              <w:kinsoku/>
+              <w:wordWrap/>
+              <w:overflowPunct/>
+              <w:topLinePunct w:val="0"/>
+              <w:autoSpaceDE/>
+              <w:autoSpaceDN/>
+              <w:bidi w:val="0"/>
+              <w:adjustRightInd/>
+              <w:snapToGrid/>
+              <w:spacing w:before="100" w:after="100" w:line="240" w:lineRule="atLeast"/>
+              <w:jc w:val="left"/>
+              <w:textAlignment w:val="auto"/>
+            </w:pPr>
+            <w:r>
+              <w:rPr>
+                <w:rFonts w:ascii="Microsoft YaHei" w:hAnsi="Microsoft YaHei"/>
+                <w:color w:val="000"/>
+                <w:sz w:val="15"/>
+                <w:szCs w:val="15"/>
+              </w:rPr>
+              <w:t>YES</w:t>
+            </w:r>
+          </w:p>
+        </w:tc>
+        <w:tc>
+          <w:tcPr>
+            <w:gridSpan w:val="1"/>
+            <w:vAlign w:val="top"/>
+          </w:tcPr>
+          <w:p>
+            <w:pPr>
+              <w:keepNext w:val="0"/>
+              <w:keepLines w:val="0"/>
+              <w:pageBreakBefore w:val="0"/>
+              <w:widowControl/>
+              <w:kinsoku/>
+              <w:wordWrap/>
+              <w:overflowPunct/>
+              <w:topLinePunct w:val="0"/>
+              <w:autoSpaceDE/>
+              <w:autoSpaceDN/>
+              <w:bidi w:val="0"/>
+              <w:adjustRightInd/>
+              <w:snapToGrid/>
+              <w:spacing w:before="100" w:after="100" w:line="240" w:lineRule="atLeast"/>
+              <w:jc w:val="left"/>
+              <w:textAlignment w:val="auto"/>
+            </w:pPr>
+            <w:r>
+              <w:rPr>
+                <w:rFonts w:ascii="Microsoft YaHei" w:hAnsi="Microsoft YaHei"/>
+                <w:color w:val="000"/>
+                <w:sz w:val="15"/>
+                <w:szCs w:val="15"/>
+              </w:rPr>
+            </w:r>
+          </w:p>
+        </w:tc>
+      </w:tr>
+      <w:tr>
+        <w:tc>
+          <w:tcPr>
+            <w:gridSpan w:val="1"/>
+            <w:vAlign w:val="top"/>
+          </w:tcPr>
+          <w:p>
+            <w:pPr>
+              <w:keepNext w:val="0"/>
+              <w:keepLines w:val="0"/>
+              <w:pageBreakBefore w:val="0"/>
+              <w:widowControl/>
+              <w:kinsoku/>
+              <w:wordWrap/>
+              <w:overflowPunct/>
+              <w:topLinePunct w:val="0"/>
+              <w:autoSpaceDE/>
+              <w:autoSpaceDN/>
+              <w:bidi w:val="0"/>
+              <w:adjustRightInd/>
+              <w:snapToGrid/>
+              <w:spacing w:before="100" w:after="100" w:line="240" w:lineRule="atLeast"/>
+              <w:jc w:val="left"/>
+              <w:textAlignment w:val="auto"/>
+            </w:pPr>
+            <w:r>
+              <w:rPr>
+                <w:rFonts w:ascii="Microsoft YaHei" w:hAnsi="Microsoft YaHei"/>
+                <w:color w:val="000"/>
+                <w:sz w:val="15"/>
+                <w:szCs w:val="15"/>
+              </w:rPr>
+              <w:t>district</w:t>
+            </w:r>
+          </w:p>
+        </w:tc>
+        <w:tc>
+          <w:tcPr>
+            <w:gridSpan w:val="1"/>
+            <w:vAlign w:val="top"/>
+          </w:tcPr>
+          <w:p>
+            <w:pPr>
+              <w:keepNext w:val="0"/>
+              <w:keepLines w:val="0"/>
+              <w:pageBreakBefore w:val="0"/>
+              <w:widowControl/>
+              <w:kinsoku/>
+              <w:wordWrap/>
+              <w:overflowPunct/>
+              <w:topLinePunct w:val="0"/>
+              <w:autoSpaceDE/>
+              <w:autoSpaceDN/>
+              <w:bidi w:val="0"/>
+              <w:adjustRightInd/>
+              <w:snapToGrid/>
+              <w:spacing w:before="100" w:after="100" w:line="240" w:lineRule="atLeast"/>
+              <w:jc w:val="left"/>
+              <w:textAlignment w:val="auto"/>
+            </w:pPr>
+            <w:r>
+              <w:rPr>
+                <w:rFonts w:ascii="Microsoft YaHei" w:hAnsi="Microsoft YaHei"/>
+                <w:color w:val="000"/>
+                <w:sz w:val="15"/>
+                <w:szCs w:val="15"/>
+              </w:rPr>
+              <w:t>varchar(50)</w:t>
+            </w:r>
+          </w:p>
+        </w:tc>
+        <w:tc>
+          <w:tcPr>
+            <w:gridSpan w:val="1"/>
+            <w:vAlign w:val="top"/>
+          </w:tcPr>
+          <w:p>
+            <w:pPr>
+              <w:keepNext w:val="0"/>
+              <w:keepLines w:val="0"/>
+              <w:pageBreakBefore w:val="0"/>
+              <w:widowControl/>
+              <w:kinsoku/>
+              <w:wordWrap/>
+              <w:overflowPunct/>
+              <w:topLinePunct w:val="0"/>
+              <w:autoSpaceDE/>
+              <w:autoSpaceDN/>
+              <w:bidi w:val="0"/>
+              <w:adjustRightInd/>
+              <w:snapToGrid/>
+              <w:spacing w:before="100" w:after="100" w:line="240" w:lineRule="atLeast"/>
+              <w:jc w:val="left"/>
+              <w:textAlignment w:val="auto"/>
+            </w:pPr>
+            <w:r>
+              <w:rPr>
+                <w:rFonts w:ascii="Microsoft YaHei" w:hAnsi="Microsoft YaHei"/>
+                <w:color w:val="000"/>
+                <w:sz w:val="15"/>
+                <w:szCs w:val="15"/>
+              </w:rPr>
+              <w:t>区</w:t>
+            </w:r>
+          </w:p>
+        </w:tc>
+        <w:tc>
+          <w:tcPr>
+            <w:gridSpan w:val="1"/>
+            <w:vAlign w:val="top"/>
+          </w:tcPr>
+          <w:p>
+            <w:pPr>
+              <w:keepNext w:val="0"/>
+              <w:keepLines w:val="0"/>
+              <w:pageBreakBefore w:val="0"/>
+              <w:widowControl/>
+              <w:kinsoku/>
+              <w:wordWrap/>
+              <w:overflowPunct/>
+              <w:topLinePunct w:val="0"/>
+              <w:autoSpaceDE/>
+              <w:autoSpaceDN/>
+              <w:bidi w:val="0"/>
+              <w:adjustRightInd/>
+              <w:snapToGrid/>
+              <w:spacing w:before="100" w:after="100" w:line="240" w:lineRule="atLeast"/>
+              <w:jc w:val="left"/>
+              <w:textAlignment w:val="auto"/>
+            </w:pPr>
+            <w:r>
+              <w:rPr>
+                <w:rFonts w:ascii="Microsoft YaHei" w:hAnsi="Microsoft YaHei"/>
+                <w:color w:val="000"/>
+                <w:sz w:val="15"/>
+                <w:szCs w:val="15"/>
+              </w:rPr>
+            </w:r>
+          </w:p>
+        </w:tc>
+        <w:tc>
+          <w:tcPr>
+            <w:gridSpan w:val="1"/>
+            <w:vAlign w:val="top"/>
+          </w:tcPr>
+          <w:p>
+            <w:pPr>
+              <w:keepNext w:val="0"/>
+              <w:keepLines w:val="0"/>
+              <w:pageBreakBefore w:val="0"/>
+              <w:widowControl/>
+              <w:kinsoku/>
+              <w:wordWrap/>
+              <w:overflowPunct/>
+              <w:topLinePunct w:val="0"/>
+              <w:autoSpaceDE/>
+              <w:autoSpaceDN/>
+              <w:bidi w:val="0"/>
+              <w:adjustRightInd/>
+              <w:snapToGrid/>
+              <w:spacing w:before="100" w:after="100" w:line="240" w:lineRule="atLeast"/>
+              <w:jc w:val="left"/>
+              <w:textAlignment w:val="auto"/>
+            </w:pPr>
+            <w:r>
+              <w:rPr>
+                <w:rFonts w:ascii="Microsoft YaHei" w:hAnsi="Microsoft YaHei"/>
+                <w:color w:val="000"/>
+                <w:sz w:val="15"/>
+                <w:szCs w:val="15"/>
+              </w:rPr>
+              <w:t>YES</w:t>
+            </w:r>
+          </w:p>
+        </w:tc>
+        <w:tc>
+          <w:tcPr>
+            <w:gridSpan w:val="1"/>
+            <w:vAlign w:val="top"/>
+          </w:tcPr>
+          <w:p>
+            <w:pPr>
+              <w:keepNext w:val="0"/>
+              <w:keepLines w:val="0"/>
+              <w:pageBreakBefore w:val="0"/>
+              <w:widowControl/>
+              <w:kinsoku/>
+              <w:wordWrap/>
+              <w:overflowPunct/>
+              <w:topLinePunct w:val="0"/>
+              <w:autoSpaceDE/>
+              <w:autoSpaceDN/>
+              <w:bidi w:val="0"/>
+              <w:adjustRightInd/>
+              <w:snapToGrid/>
+              <w:spacing w:before="100" w:after="100" w:line="240" w:lineRule="atLeast"/>
+              <w:jc w:val="left"/>
+              <w:textAlignment w:val="auto"/>
+            </w:pPr>
+            <w:r>
+              <w:rPr>
+                <w:rFonts w:ascii="Microsoft YaHei" w:hAnsi="Microsoft YaHei"/>
+                <w:color w:val="000"/>
+                <w:sz w:val="15"/>
+                <w:szCs w:val="15"/>
+              </w:rPr>
+            </w:r>
+          </w:p>
+        </w:tc>
+      </w:tr>
+      <w:tr>
+        <w:tc>
+          <w:tcPr>
+            <w:gridSpan w:val="1"/>
+            <w:vAlign w:val="top"/>
+          </w:tcPr>
+          <w:p>
+            <w:pPr>
+              <w:keepNext w:val="0"/>
+              <w:keepLines w:val="0"/>
+              <w:pageBreakBefore w:val="0"/>
+              <w:widowControl/>
+              <w:kinsoku/>
+              <w:wordWrap/>
+              <w:overflowPunct/>
+              <w:topLinePunct w:val="0"/>
+              <w:autoSpaceDE/>
+              <w:autoSpaceDN/>
+              <w:bidi w:val="0"/>
+              <w:adjustRightInd/>
+              <w:snapToGrid/>
+              <w:spacing w:before="100" w:after="100" w:line="240" w:lineRule="atLeast"/>
+              <w:jc w:val="left"/>
+              <w:textAlignment w:val="auto"/>
+            </w:pPr>
+            <w:r>
+              <w:rPr>
+                <w:rFonts w:ascii="Microsoft YaHei" w:hAnsi="Microsoft YaHei"/>
+                <w:color w:val="000"/>
+                <w:sz w:val="15"/>
+                <w:szCs w:val="15"/>
+              </w:rPr>
+              <w:t>detail_address</w:t>
+            </w:r>
+          </w:p>
+        </w:tc>
+        <w:tc>
+          <w:tcPr>
+            <w:gridSpan w:val="1"/>
+            <w:vAlign w:val="top"/>
+          </w:tcPr>
+          <w:p>
+            <w:pPr>
+              <w:keepNext w:val="0"/>
+              <w:keepLines w:val="0"/>
+              <w:pageBreakBefore w:val="0"/>
+              <w:widowControl/>
+              <w:kinsoku/>
+              <w:wordWrap/>
+              <w:overflowPunct/>
+              <w:topLinePunct w:val="0"/>
+              <w:autoSpaceDE/>
+              <w:autoSpaceDN/>
+              <w:bidi w:val="0"/>
+              <w:adjustRightInd/>
+              <w:snapToGrid/>
+              <w:spacing w:before="100" w:after="100" w:line="240" w:lineRule="atLeast"/>
+              <w:jc w:val="left"/>
+              <w:textAlignment w:val="auto"/>
+            </w:pPr>
+            <w:r>
+              <w:rPr>
+                <w:rFonts w:ascii="Microsoft YaHei" w:hAnsi="Microsoft YaHei"/>
+                <w:color w:val="000"/>
+                <w:sz w:val="15"/>
+                <w:szCs w:val="15"/>
+              </w:rPr>
+              <w:t>varchar(255)</w:t>
+            </w:r>
+          </w:p>
+        </w:tc>
+        <w:tc>
+          <w:tcPr>
+            <w:gridSpan w:val="1"/>
+            <w:vAlign w:val="top"/>
+          </w:tcPr>
+          <w:p>
+            <w:pPr>
+              <w:keepNext w:val="0"/>
+              <w:keepLines w:val="0"/>
+              <w:pageBreakBefore w:val="0"/>
+              <w:widowControl/>
+              <w:kinsoku/>
+              <w:wordWrap/>
+              <w:overflowPunct/>
+              <w:topLinePunct w:val="0"/>
+              <w:autoSpaceDE/>
+              <w:autoSpaceDN/>
+              <w:bidi w:val="0"/>
+              <w:adjustRightInd/>
+              <w:snapToGrid/>
+              <w:spacing w:before="100" w:after="100" w:line="240" w:lineRule="atLeast"/>
+              <w:jc w:val="left"/>
+              <w:textAlignment w:val="auto"/>
+            </w:pPr>
+            <w:r>
+              <w:rPr>
+                <w:rFonts w:ascii="Microsoft YaHei" w:hAnsi="Microsoft YaHei"/>
+                <w:color w:val="000"/>
+                <w:sz w:val="15"/>
+                <w:szCs w:val="15"/>
+              </w:rPr>
+              <w:t>详细地址</w:t>
+            </w:r>
+          </w:p>
+        </w:tc>
+        <w:tc>
+          <w:tcPr>
+            <w:gridSpan w:val="1"/>
+            <w:vAlign w:val="top"/>
+          </w:tcPr>
+          <w:p>
+            <w:pPr>
+              <w:keepNext w:val="0"/>
+              <w:keepLines w:val="0"/>
+              <w:pageBreakBefore w:val="0"/>
+              <w:widowControl/>
+              <w:kinsoku/>
+              <w:wordWrap/>
+              <w:overflowPunct/>
+              <w:topLinePunct w:val="0"/>
+              <w:autoSpaceDE/>
+              <w:autoSpaceDN/>
+              <w:bidi w:val="0"/>
+              <w:adjustRightInd/>
+              <w:snapToGrid/>
+              <w:spacing w:before="100" w:after="100" w:line="240" w:lineRule="atLeast"/>
+              <w:jc w:val="left"/>
+              <w:textAlignment w:val="auto"/>
+            </w:pPr>
+            <w:r>
+              <w:rPr>
+                <w:rFonts w:ascii="Microsoft YaHei" w:hAnsi="Microsoft YaHei"/>
+                <w:color w:val="000"/>
+                <w:sz w:val="15"/>
+                <w:szCs w:val="15"/>
+              </w:rPr>
+            </w:r>
+          </w:p>
+        </w:tc>
+        <w:tc>
+          <w:tcPr>
+            <w:gridSpan w:val="1"/>
+            <w:vAlign w:val="top"/>
+          </w:tcPr>
+          <w:p>
+            <w:pPr>
+              <w:keepNext w:val="0"/>
+              <w:keepLines w:val="0"/>
+              <w:pageBreakBefore w:val="0"/>
+              <w:widowControl/>
+              <w:kinsoku/>
+              <w:wordWrap/>
+              <w:overflowPunct/>
+              <w:topLinePunct w:val="0"/>
+              <w:autoSpaceDE/>
+              <w:autoSpaceDN/>
+              <w:bidi w:val="0"/>
+              <w:adjustRightInd/>
+              <w:snapToGrid/>
+              <w:spacing w:before="100" w:after="100" w:line="240" w:lineRule="atLeast"/>
+              <w:jc w:val="left"/>
+              <w:textAlignment w:val="auto"/>
+            </w:pPr>
+            <w:r>
+              <w:rPr>
+                <w:rFonts w:ascii="Microsoft YaHei" w:hAnsi="Microsoft YaHei"/>
+                <w:color w:val="000"/>
+                <w:sz w:val="15"/>
+                <w:szCs w:val="15"/>
+              </w:rPr>
+              <w:t>YES</w:t>
+            </w:r>
+          </w:p>
+        </w:tc>
+        <w:tc>
+          <w:tcPr>
+            <w:gridSpan w:val="1"/>
+            <w:vAlign w:val="top"/>
+          </w:tcPr>
+          <w:p>
+            <w:pPr>
+              <w:keepNext w:val="0"/>
+              <w:keepLines w:val="0"/>
+              <w:pageBreakBefore w:val="0"/>
+              <w:widowControl/>
+              <w:kinsoku/>
+              <w:wordWrap/>
+              <w:overflowPunct/>
+              <w:topLinePunct w:val="0"/>
+              <w:autoSpaceDE/>
+              <w:autoSpaceDN/>
+              <w:bidi w:val="0"/>
+              <w:adjustRightInd/>
+              <w:snapToGrid/>
+              <w:spacing w:before="100" w:after="100" w:line="240" w:lineRule="atLeast"/>
+              <w:jc w:val="left"/>
+              <w:textAlignment w:val="auto"/>
+            </w:pPr>
+            <w:r>
+              <w:rPr>
+                <w:rFonts w:ascii="Microsoft YaHei" w:hAnsi="Microsoft YaHei"/>
+                <w:color w:val="000"/>
+                <w:sz w:val="15"/>
+                <w:szCs w:val="15"/>
+              </w:rPr>
             </w:r>
           </w:p>
         </w:tc>

--- a/sql/sci_fi_book_platform.docx
+++ b/sql/sci_fi_book_platform.docx
@@ -25,8 +25,8 @@
   <dc:creator>officegen</dc:creator>
   <cp:lastModifiedBy>officegen</cp:lastModifiedBy>
   <cp:revision>1</cp:revision>
-  <dcterms:created xsi:type="dcterms:W3CDTF">2026-05-20T14:28:42Z</dcterms:created>
-  <dcterms:modified xsi:type="dcterms:W3CDTF">2026-05-20T14:28:42Z</dcterms:modified>
+  <dcterms:created xsi:type="dcterms:W3CDTF">2026-05-20T19:29:22Z</dcterms:created>
+  <dcterms:modified xsi:type="dcterms:W3CDTF">2026-05-20T19:29:22Z</dcterms:modified>
 </cp:coreProperties>
 </file>
 
@@ -46868,6 +46868,217 @@
                 <w:sz w:val="15"/>
                 <w:szCs w:val="15"/>
               </w:rPr>
+            </w:r>
+          </w:p>
+        </w:tc>
+      </w:tr>
+      <w:tr>
+        <w:tc>
+          <w:tcPr>
+            <w:gridSpan w:val="1"/>
+            <w:vAlign w:val="top"/>
+          </w:tcPr>
+          <w:p>
+            <w:pPr>
+              <w:keepNext w:val="0"/>
+              <w:keepLines w:val="0"/>
+              <w:pageBreakBefore w:val="0"/>
+              <w:widowControl/>
+              <w:kinsoku/>
+              <w:wordWrap/>
+              <w:overflowPunct/>
+              <w:topLinePunct w:val="0"/>
+              <w:autoSpaceDE/>
+              <w:autoSpaceDN/>
+              <w:bidi w:val="0"/>
+              <w:adjustRightInd/>
+              <w:snapToGrid/>
+              <w:spacing w:before="100" w:after="100" w:line="240" w:lineRule="atLeast"/>
+              <w:jc w:val="left"/>
+              <w:textAlignment w:val="auto"/>
+            </w:pPr>
+            <w:r>
+              <w:rPr>
+                <w:rFonts w:ascii="Microsoft YaHei" w:hAnsi="Microsoft YaHei"/>
+                <w:color w:val="000"/>
+                <w:sz w:val="15"/>
+                <w:szCs w:val="15"/>
+              </w:rPr>
+              <w:t>is_seller_banned</w:t>
+            </w:r>
+          </w:p>
+        </w:tc>
+        <w:tc>
+          <w:tcPr>
+            <w:gridSpan w:val="1"/>
+            <w:vAlign w:val="top"/>
+          </w:tcPr>
+          <w:p>
+            <w:pPr>
+              <w:keepNext w:val="0"/>
+              <w:keepLines w:val="0"/>
+              <w:pageBreakBefore w:val="0"/>
+              <w:widowControl/>
+              <w:kinsoku/>
+              <w:wordWrap/>
+              <w:overflowPunct/>
+              <w:topLinePunct w:val="0"/>
+              <w:autoSpaceDE/>
+              <w:autoSpaceDN/>
+              <w:bidi w:val="0"/>
+              <w:adjustRightInd/>
+              <w:snapToGrid/>
+              <w:spacing w:before="100" w:after="100" w:line="240" w:lineRule="atLeast"/>
+              <w:jc w:val="left"/>
+              <w:textAlignment w:val="auto"/>
+            </w:pPr>
+            <w:r>
+              <w:rPr>
+                <w:rFonts w:ascii="Microsoft YaHei" w:hAnsi="Microsoft YaHei"/>
+                <w:color w:val="000"/>
+                <w:sz w:val="15"/>
+                <w:szCs w:val="15"/>
+              </w:rPr>
+              <w:t>tinyint(1)</w:t>
+            </w:r>
+          </w:p>
+        </w:tc>
+        <w:tc>
+          <w:tcPr>
+            <w:gridSpan w:val="1"/>
+            <w:vAlign w:val="top"/>
+          </w:tcPr>
+          <w:p>
+            <w:pPr>
+              <w:keepNext w:val="0"/>
+              <w:keepLines w:val="0"/>
+              <w:pageBreakBefore w:val="0"/>
+              <w:widowControl/>
+              <w:kinsoku/>
+              <w:wordWrap/>
+              <w:overflowPunct/>
+              <w:topLinePunct w:val="0"/>
+              <w:autoSpaceDE/>
+              <w:autoSpaceDN/>
+              <w:bidi w:val="0"/>
+              <w:adjustRightInd/>
+              <w:snapToGrid/>
+              <w:spacing w:before="100" w:after="100" w:line="240" w:lineRule="atLeast"/>
+              <w:jc w:val="left"/>
+              <w:textAlignment w:val="auto"/>
+            </w:pPr>
+            <w:r>
+              <w:rPr>
+                <w:rFonts w:ascii="Microsoft YaHei" w:hAnsi="Microsoft YaHei"/>
+                <w:color w:val="000"/>
+                <w:sz w:val="15"/>
+                <w:szCs w:val="15"/>
+              </w:rPr>
+              <w:t>卖家是否被限制发起图书申请 0=正常 1=被限制</w:t>
+            </w:r>
+          </w:p>
+        </w:tc>
+        <w:tc>
+          <w:tcPr>
+            <w:gridSpan w:val="1"/>
+            <w:vAlign w:val="top"/>
+          </w:tcPr>
+          <w:p>
+            <w:pPr>
+              <w:keepNext w:val="0"/>
+              <w:keepLines w:val="0"/>
+              <w:pageBreakBefore w:val="0"/>
+              <w:widowControl/>
+              <w:kinsoku/>
+              <w:wordWrap/>
+              <w:overflowPunct/>
+              <w:topLinePunct w:val="0"/>
+              <w:autoSpaceDE/>
+              <w:autoSpaceDN/>
+              <w:bidi w:val="0"/>
+              <w:adjustRightInd/>
+              <w:snapToGrid/>
+              <w:spacing w:before="100" w:after="100" w:line="240" w:lineRule="atLeast"/>
+              <w:jc w:val="left"/>
+              <w:textAlignment w:val="auto"/>
+            </w:pPr>
+            <w:r>
+              <w:rPr>
+                <w:rFonts w:ascii="Microsoft YaHei" w:hAnsi="Microsoft YaHei"/>
+                <w:color w:val="000"/>
+                <w:sz w:val="15"/>
+                <w:szCs w:val="15"/>
+              </w:rPr>
+            </w:r>
+          </w:p>
+        </w:tc>
+        <w:tc>
+          <w:tcPr>
+            <w:gridSpan w:val="1"/>
+            <w:vAlign w:val="top"/>
+          </w:tcPr>
+          <w:p>
+            <w:pPr>
+              <w:keepNext w:val="0"/>
+              <w:keepLines w:val="0"/>
+              <w:pageBreakBefore w:val="0"/>
+              <w:widowControl/>
+              <w:kinsoku/>
+              <w:wordWrap/>
+              <w:overflowPunct/>
+              <w:topLinePunct w:val="0"/>
+              <w:autoSpaceDE/>
+              <w:autoSpaceDN/>
+              <w:bidi w:val="0"/>
+              <w:adjustRightInd/>
+              <w:snapToGrid/>
+              <w:spacing w:before="100" w:after="100" w:line="240" w:lineRule="atLeast"/>
+              <w:jc w:val="left"/>
+              <w:textAlignment w:val="auto"/>
+            </w:pPr>
+            <w:r>
+              <w:rPr>
+                <w:rFonts w:ascii="Microsoft YaHei" w:hAnsi="Microsoft YaHei"/>
+                <w:color w:val="000"/>
+                <w:sz w:val="15"/>
+                <w:szCs w:val="15"/>
+              </w:rPr>
+              <w:t>NO</w:t>
+            </w:r>
+          </w:p>
+        </w:tc>
+        <w:tc>
+          <w:tcPr>
+            <w:gridSpan w:val="1"/>
+            <w:vAlign w:val="top"/>
+          </w:tcPr>
+          <w:p>
+            <w:pPr>
+              <w:keepNext w:val="0"/>
+              <w:keepLines w:val="0"/>
+              <w:pageBreakBefore w:val="0"/>
+              <w:widowControl/>
+              <w:kinsoku/>
+              <w:wordWrap/>
+              <w:overflowPunct/>
+              <w:topLinePunct w:val="0"/>
+              <w:autoSpaceDE/>
+              <w:autoSpaceDN/>
+              <w:bidi w:val="0"/>
+              <w:adjustRightInd/>
+              <w:snapToGrid/>
+              <w:spacing w:before="100" w:after="100" w:line="240" w:lineRule="atLeast"/>
+              <w:jc w:val="left"/>
+              <w:textAlignment w:val="auto"/>
+            </w:pPr>
+            <w:r>
+              <w:rPr>
+                <w:rFonts w:ascii="Microsoft YaHei" w:hAnsi="Microsoft YaHei"/>
+                <w:color w:val="000"/>
+                <w:sz w:val="15"/>
+                <w:szCs w:val="15"/>
+              </w:rPr>
+              <w:t>0</w:t>
             </w:r>
           </w:p>
         </w:tc>

--- a/sql/sci_fi_book_platform.docx
+++ b/sql/sci_fi_book_platform.docx
@@ -25,8 +25,8 @@
   <dc:creator>officegen</dc:creator>
   <cp:lastModifiedBy>officegen</cp:lastModifiedBy>
   <cp:revision>1</cp:revision>
-  <dcterms:created xsi:type="dcterms:W3CDTF">2026-05-20T19:29:22Z</dcterms:created>
-  <dcterms:modified xsi:type="dcterms:W3CDTF">2026-05-20T19:29:22Z</dcterms:modified>
+  <dcterms:created xsi:type="dcterms:W3CDTF">2026-05-22T23:03:19Z</dcterms:created>
+  <dcterms:modified xsi:type="dcterms:W3CDTF">2026-05-22T23:03:19Z</dcterms:modified>
 </cp:coreProperties>
 </file>
 
@@ -9320,6 +9320,425 @@
           </w:p>
         </w:tc>
       </w:tr>
+      <w:tr>
+        <w:tc>
+          <w:tcPr>
+            <w:gridSpan w:val="1"/>
+            <w:vAlign w:val="top"/>
+          </w:tcPr>
+          <w:p>
+            <w:pPr>
+              <w:keepNext w:val="0"/>
+              <w:keepLines w:val="0"/>
+              <w:pageBreakBefore w:val="0"/>
+              <w:widowControl/>
+              <w:kinsoku/>
+              <w:wordWrap/>
+              <w:overflowPunct/>
+              <w:topLinePunct w:val="0"/>
+              <w:autoSpaceDE/>
+              <w:autoSpaceDN/>
+              <w:bidi w:val="0"/>
+              <w:adjustRightInd/>
+              <w:snapToGrid/>
+              <w:spacing w:before="100" w:after="100" w:line="240" w:lineRule="atLeast"/>
+              <w:jc w:val="left"/>
+              <w:textAlignment w:val="auto"/>
+            </w:pPr>
+            <w:r>
+              <w:rPr>
+                <w:rFonts w:ascii="Microsoft YaHei" w:hAnsi="Microsoft YaHei"/>
+                <w:color w:val="000"/>
+                <w:sz w:val="15"/>
+                <w:szCs w:val="15"/>
+              </w:rPr>
+              <w:t>is_seller</w:t>
+            </w:r>
+          </w:p>
+        </w:tc>
+        <w:tc>
+          <w:tcPr>
+            <w:gridSpan w:val="1"/>
+            <w:vAlign w:val="top"/>
+          </w:tcPr>
+          <w:p>
+            <w:pPr>
+              <w:keepNext w:val="0"/>
+              <w:keepLines w:val="0"/>
+              <w:pageBreakBefore w:val="0"/>
+              <w:widowControl/>
+              <w:kinsoku/>
+              <w:wordWrap/>
+              <w:overflowPunct/>
+              <w:topLinePunct w:val="0"/>
+              <w:autoSpaceDE/>
+              <w:autoSpaceDN/>
+              <w:bidi w:val="0"/>
+              <w:adjustRightInd/>
+              <w:snapToGrid/>
+              <w:spacing w:before="100" w:after="100" w:line="240" w:lineRule="atLeast"/>
+              <w:jc w:val="left"/>
+              <w:textAlignment w:val="auto"/>
+            </w:pPr>
+            <w:r>
+              <w:rPr>
+                <w:rFonts w:ascii="Microsoft YaHei" w:hAnsi="Microsoft YaHei"/>
+                <w:color w:val="000"/>
+                <w:sz w:val="15"/>
+                <w:szCs w:val="15"/>
+              </w:rPr>
+              <w:t>tinyint(1)</w:t>
+            </w:r>
+          </w:p>
+        </w:tc>
+        <w:tc>
+          <w:tcPr>
+            <w:gridSpan w:val="1"/>
+            <w:vAlign w:val="top"/>
+          </w:tcPr>
+          <w:p>
+            <w:pPr>
+              <w:keepNext w:val="0"/>
+              <w:keepLines w:val="0"/>
+              <w:pageBreakBefore w:val="0"/>
+              <w:widowControl/>
+              <w:kinsoku/>
+              <w:wordWrap/>
+              <w:overflowPunct/>
+              <w:topLinePunct w:val="0"/>
+              <w:autoSpaceDE/>
+              <w:autoSpaceDN/>
+              <w:bidi w:val="0"/>
+              <w:adjustRightInd/>
+              <w:snapToGrid/>
+              <w:spacing w:before="100" w:after="100" w:line="240" w:lineRule="atLeast"/>
+              <w:jc w:val="left"/>
+              <w:textAlignment w:val="auto"/>
+            </w:pPr>
+            <w:r>
+              <w:rPr>
+                <w:rFonts w:ascii="Microsoft YaHei" w:hAnsi="Microsoft YaHei"/>
+                <w:color w:val="000"/>
+                <w:sz w:val="15"/>
+                <w:szCs w:val="15"/>
+              </w:rPr>
+            </w:r>
+          </w:p>
+        </w:tc>
+        <w:tc>
+          <w:tcPr>
+            <w:gridSpan w:val="1"/>
+            <w:vAlign w:val="top"/>
+          </w:tcPr>
+          <w:p>
+            <w:pPr>
+              <w:keepNext w:val="0"/>
+              <w:keepLines w:val="0"/>
+              <w:pageBreakBefore w:val="0"/>
+              <w:widowControl/>
+              <w:kinsoku/>
+              <w:wordWrap/>
+              <w:overflowPunct/>
+              <w:topLinePunct w:val="0"/>
+              <w:autoSpaceDE/>
+              <w:autoSpaceDN/>
+              <w:bidi w:val="0"/>
+              <w:adjustRightInd/>
+              <w:snapToGrid/>
+              <w:spacing w:before="100" w:after="100" w:line="240" w:lineRule="atLeast"/>
+              <w:jc w:val="left"/>
+              <w:textAlignment w:val="auto"/>
+            </w:pPr>
+            <w:r>
+              <w:rPr>
+                <w:rFonts w:ascii="Microsoft YaHei" w:hAnsi="Microsoft YaHei"/>
+                <w:color w:val="000"/>
+                <w:sz w:val="15"/>
+                <w:szCs w:val="15"/>
+              </w:rPr>
+            </w:r>
+          </w:p>
+        </w:tc>
+        <w:tc>
+          <w:tcPr>
+            <w:gridSpan w:val="1"/>
+            <w:vAlign w:val="top"/>
+          </w:tcPr>
+          <w:p>
+            <w:pPr>
+              <w:keepNext w:val="0"/>
+              <w:keepLines w:val="0"/>
+              <w:pageBreakBefore w:val="0"/>
+              <w:widowControl/>
+              <w:kinsoku/>
+              <w:wordWrap/>
+              <w:overflowPunct/>
+              <w:topLinePunct w:val="0"/>
+              <w:autoSpaceDE/>
+              <w:autoSpaceDN/>
+              <w:bidi w:val="0"/>
+              <w:adjustRightInd/>
+              <w:snapToGrid/>
+              <w:spacing w:before="100" w:after="100" w:line="240" w:lineRule="atLeast"/>
+              <w:jc w:val="left"/>
+              <w:textAlignment w:val="auto"/>
+            </w:pPr>
+            <w:r>
+              <w:rPr>
+                <w:rFonts w:ascii="Microsoft YaHei" w:hAnsi="Microsoft YaHei"/>
+                <w:color w:val="000"/>
+                <w:sz w:val="15"/>
+                <w:szCs w:val="15"/>
+              </w:rPr>
+              <w:t>YES</w:t>
+            </w:r>
+          </w:p>
+        </w:tc>
+        <w:tc>
+          <w:tcPr>
+            <w:gridSpan w:val="1"/>
+            <w:vAlign w:val="top"/>
+          </w:tcPr>
+          <w:p>
+            <w:pPr>
+              <w:keepNext w:val="0"/>
+              <w:keepLines w:val="0"/>
+              <w:pageBreakBefore w:val="0"/>
+              <w:widowControl/>
+              <w:kinsoku/>
+              <w:wordWrap/>
+              <w:overflowPunct/>
+              <w:topLinePunct w:val="0"/>
+              <w:autoSpaceDE/>
+              <w:autoSpaceDN/>
+              <w:bidi w:val="0"/>
+              <w:adjustRightInd/>
+              <w:snapToGrid/>
+              <w:spacing w:before="100" w:after="100" w:line="240" w:lineRule="atLeast"/>
+              <w:jc w:val="left"/>
+              <w:textAlignment w:val="auto"/>
+            </w:pPr>
+            <w:r>
+              <w:rPr>
+                <w:rFonts w:ascii="Microsoft YaHei" w:hAnsi="Microsoft YaHei"/>
+                <w:color w:val="000"/>
+                <w:sz w:val="15"/>
+                <w:szCs w:val="15"/>
+              </w:rPr>
+              <w:t>0</w:t>
+            </w:r>
+          </w:p>
+        </w:tc>
+      </w:tr>
+      <w:tr>
+        <w:tc>
+          <w:tcPr>
+            <w:gridSpan w:val="1"/>
+            <w:vAlign w:val="top"/>
+          </w:tcPr>
+          <w:p>
+            <w:pPr>
+              <w:keepNext w:val="0"/>
+              <w:keepLines w:val="0"/>
+              <w:pageBreakBefore w:val="0"/>
+              <w:widowControl/>
+              <w:kinsoku/>
+              <w:wordWrap/>
+              <w:overflowPunct/>
+              <w:topLinePunct w:val="0"/>
+              <w:autoSpaceDE/>
+              <w:autoSpaceDN/>
+              <w:bidi w:val="0"/>
+              <w:adjustRightInd/>
+              <w:snapToGrid/>
+              <w:spacing w:before="100" w:after="100" w:line="240" w:lineRule="atLeast"/>
+              <w:jc w:val="left"/>
+              <w:textAlignment w:val="auto"/>
+            </w:pPr>
+            <w:r>
+              <w:rPr>
+                <w:rFonts w:ascii="Microsoft YaHei" w:hAnsi="Microsoft YaHei"/>
+                <w:color w:val="000"/>
+                <w:sz w:val="15"/>
+                <w:szCs w:val="15"/>
+              </w:rPr>
+              <w:t>shop_name</w:t>
+            </w:r>
+          </w:p>
+        </w:tc>
+        <w:tc>
+          <w:tcPr>
+            <w:gridSpan w:val="1"/>
+            <w:vAlign w:val="top"/>
+          </w:tcPr>
+          <w:p>
+            <w:pPr>
+              <w:keepNext w:val="0"/>
+              <w:keepLines w:val="0"/>
+              <w:pageBreakBefore w:val="0"/>
+              <w:widowControl/>
+              <w:kinsoku/>
+              <w:wordWrap/>
+              <w:overflowPunct/>
+              <w:topLinePunct w:val="0"/>
+              <w:autoSpaceDE/>
+              <w:autoSpaceDN/>
+              <w:bidi w:val="0"/>
+              <w:adjustRightInd/>
+              <w:snapToGrid/>
+              <w:spacing w:before="100" w:after="100" w:line="240" w:lineRule="atLeast"/>
+              <w:jc w:val="left"/>
+              <w:textAlignment w:val="auto"/>
+            </w:pPr>
+            <w:r>
+              <w:rPr>
+                <w:rFonts w:ascii="Microsoft YaHei" w:hAnsi="Microsoft YaHei"/>
+                <w:color w:val="000"/>
+                <w:sz w:val="15"/>
+                <w:szCs w:val="15"/>
+              </w:rPr>
+              <w:t>varchar(100)</w:t>
+            </w:r>
+          </w:p>
+        </w:tc>
+        <w:tc>
+          <w:tcPr>
+            <w:gridSpan w:val="1"/>
+            <w:vAlign w:val="top"/>
+          </w:tcPr>
+          <w:p>
+            <w:pPr>
+              <w:keepNext w:val="0"/>
+              <w:keepLines w:val="0"/>
+              <w:pageBreakBefore w:val="0"/>
+              <w:widowControl/>
+              <w:kinsoku/>
+              <w:wordWrap/>
+              <w:overflowPunct/>
+              <w:topLinePunct w:val="0"/>
+              <w:autoSpaceDE/>
+              <w:autoSpaceDN/>
+              <w:bidi w:val="0"/>
+              <w:adjustRightInd/>
+              <w:snapToGrid/>
+              <w:spacing w:before="100" w:after="100" w:line="240" w:lineRule="atLeast"/>
+              <w:jc w:val="left"/>
+              <w:textAlignment w:val="auto"/>
+            </w:pPr>
+            <w:r>
+              <w:rPr>
+                <w:rFonts w:ascii="Microsoft YaHei" w:hAnsi="Microsoft YaHei"/>
+                <w:color w:val="000"/>
+                <w:sz w:val="15"/>
+                <w:szCs w:val="15"/>
+              </w:rPr>
+            </w:r>
+          </w:p>
+        </w:tc>
+        <w:tc>
+          <w:tcPr>
+            <w:gridSpan w:val="1"/>
+            <w:vAlign w:val="top"/>
+          </w:tcPr>
+          <w:p>
+            <w:pPr>
+              <w:keepNext w:val="0"/>
+              <w:keepLines w:val="0"/>
+              <w:pageBreakBefore w:val="0"/>
+              <w:widowControl/>
+              <w:kinsoku/>
+              <w:wordWrap/>
+              <w:overflowPunct/>
+              <w:topLinePunct w:val="0"/>
+              <w:autoSpaceDE/>
+              <w:autoSpaceDN/>
+              <w:bidi w:val="0"/>
+              <w:adjustRightInd/>
+              <w:snapToGrid/>
+              <w:spacing w:before="100" w:after="100" w:line="240" w:lineRule="atLeast"/>
+              <w:jc w:val="left"/>
+              <w:textAlignment w:val="auto"/>
+            </w:pPr>
+            <w:r>
+              <w:rPr>
+                <w:rFonts w:ascii="Microsoft YaHei" w:hAnsi="Microsoft YaHei"/>
+                <w:color w:val="000"/>
+                <w:sz w:val="15"/>
+                <w:szCs w:val="15"/>
+              </w:rPr>
+            </w:r>
+          </w:p>
+        </w:tc>
+        <w:tc>
+          <w:tcPr>
+            <w:gridSpan w:val="1"/>
+            <w:vAlign w:val="top"/>
+          </w:tcPr>
+          <w:p>
+            <w:pPr>
+              <w:keepNext w:val="0"/>
+              <w:keepLines w:val="0"/>
+              <w:pageBreakBefore w:val="0"/>
+              <w:widowControl/>
+              <w:kinsoku/>
+              <w:wordWrap/>
+              <w:overflowPunct/>
+              <w:topLinePunct w:val="0"/>
+              <w:autoSpaceDE/>
+              <w:autoSpaceDN/>
+              <w:bidi w:val="0"/>
+              <w:adjustRightInd/>
+              <w:snapToGrid/>
+              <w:spacing w:before="100" w:after="100" w:line="240" w:lineRule="atLeast"/>
+              <w:jc w:val="left"/>
+              <w:textAlignment w:val="auto"/>
+            </w:pPr>
+            <w:r>
+              <w:rPr>
+                <w:rFonts w:ascii="Microsoft YaHei" w:hAnsi="Microsoft YaHei"/>
+                <w:color w:val="000"/>
+                <w:sz w:val="15"/>
+                <w:szCs w:val="15"/>
+              </w:rPr>
+              <w:t>YES</w:t>
+            </w:r>
+          </w:p>
+        </w:tc>
+        <w:tc>
+          <w:tcPr>
+            <w:gridSpan w:val="1"/>
+            <w:vAlign w:val="top"/>
+          </w:tcPr>
+          <w:p>
+            <w:pPr>
+              <w:keepNext w:val="0"/>
+              <w:keepLines w:val="0"/>
+              <w:pageBreakBefore w:val="0"/>
+              <w:widowControl/>
+              <w:kinsoku/>
+              <w:wordWrap/>
+              <w:overflowPunct/>
+              <w:topLinePunct w:val="0"/>
+              <w:autoSpaceDE/>
+              <w:autoSpaceDN/>
+              <w:bidi w:val="0"/>
+              <w:adjustRightInd/>
+              <w:snapToGrid/>
+              <w:spacing w:before="100" w:after="100" w:line="240" w:lineRule="atLeast"/>
+              <w:jc w:val="left"/>
+              <w:textAlignment w:val="auto"/>
+            </w:pPr>
+            <w:r>
+              <w:rPr>
+                <w:rFonts w:ascii="Microsoft YaHei" w:hAnsi="Microsoft YaHei"/>
+                <w:color w:val="000"/>
+                <w:sz w:val="15"/>
+                <w:szCs w:val="15"/>
+              </w:rPr>
+            </w:r>
+          </w:p>
+        </w:tc>
+      </w:tr>
     </w:tbl>
     <w:p>
       <w:pPr>
@@ -26540,7 +26959,7 @@
                 <w:sz w:val="15"/>
                 <w:szCs w:val="15"/>
               </w:rPr>
-              <w:t>订单状态：待付款/已付款/已完成/已取消</w:t>
+              <w:t>订单状态：待付款/已付款/待发货/已发货/待收货/已收货/已完成/已取消</w:t>
             </w:r>
           </w:p>
         </w:tc>
@@ -47079,6 +47498,1962 @@
                 <w:szCs w:val="15"/>
               </w:rPr>
               <w:t>0</w:t>
+            </w:r>
+          </w:p>
+        </w:tc>
+      </w:tr>
+    </w:tbl>
+    <w:p>
+      <w:pPr>
+        <w:ind/>
+      </w:pPr>
+      <w:r>
+        <w:br/>
+      </w:r>
+    </w:p>
+    <w:p>
+      <w:pPr>
+        <w:ind/>
+      </w:pPr>
+      <w:r>
+        <w:br/>
+      </w:r>
+    </w:p>
+    <w:p>
+      <w:pPr>
+        <w:ind/>
+      </w:pPr>
+      <w:r>
+        <w:t>user_address</w:t>
+      </w:r>
+    </w:p>
+    <w:tbl>
+      <w:tblPr>
+        <w:tblStyle w:val="a3"/>
+        <w:tblW w:w="0" w:type="auto"/>
+        <w:tblInd w:w="0" w:type="dxa"/>
+        <w:tblLook w:val="04A0" w:firstRow="1" w:lastRow="0" w:firstColumn="1" w:lastColumn="0" w:noHBand="0" w:noVBand="1"/>
+        <w:tblBorders>
+          <w:top w:val="single" w:sz="1" w:space="0" w:color="000000"/>
+          <w:bottom w:val="single" w:sz="1" w:space="0" w:color="000000"/>
+          <w:left w:val="single" w:sz="1" w:space="0" w:color="000000"/>
+          <w:right w:val="single" w:sz="1" w:space="0" w:color="000000"/>
+          <w:insideH w:val="single" w:sz="1" w:space="0" w:color="000000"/>
+          <w:insideV w:val="single" w:sz="1" w:space="0" w:color="000000"/>
+        </w:tblBorders>
+      </w:tblPr>
+      <w:tblLayout w:type="auto"/>
+      <w:tblGrid>
+        <w:gridCol w:w="20"/>
+        <w:gridCol w:w="20"/>
+        <w:gridCol w:w="20"/>
+        <w:gridCol w:w="40"/>
+        <w:gridCol w:w="20"/>
+        <w:gridCol w:w="20"/>
+      </w:tblGrid>
+      <w:tr>
+        <w:tc>
+          <w:tcPr>
+            <w:gridSpan w:val="1"/>
+            <w:vAlign w:val="top"/>
+            <w:shd w:val="clear" w:color="auto" w:fill="" w:themeFill="" w:themeFillTint="25"/>
+          </w:tcPr>
+          <w:p>
+            <w:pPr>
+              <w:keepNext w:val="0"/>
+              <w:keepLines w:val="0"/>
+              <w:pageBreakBefore w:val="0"/>
+              <w:widowControl/>
+              <w:kinsoku/>
+              <w:wordWrap/>
+              <w:overflowPunct/>
+              <w:topLinePunct w:val="0"/>
+              <w:autoSpaceDE/>
+              <w:autoSpaceDN/>
+              <w:bidi w:val="0"/>
+              <w:adjustRightInd/>
+              <w:snapToGrid/>
+              <w:spacing w:before="100" w:after="100" w:line="240" w:lineRule="atLeast"/>
+              <w:jc w:val="center"/>
+              <w:textAlignment w:val="auto"/>
+            </w:pPr>
+            <w:r>
+              <w:rPr>
+                <w:rFonts w:ascii="Microsoft YaHei" w:hAnsi="Microsoft YaHei"/>
+                <w:color w:val="000"/>
+                <w:b/>
+                <w:sz w:val="16"/>
+                <w:szCs w:val="16"/>
+              </w:rPr>
+              <w:t>Column</w:t>
+            </w:r>
+          </w:p>
+        </w:tc>
+        <w:tc>
+          <w:tcPr>
+            <w:gridSpan w:val="1"/>
+            <w:vAlign w:val="top"/>
+            <w:shd w:val="clear" w:color="auto" w:fill="" w:themeFill="" w:themeFillTint="25"/>
+          </w:tcPr>
+          <w:p>
+            <w:pPr>
+              <w:keepNext w:val="0"/>
+              <w:keepLines w:val="0"/>
+              <w:pageBreakBefore w:val="0"/>
+              <w:widowControl/>
+              <w:kinsoku/>
+              <w:wordWrap/>
+              <w:overflowPunct/>
+              <w:topLinePunct w:val="0"/>
+              <w:autoSpaceDE/>
+              <w:autoSpaceDN/>
+              <w:bidi w:val="0"/>
+              <w:adjustRightInd/>
+              <w:snapToGrid/>
+              <w:spacing w:before="100" w:after="100" w:line="240" w:lineRule="atLeast"/>
+              <w:jc w:val="center"/>
+              <w:textAlignment w:val="auto"/>
+            </w:pPr>
+            <w:r>
+              <w:rPr>
+                <w:rFonts w:ascii="Microsoft YaHei" w:hAnsi="Microsoft YaHei"/>
+                <w:color w:val="000"/>
+                <w:b/>
+                <w:sz w:val="16"/>
+                <w:szCs w:val="16"/>
+              </w:rPr>
+              <w:t>Type</w:t>
+            </w:r>
+          </w:p>
+        </w:tc>
+        <w:tc>
+          <w:tcPr>
+            <w:gridSpan w:val="1"/>
+            <w:vAlign w:val="top"/>
+            <w:shd w:val="clear" w:color="auto" w:fill="" w:themeFill="" w:themeFillTint="25"/>
+          </w:tcPr>
+          <w:p>
+            <w:pPr>
+              <w:keepNext w:val="0"/>
+              <w:keepLines w:val="0"/>
+              <w:pageBreakBefore w:val="0"/>
+              <w:widowControl/>
+              <w:kinsoku/>
+              <w:wordWrap/>
+              <w:overflowPunct/>
+              <w:topLinePunct w:val="0"/>
+              <w:autoSpaceDE/>
+              <w:autoSpaceDN/>
+              <w:bidi w:val="0"/>
+              <w:adjustRightInd/>
+              <w:snapToGrid/>
+              <w:spacing w:before="100" w:after="100" w:line="240" w:lineRule="atLeast"/>
+              <w:jc w:val="center"/>
+              <w:textAlignment w:val="auto"/>
+            </w:pPr>
+            <w:r>
+              <w:rPr>
+                <w:rFonts w:ascii="Microsoft YaHei" w:hAnsi="Microsoft YaHei"/>
+                <w:color w:val="000"/>
+                <w:b/>
+                <w:sz w:val="16"/>
+                <w:szCs w:val="16"/>
+              </w:rPr>
+              <w:t>Comment</w:t>
+            </w:r>
+          </w:p>
+        </w:tc>
+        <w:tc>
+          <w:tcPr>
+            <w:gridSpan w:val="1"/>
+            <w:vAlign w:val="top"/>
+            <w:tcW w:w="400" w:type="dxa"/>
+            <w:shd w:val="clear" w:color="auto" w:fill="" w:themeFill="" w:themeFillTint="25"/>
+          </w:tcPr>
+          <w:p>
+            <w:pPr>
+              <w:keepNext w:val="0"/>
+              <w:keepLines w:val="0"/>
+              <w:pageBreakBefore w:val="0"/>
+              <w:widowControl/>
+              <w:kinsoku/>
+              <w:wordWrap/>
+              <w:overflowPunct/>
+              <w:topLinePunct w:val="0"/>
+              <w:autoSpaceDE/>
+              <w:autoSpaceDN/>
+              <w:bidi w:val="0"/>
+              <w:adjustRightInd/>
+              <w:snapToGrid/>
+              <w:spacing w:before="100" w:after="100" w:line="240" w:lineRule="atLeast"/>
+              <w:jc w:val="center"/>
+              <w:textAlignment w:val="auto"/>
+            </w:pPr>
+            <w:r>
+              <w:rPr>
+                <w:rFonts w:ascii="Microsoft YaHei" w:hAnsi="Microsoft YaHei"/>
+                <w:color w:val="000"/>
+                <w:b/>
+                <w:sz w:val="16"/>
+                <w:szCs w:val="16"/>
+              </w:rPr>
+              <w:t>PK</w:t>
+            </w:r>
+          </w:p>
+        </w:tc>
+        <w:tc>
+          <w:tcPr>
+            <w:gridSpan w:val="1"/>
+            <w:vAlign w:val="top"/>
+            <w:shd w:val="clear" w:color="auto" w:fill="" w:themeFill="" w:themeFillTint="25"/>
+          </w:tcPr>
+          <w:p>
+            <w:pPr>
+              <w:keepNext w:val="0"/>
+              <w:keepLines w:val="0"/>
+              <w:pageBreakBefore w:val="0"/>
+              <w:widowControl/>
+              <w:kinsoku/>
+              <w:wordWrap/>
+              <w:overflowPunct/>
+              <w:topLinePunct w:val="0"/>
+              <w:autoSpaceDE/>
+              <w:autoSpaceDN/>
+              <w:bidi w:val="0"/>
+              <w:adjustRightInd/>
+              <w:snapToGrid/>
+              <w:spacing w:before="100" w:after="100" w:line="240" w:lineRule="atLeast"/>
+              <w:jc w:val="center"/>
+              <w:textAlignment w:val="auto"/>
+            </w:pPr>
+            <w:r>
+              <w:rPr>
+                <w:rFonts w:ascii="Microsoft YaHei" w:hAnsi="Microsoft YaHei"/>
+                <w:color w:val="000"/>
+                <w:b/>
+                <w:sz w:val="16"/>
+                <w:szCs w:val="16"/>
+              </w:rPr>
+              <w:t>Nullable</w:t>
+            </w:r>
+          </w:p>
+        </w:tc>
+        <w:tc>
+          <w:tcPr>
+            <w:gridSpan w:val="1"/>
+            <w:vAlign w:val="top"/>
+            <w:shd w:val="clear" w:color="auto" w:fill="" w:themeFill="" w:themeFillTint="25"/>
+          </w:tcPr>
+          <w:p>
+            <w:pPr>
+              <w:keepNext w:val="0"/>
+              <w:keepLines w:val="0"/>
+              <w:pageBreakBefore w:val="0"/>
+              <w:widowControl/>
+              <w:kinsoku/>
+              <w:wordWrap/>
+              <w:overflowPunct/>
+              <w:topLinePunct w:val="0"/>
+              <w:autoSpaceDE/>
+              <w:autoSpaceDN/>
+              <w:bidi w:val="0"/>
+              <w:adjustRightInd/>
+              <w:snapToGrid/>
+              <w:spacing w:before="100" w:after="100" w:line="240" w:lineRule="atLeast"/>
+              <w:jc w:val="center"/>
+              <w:textAlignment w:val="auto"/>
+            </w:pPr>
+            <w:r>
+              <w:rPr>
+                <w:rFonts w:ascii="Microsoft YaHei" w:hAnsi="Microsoft YaHei"/>
+                <w:color w:val="000"/>
+                <w:b/>
+                <w:sz w:val="16"/>
+                <w:szCs w:val="16"/>
+              </w:rPr>
+              <w:t>Default</w:t>
+            </w:r>
+          </w:p>
+        </w:tc>
+      </w:tr>
+      <w:tr>
+        <w:tc>
+          <w:tcPr>
+            <w:gridSpan w:val="1"/>
+            <w:vAlign w:val="top"/>
+          </w:tcPr>
+          <w:p>
+            <w:pPr>
+              <w:keepNext w:val="0"/>
+              <w:keepLines w:val="0"/>
+              <w:pageBreakBefore w:val="0"/>
+              <w:widowControl/>
+              <w:kinsoku/>
+              <w:wordWrap/>
+              <w:overflowPunct/>
+              <w:topLinePunct w:val="0"/>
+              <w:autoSpaceDE/>
+              <w:autoSpaceDN/>
+              <w:bidi w:val="0"/>
+              <w:adjustRightInd/>
+              <w:snapToGrid/>
+              <w:spacing w:before="100" w:after="100" w:line="240" w:lineRule="atLeast"/>
+              <w:jc w:val="left"/>
+              <w:textAlignment w:val="auto"/>
+            </w:pPr>
+            <w:r>
+              <w:rPr>
+                <w:rFonts w:ascii="Microsoft YaHei" w:hAnsi="Microsoft YaHei"/>
+                <w:color w:val="000"/>
+                <w:sz w:val="15"/>
+                <w:szCs w:val="15"/>
+              </w:rPr>
+              <w:t>id</w:t>
+            </w:r>
+          </w:p>
+        </w:tc>
+        <w:tc>
+          <w:tcPr>
+            <w:gridSpan w:val="1"/>
+            <w:vAlign w:val="top"/>
+          </w:tcPr>
+          <w:p>
+            <w:pPr>
+              <w:keepNext w:val="0"/>
+              <w:keepLines w:val="0"/>
+              <w:pageBreakBefore w:val="0"/>
+              <w:widowControl/>
+              <w:kinsoku/>
+              <w:wordWrap/>
+              <w:overflowPunct/>
+              <w:topLinePunct w:val="0"/>
+              <w:autoSpaceDE/>
+              <w:autoSpaceDN/>
+              <w:bidi w:val="0"/>
+              <w:adjustRightInd/>
+              <w:snapToGrid/>
+              <w:spacing w:before="100" w:after="100" w:line="240" w:lineRule="atLeast"/>
+              <w:jc w:val="left"/>
+              <w:textAlignment w:val="auto"/>
+            </w:pPr>
+            <w:r>
+              <w:rPr>
+                <w:rFonts w:ascii="Microsoft YaHei" w:hAnsi="Microsoft YaHei"/>
+                <w:color w:val="000"/>
+                <w:sz w:val="15"/>
+                <w:szCs w:val="15"/>
+              </w:rPr>
+              <w:t>int</w:t>
+            </w:r>
+          </w:p>
+        </w:tc>
+        <w:tc>
+          <w:tcPr>
+            <w:gridSpan w:val="1"/>
+            <w:vAlign w:val="top"/>
+          </w:tcPr>
+          <w:p>
+            <w:pPr>
+              <w:keepNext w:val="0"/>
+              <w:keepLines w:val="0"/>
+              <w:pageBreakBefore w:val="0"/>
+              <w:widowControl/>
+              <w:kinsoku/>
+              <w:wordWrap/>
+              <w:overflowPunct/>
+              <w:topLinePunct w:val="0"/>
+              <w:autoSpaceDE/>
+              <w:autoSpaceDN/>
+              <w:bidi w:val="0"/>
+              <w:adjustRightInd/>
+              <w:snapToGrid/>
+              <w:spacing w:before="100" w:after="100" w:line="240" w:lineRule="atLeast"/>
+              <w:jc w:val="left"/>
+              <w:textAlignment w:val="auto"/>
+            </w:pPr>
+            <w:r>
+              <w:rPr>
+                <w:rFonts w:ascii="Microsoft YaHei" w:hAnsi="Microsoft YaHei"/>
+                <w:color w:val="000"/>
+                <w:sz w:val="15"/>
+                <w:szCs w:val="15"/>
+              </w:rPr>
+              <w:t>地址ID</w:t>
+            </w:r>
+          </w:p>
+        </w:tc>
+        <w:tc>
+          <w:tcPr>
+            <w:gridSpan w:val="1"/>
+            <w:vAlign w:val="top"/>
+          </w:tcPr>
+          <w:p>
+            <w:pPr>
+              <w:keepNext w:val="0"/>
+              <w:keepLines w:val="0"/>
+              <w:pageBreakBefore w:val="0"/>
+              <w:widowControl/>
+              <w:kinsoku/>
+              <w:wordWrap/>
+              <w:overflowPunct/>
+              <w:topLinePunct w:val="0"/>
+              <w:autoSpaceDE/>
+              <w:autoSpaceDN/>
+              <w:bidi w:val="0"/>
+              <w:adjustRightInd/>
+              <w:snapToGrid/>
+              <w:spacing w:before="100" w:after="100" w:line="240" w:lineRule="atLeast"/>
+              <w:jc w:val="left"/>
+              <w:textAlignment w:val="auto"/>
+            </w:pPr>
+            <w:r>
+              <w:rPr>
+                <w:rFonts w:ascii="Microsoft YaHei" w:hAnsi="Microsoft YaHei"/>
+                <w:color w:val="000"/>
+                <w:sz w:val="15"/>
+                <w:szCs w:val="15"/>
+              </w:rPr>
+              <w:t>YES</w:t>
+            </w:r>
+          </w:p>
+        </w:tc>
+        <w:tc>
+          <w:tcPr>
+            <w:gridSpan w:val="1"/>
+            <w:vAlign w:val="top"/>
+          </w:tcPr>
+          <w:p>
+            <w:pPr>
+              <w:keepNext w:val="0"/>
+              <w:keepLines w:val="0"/>
+              <w:pageBreakBefore w:val="0"/>
+              <w:widowControl/>
+              <w:kinsoku/>
+              <w:wordWrap/>
+              <w:overflowPunct/>
+              <w:topLinePunct w:val="0"/>
+              <w:autoSpaceDE/>
+              <w:autoSpaceDN/>
+              <w:bidi w:val="0"/>
+              <w:adjustRightInd/>
+              <w:snapToGrid/>
+              <w:spacing w:before="100" w:after="100" w:line="240" w:lineRule="atLeast"/>
+              <w:jc w:val="left"/>
+              <w:textAlignment w:val="auto"/>
+            </w:pPr>
+            <w:r>
+              <w:rPr>
+                <w:rFonts w:ascii="Microsoft YaHei" w:hAnsi="Microsoft YaHei"/>
+                <w:color w:val="000"/>
+                <w:sz w:val="15"/>
+                <w:szCs w:val="15"/>
+              </w:rPr>
+              <w:t>NO</w:t>
+            </w:r>
+          </w:p>
+        </w:tc>
+        <w:tc>
+          <w:tcPr>
+            <w:gridSpan w:val="1"/>
+            <w:vAlign w:val="top"/>
+          </w:tcPr>
+          <w:p>
+            <w:pPr>
+              <w:keepNext w:val="0"/>
+              <w:keepLines w:val="0"/>
+              <w:pageBreakBefore w:val="0"/>
+              <w:widowControl/>
+              <w:kinsoku/>
+              <w:wordWrap/>
+              <w:overflowPunct/>
+              <w:topLinePunct w:val="0"/>
+              <w:autoSpaceDE/>
+              <w:autoSpaceDN/>
+              <w:bidi w:val="0"/>
+              <w:adjustRightInd/>
+              <w:snapToGrid/>
+              <w:spacing w:before="100" w:after="100" w:line="240" w:lineRule="atLeast"/>
+              <w:jc w:val="left"/>
+              <w:textAlignment w:val="auto"/>
+            </w:pPr>
+            <w:r>
+              <w:rPr>
+                <w:rFonts w:ascii="Microsoft YaHei" w:hAnsi="Microsoft YaHei"/>
+                <w:color w:val="000"/>
+                <w:sz w:val="15"/>
+                <w:szCs w:val="15"/>
+              </w:rPr>
+            </w:r>
+          </w:p>
+        </w:tc>
+      </w:tr>
+      <w:tr>
+        <w:tc>
+          <w:tcPr>
+            <w:gridSpan w:val="1"/>
+            <w:vAlign w:val="top"/>
+          </w:tcPr>
+          <w:p>
+            <w:pPr>
+              <w:keepNext w:val="0"/>
+              <w:keepLines w:val="0"/>
+              <w:pageBreakBefore w:val="0"/>
+              <w:widowControl/>
+              <w:kinsoku/>
+              <w:wordWrap/>
+              <w:overflowPunct/>
+              <w:topLinePunct w:val="0"/>
+              <w:autoSpaceDE/>
+              <w:autoSpaceDN/>
+              <w:bidi w:val="0"/>
+              <w:adjustRightInd/>
+              <w:snapToGrid/>
+              <w:spacing w:before="100" w:after="100" w:line="240" w:lineRule="atLeast"/>
+              <w:jc w:val="left"/>
+              <w:textAlignment w:val="auto"/>
+            </w:pPr>
+            <w:r>
+              <w:rPr>
+                <w:rFonts w:ascii="Microsoft YaHei" w:hAnsi="Microsoft YaHei"/>
+                <w:color w:val="000"/>
+                <w:sz w:val="15"/>
+                <w:szCs w:val="15"/>
+              </w:rPr>
+              <w:t>user_id</w:t>
+            </w:r>
+          </w:p>
+        </w:tc>
+        <w:tc>
+          <w:tcPr>
+            <w:gridSpan w:val="1"/>
+            <w:vAlign w:val="top"/>
+          </w:tcPr>
+          <w:p>
+            <w:pPr>
+              <w:keepNext w:val="0"/>
+              <w:keepLines w:val="0"/>
+              <w:pageBreakBefore w:val="0"/>
+              <w:widowControl/>
+              <w:kinsoku/>
+              <w:wordWrap/>
+              <w:overflowPunct/>
+              <w:topLinePunct w:val="0"/>
+              <w:autoSpaceDE/>
+              <w:autoSpaceDN/>
+              <w:bidi w:val="0"/>
+              <w:adjustRightInd/>
+              <w:snapToGrid/>
+              <w:spacing w:before="100" w:after="100" w:line="240" w:lineRule="atLeast"/>
+              <w:jc w:val="left"/>
+              <w:textAlignment w:val="auto"/>
+            </w:pPr>
+            <w:r>
+              <w:rPr>
+                <w:rFonts w:ascii="Microsoft YaHei" w:hAnsi="Microsoft YaHei"/>
+                <w:color w:val="000"/>
+                <w:sz w:val="15"/>
+                <w:szCs w:val="15"/>
+              </w:rPr>
+              <w:t>int</w:t>
+            </w:r>
+          </w:p>
+        </w:tc>
+        <w:tc>
+          <w:tcPr>
+            <w:gridSpan w:val="1"/>
+            <w:vAlign w:val="top"/>
+          </w:tcPr>
+          <w:p>
+            <w:pPr>
+              <w:keepNext w:val="0"/>
+              <w:keepLines w:val="0"/>
+              <w:pageBreakBefore w:val="0"/>
+              <w:widowControl/>
+              <w:kinsoku/>
+              <w:wordWrap/>
+              <w:overflowPunct/>
+              <w:topLinePunct w:val="0"/>
+              <w:autoSpaceDE/>
+              <w:autoSpaceDN/>
+              <w:bidi w:val="0"/>
+              <w:adjustRightInd/>
+              <w:snapToGrid/>
+              <w:spacing w:before="100" w:after="100" w:line="240" w:lineRule="atLeast"/>
+              <w:jc w:val="left"/>
+              <w:textAlignment w:val="auto"/>
+            </w:pPr>
+            <w:r>
+              <w:rPr>
+                <w:rFonts w:ascii="Microsoft YaHei" w:hAnsi="Microsoft YaHei"/>
+                <w:color w:val="000"/>
+                <w:sz w:val="15"/>
+                <w:szCs w:val="15"/>
+              </w:rPr>
+              <w:t>用户ID</w:t>
+            </w:r>
+          </w:p>
+        </w:tc>
+        <w:tc>
+          <w:tcPr>
+            <w:gridSpan w:val="1"/>
+            <w:vAlign w:val="top"/>
+          </w:tcPr>
+          <w:p>
+            <w:pPr>
+              <w:keepNext w:val="0"/>
+              <w:keepLines w:val="0"/>
+              <w:pageBreakBefore w:val="0"/>
+              <w:widowControl/>
+              <w:kinsoku/>
+              <w:wordWrap/>
+              <w:overflowPunct/>
+              <w:topLinePunct w:val="0"/>
+              <w:autoSpaceDE/>
+              <w:autoSpaceDN/>
+              <w:bidi w:val="0"/>
+              <w:adjustRightInd/>
+              <w:snapToGrid/>
+              <w:spacing w:before="100" w:after="100" w:line="240" w:lineRule="atLeast"/>
+              <w:jc w:val="left"/>
+              <w:textAlignment w:val="auto"/>
+            </w:pPr>
+            <w:r>
+              <w:rPr>
+                <w:rFonts w:ascii="Microsoft YaHei" w:hAnsi="Microsoft YaHei"/>
+                <w:color w:val="000"/>
+                <w:sz w:val="15"/>
+                <w:szCs w:val="15"/>
+              </w:rPr>
+            </w:r>
+          </w:p>
+        </w:tc>
+        <w:tc>
+          <w:tcPr>
+            <w:gridSpan w:val="1"/>
+            <w:vAlign w:val="top"/>
+          </w:tcPr>
+          <w:p>
+            <w:pPr>
+              <w:keepNext w:val="0"/>
+              <w:keepLines w:val="0"/>
+              <w:pageBreakBefore w:val="0"/>
+              <w:widowControl/>
+              <w:kinsoku/>
+              <w:wordWrap/>
+              <w:overflowPunct/>
+              <w:topLinePunct w:val="0"/>
+              <w:autoSpaceDE/>
+              <w:autoSpaceDN/>
+              <w:bidi w:val="0"/>
+              <w:adjustRightInd/>
+              <w:snapToGrid/>
+              <w:spacing w:before="100" w:after="100" w:line="240" w:lineRule="atLeast"/>
+              <w:jc w:val="left"/>
+              <w:textAlignment w:val="auto"/>
+            </w:pPr>
+            <w:r>
+              <w:rPr>
+                <w:rFonts w:ascii="Microsoft YaHei" w:hAnsi="Microsoft YaHei"/>
+                <w:color w:val="000"/>
+                <w:sz w:val="15"/>
+                <w:szCs w:val="15"/>
+              </w:rPr>
+              <w:t>NO</w:t>
+            </w:r>
+          </w:p>
+        </w:tc>
+        <w:tc>
+          <w:tcPr>
+            <w:gridSpan w:val="1"/>
+            <w:vAlign w:val="top"/>
+          </w:tcPr>
+          <w:p>
+            <w:pPr>
+              <w:keepNext w:val="0"/>
+              <w:keepLines w:val="0"/>
+              <w:pageBreakBefore w:val="0"/>
+              <w:widowControl/>
+              <w:kinsoku/>
+              <w:wordWrap/>
+              <w:overflowPunct/>
+              <w:topLinePunct w:val="0"/>
+              <w:autoSpaceDE/>
+              <w:autoSpaceDN/>
+              <w:bidi w:val="0"/>
+              <w:adjustRightInd/>
+              <w:snapToGrid/>
+              <w:spacing w:before="100" w:after="100" w:line="240" w:lineRule="atLeast"/>
+              <w:jc w:val="left"/>
+              <w:textAlignment w:val="auto"/>
+            </w:pPr>
+            <w:r>
+              <w:rPr>
+                <w:rFonts w:ascii="Microsoft YaHei" w:hAnsi="Microsoft YaHei"/>
+                <w:color w:val="000"/>
+                <w:sz w:val="15"/>
+                <w:szCs w:val="15"/>
+              </w:rPr>
+            </w:r>
+          </w:p>
+        </w:tc>
+      </w:tr>
+      <w:tr>
+        <w:tc>
+          <w:tcPr>
+            <w:gridSpan w:val="1"/>
+            <w:vAlign w:val="top"/>
+          </w:tcPr>
+          <w:p>
+            <w:pPr>
+              <w:keepNext w:val="0"/>
+              <w:keepLines w:val="0"/>
+              <w:pageBreakBefore w:val="0"/>
+              <w:widowControl/>
+              <w:kinsoku/>
+              <w:wordWrap/>
+              <w:overflowPunct/>
+              <w:topLinePunct w:val="0"/>
+              <w:autoSpaceDE/>
+              <w:autoSpaceDN/>
+              <w:bidi w:val="0"/>
+              <w:adjustRightInd/>
+              <w:snapToGrid/>
+              <w:spacing w:before="100" w:after="100" w:line="240" w:lineRule="atLeast"/>
+              <w:jc w:val="left"/>
+              <w:textAlignment w:val="auto"/>
+            </w:pPr>
+            <w:r>
+              <w:rPr>
+                <w:rFonts w:ascii="Microsoft YaHei" w:hAnsi="Microsoft YaHei"/>
+                <w:color w:val="000"/>
+                <w:sz w:val="15"/>
+                <w:szCs w:val="15"/>
+              </w:rPr>
+              <w:t>province</w:t>
+            </w:r>
+          </w:p>
+        </w:tc>
+        <w:tc>
+          <w:tcPr>
+            <w:gridSpan w:val="1"/>
+            <w:vAlign w:val="top"/>
+          </w:tcPr>
+          <w:p>
+            <w:pPr>
+              <w:keepNext w:val="0"/>
+              <w:keepLines w:val="0"/>
+              <w:pageBreakBefore w:val="0"/>
+              <w:widowControl/>
+              <w:kinsoku/>
+              <w:wordWrap/>
+              <w:overflowPunct/>
+              <w:topLinePunct w:val="0"/>
+              <w:autoSpaceDE/>
+              <w:autoSpaceDN/>
+              <w:bidi w:val="0"/>
+              <w:adjustRightInd/>
+              <w:snapToGrid/>
+              <w:spacing w:before="100" w:after="100" w:line="240" w:lineRule="atLeast"/>
+              <w:jc w:val="left"/>
+              <w:textAlignment w:val="auto"/>
+            </w:pPr>
+            <w:r>
+              <w:rPr>
+                <w:rFonts w:ascii="Microsoft YaHei" w:hAnsi="Microsoft YaHei"/>
+                <w:color w:val="000"/>
+                <w:sz w:val="15"/>
+                <w:szCs w:val="15"/>
+              </w:rPr>
+              <w:t>varchar(50)</w:t>
+            </w:r>
+          </w:p>
+        </w:tc>
+        <w:tc>
+          <w:tcPr>
+            <w:gridSpan w:val="1"/>
+            <w:vAlign w:val="top"/>
+          </w:tcPr>
+          <w:p>
+            <w:pPr>
+              <w:keepNext w:val="0"/>
+              <w:keepLines w:val="0"/>
+              <w:pageBreakBefore w:val="0"/>
+              <w:widowControl/>
+              <w:kinsoku/>
+              <w:wordWrap/>
+              <w:overflowPunct/>
+              <w:topLinePunct w:val="0"/>
+              <w:autoSpaceDE/>
+              <w:autoSpaceDN/>
+              <w:bidi w:val="0"/>
+              <w:adjustRightInd/>
+              <w:snapToGrid/>
+              <w:spacing w:before="100" w:after="100" w:line="240" w:lineRule="atLeast"/>
+              <w:jc w:val="left"/>
+              <w:textAlignment w:val="auto"/>
+            </w:pPr>
+            <w:r>
+              <w:rPr>
+                <w:rFonts w:ascii="Microsoft YaHei" w:hAnsi="Microsoft YaHei"/>
+                <w:color w:val="000"/>
+                <w:sz w:val="15"/>
+                <w:szCs w:val="15"/>
+              </w:rPr>
+              <w:t>省</w:t>
+            </w:r>
+          </w:p>
+        </w:tc>
+        <w:tc>
+          <w:tcPr>
+            <w:gridSpan w:val="1"/>
+            <w:vAlign w:val="top"/>
+          </w:tcPr>
+          <w:p>
+            <w:pPr>
+              <w:keepNext w:val="0"/>
+              <w:keepLines w:val="0"/>
+              <w:pageBreakBefore w:val="0"/>
+              <w:widowControl/>
+              <w:kinsoku/>
+              <w:wordWrap/>
+              <w:overflowPunct/>
+              <w:topLinePunct w:val="0"/>
+              <w:autoSpaceDE/>
+              <w:autoSpaceDN/>
+              <w:bidi w:val="0"/>
+              <w:adjustRightInd/>
+              <w:snapToGrid/>
+              <w:spacing w:before="100" w:after="100" w:line="240" w:lineRule="atLeast"/>
+              <w:jc w:val="left"/>
+              <w:textAlignment w:val="auto"/>
+            </w:pPr>
+            <w:r>
+              <w:rPr>
+                <w:rFonts w:ascii="Microsoft YaHei" w:hAnsi="Microsoft YaHei"/>
+                <w:color w:val="000"/>
+                <w:sz w:val="15"/>
+                <w:szCs w:val="15"/>
+              </w:rPr>
+            </w:r>
+          </w:p>
+        </w:tc>
+        <w:tc>
+          <w:tcPr>
+            <w:gridSpan w:val="1"/>
+            <w:vAlign w:val="top"/>
+          </w:tcPr>
+          <w:p>
+            <w:pPr>
+              <w:keepNext w:val="0"/>
+              <w:keepLines w:val="0"/>
+              <w:pageBreakBefore w:val="0"/>
+              <w:widowControl/>
+              <w:kinsoku/>
+              <w:wordWrap/>
+              <w:overflowPunct/>
+              <w:topLinePunct w:val="0"/>
+              <w:autoSpaceDE/>
+              <w:autoSpaceDN/>
+              <w:bidi w:val="0"/>
+              <w:adjustRightInd/>
+              <w:snapToGrid/>
+              <w:spacing w:before="100" w:after="100" w:line="240" w:lineRule="atLeast"/>
+              <w:jc w:val="left"/>
+              <w:textAlignment w:val="auto"/>
+            </w:pPr>
+            <w:r>
+              <w:rPr>
+                <w:rFonts w:ascii="Microsoft YaHei" w:hAnsi="Microsoft YaHei"/>
+                <w:color w:val="000"/>
+                <w:sz w:val="15"/>
+                <w:szCs w:val="15"/>
+              </w:rPr>
+              <w:t>NO</w:t>
+            </w:r>
+          </w:p>
+        </w:tc>
+        <w:tc>
+          <w:tcPr>
+            <w:gridSpan w:val="1"/>
+            <w:vAlign w:val="top"/>
+          </w:tcPr>
+          <w:p>
+            <w:pPr>
+              <w:keepNext w:val="0"/>
+              <w:keepLines w:val="0"/>
+              <w:pageBreakBefore w:val="0"/>
+              <w:widowControl/>
+              <w:kinsoku/>
+              <w:wordWrap/>
+              <w:overflowPunct/>
+              <w:topLinePunct w:val="0"/>
+              <w:autoSpaceDE/>
+              <w:autoSpaceDN/>
+              <w:bidi w:val="0"/>
+              <w:adjustRightInd/>
+              <w:snapToGrid/>
+              <w:spacing w:before="100" w:after="100" w:line="240" w:lineRule="atLeast"/>
+              <w:jc w:val="left"/>
+              <w:textAlignment w:val="auto"/>
+            </w:pPr>
+            <w:r>
+              <w:rPr>
+                <w:rFonts w:ascii="Microsoft YaHei" w:hAnsi="Microsoft YaHei"/>
+                <w:color w:val="000"/>
+                <w:sz w:val="15"/>
+                <w:szCs w:val="15"/>
+              </w:rPr>
+            </w:r>
+          </w:p>
+        </w:tc>
+      </w:tr>
+      <w:tr>
+        <w:tc>
+          <w:tcPr>
+            <w:gridSpan w:val="1"/>
+            <w:vAlign w:val="top"/>
+          </w:tcPr>
+          <w:p>
+            <w:pPr>
+              <w:keepNext w:val="0"/>
+              <w:keepLines w:val="0"/>
+              <w:pageBreakBefore w:val="0"/>
+              <w:widowControl/>
+              <w:kinsoku/>
+              <w:wordWrap/>
+              <w:overflowPunct/>
+              <w:topLinePunct w:val="0"/>
+              <w:autoSpaceDE/>
+              <w:autoSpaceDN/>
+              <w:bidi w:val="0"/>
+              <w:adjustRightInd/>
+              <w:snapToGrid/>
+              <w:spacing w:before="100" w:after="100" w:line="240" w:lineRule="atLeast"/>
+              <w:jc w:val="left"/>
+              <w:textAlignment w:val="auto"/>
+            </w:pPr>
+            <w:r>
+              <w:rPr>
+                <w:rFonts w:ascii="Microsoft YaHei" w:hAnsi="Microsoft YaHei"/>
+                <w:color w:val="000"/>
+                <w:sz w:val="15"/>
+                <w:szCs w:val="15"/>
+              </w:rPr>
+              <w:t>city</w:t>
+            </w:r>
+          </w:p>
+        </w:tc>
+        <w:tc>
+          <w:tcPr>
+            <w:gridSpan w:val="1"/>
+            <w:vAlign w:val="top"/>
+          </w:tcPr>
+          <w:p>
+            <w:pPr>
+              <w:keepNext w:val="0"/>
+              <w:keepLines w:val="0"/>
+              <w:pageBreakBefore w:val="0"/>
+              <w:widowControl/>
+              <w:kinsoku/>
+              <w:wordWrap/>
+              <w:overflowPunct/>
+              <w:topLinePunct w:val="0"/>
+              <w:autoSpaceDE/>
+              <w:autoSpaceDN/>
+              <w:bidi w:val="0"/>
+              <w:adjustRightInd/>
+              <w:snapToGrid/>
+              <w:spacing w:before="100" w:after="100" w:line="240" w:lineRule="atLeast"/>
+              <w:jc w:val="left"/>
+              <w:textAlignment w:val="auto"/>
+            </w:pPr>
+            <w:r>
+              <w:rPr>
+                <w:rFonts w:ascii="Microsoft YaHei" w:hAnsi="Microsoft YaHei"/>
+                <w:color w:val="000"/>
+                <w:sz w:val="15"/>
+                <w:szCs w:val="15"/>
+              </w:rPr>
+              <w:t>varchar(50)</w:t>
+            </w:r>
+          </w:p>
+        </w:tc>
+        <w:tc>
+          <w:tcPr>
+            <w:gridSpan w:val="1"/>
+            <w:vAlign w:val="top"/>
+          </w:tcPr>
+          <w:p>
+            <w:pPr>
+              <w:keepNext w:val="0"/>
+              <w:keepLines w:val="0"/>
+              <w:pageBreakBefore w:val="0"/>
+              <w:widowControl/>
+              <w:kinsoku/>
+              <w:wordWrap/>
+              <w:overflowPunct/>
+              <w:topLinePunct w:val="0"/>
+              <w:autoSpaceDE/>
+              <w:autoSpaceDN/>
+              <w:bidi w:val="0"/>
+              <w:adjustRightInd/>
+              <w:snapToGrid/>
+              <w:spacing w:before="100" w:after="100" w:line="240" w:lineRule="atLeast"/>
+              <w:jc w:val="left"/>
+              <w:textAlignment w:val="auto"/>
+            </w:pPr>
+            <w:r>
+              <w:rPr>
+                <w:rFonts w:ascii="Microsoft YaHei" w:hAnsi="Microsoft YaHei"/>
+                <w:color w:val="000"/>
+                <w:sz w:val="15"/>
+                <w:szCs w:val="15"/>
+              </w:rPr>
+              <w:t>市</w:t>
+            </w:r>
+          </w:p>
+        </w:tc>
+        <w:tc>
+          <w:tcPr>
+            <w:gridSpan w:val="1"/>
+            <w:vAlign w:val="top"/>
+          </w:tcPr>
+          <w:p>
+            <w:pPr>
+              <w:keepNext w:val="0"/>
+              <w:keepLines w:val="0"/>
+              <w:pageBreakBefore w:val="0"/>
+              <w:widowControl/>
+              <w:kinsoku/>
+              <w:wordWrap/>
+              <w:overflowPunct/>
+              <w:topLinePunct w:val="0"/>
+              <w:autoSpaceDE/>
+              <w:autoSpaceDN/>
+              <w:bidi w:val="0"/>
+              <w:adjustRightInd/>
+              <w:snapToGrid/>
+              <w:spacing w:before="100" w:after="100" w:line="240" w:lineRule="atLeast"/>
+              <w:jc w:val="left"/>
+              <w:textAlignment w:val="auto"/>
+            </w:pPr>
+            <w:r>
+              <w:rPr>
+                <w:rFonts w:ascii="Microsoft YaHei" w:hAnsi="Microsoft YaHei"/>
+                <w:color w:val="000"/>
+                <w:sz w:val="15"/>
+                <w:szCs w:val="15"/>
+              </w:rPr>
+            </w:r>
+          </w:p>
+        </w:tc>
+        <w:tc>
+          <w:tcPr>
+            <w:gridSpan w:val="1"/>
+            <w:vAlign w:val="top"/>
+          </w:tcPr>
+          <w:p>
+            <w:pPr>
+              <w:keepNext w:val="0"/>
+              <w:keepLines w:val="0"/>
+              <w:pageBreakBefore w:val="0"/>
+              <w:widowControl/>
+              <w:kinsoku/>
+              <w:wordWrap/>
+              <w:overflowPunct/>
+              <w:topLinePunct w:val="0"/>
+              <w:autoSpaceDE/>
+              <w:autoSpaceDN/>
+              <w:bidi w:val="0"/>
+              <w:adjustRightInd/>
+              <w:snapToGrid/>
+              <w:spacing w:before="100" w:after="100" w:line="240" w:lineRule="atLeast"/>
+              <w:jc w:val="left"/>
+              <w:textAlignment w:val="auto"/>
+            </w:pPr>
+            <w:r>
+              <w:rPr>
+                <w:rFonts w:ascii="Microsoft YaHei" w:hAnsi="Microsoft YaHei"/>
+                <w:color w:val="000"/>
+                <w:sz w:val="15"/>
+                <w:szCs w:val="15"/>
+              </w:rPr>
+              <w:t>NO</w:t>
+            </w:r>
+          </w:p>
+        </w:tc>
+        <w:tc>
+          <w:tcPr>
+            <w:gridSpan w:val="1"/>
+            <w:vAlign w:val="top"/>
+          </w:tcPr>
+          <w:p>
+            <w:pPr>
+              <w:keepNext w:val="0"/>
+              <w:keepLines w:val="0"/>
+              <w:pageBreakBefore w:val="0"/>
+              <w:widowControl/>
+              <w:kinsoku/>
+              <w:wordWrap/>
+              <w:overflowPunct/>
+              <w:topLinePunct w:val="0"/>
+              <w:autoSpaceDE/>
+              <w:autoSpaceDN/>
+              <w:bidi w:val="0"/>
+              <w:adjustRightInd/>
+              <w:snapToGrid/>
+              <w:spacing w:before="100" w:after="100" w:line="240" w:lineRule="atLeast"/>
+              <w:jc w:val="left"/>
+              <w:textAlignment w:val="auto"/>
+            </w:pPr>
+            <w:r>
+              <w:rPr>
+                <w:rFonts w:ascii="Microsoft YaHei" w:hAnsi="Microsoft YaHei"/>
+                <w:color w:val="000"/>
+                <w:sz w:val="15"/>
+                <w:szCs w:val="15"/>
+              </w:rPr>
+            </w:r>
+          </w:p>
+        </w:tc>
+      </w:tr>
+      <w:tr>
+        <w:tc>
+          <w:tcPr>
+            <w:gridSpan w:val="1"/>
+            <w:vAlign w:val="top"/>
+          </w:tcPr>
+          <w:p>
+            <w:pPr>
+              <w:keepNext w:val="0"/>
+              <w:keepLines w:val="0"/>
+              <w:pageBreakBefore w:val="0"/>
+              <w:widowControl/>
+              <w:kinsoku/>
+              <w:wordWrap/>
+              <w:overflowPunct/>
+              <w:topLinePunct w:val="0"/>
+              <w:autoSpaceDE/>
+              <w:autoSpaceDN/>
+              <w:bidi w:val="0"/>
+              <w:adjustRightInd/>
+              <w:snapToGrid/>
+              <w:spacing w:before="100" w:after="100" w:line="240" w:lineRule="atLeast"/>
+              <w:jc w:val="left"/>
+              <w:textAlignment w:val="auto"/>
+            </w:pPr>
+            <w:r>
+              <w:rPr>
+                <w:rFonts w:ascii="Microsoft YaHei" w:hAnsi="Microsoft YaHei"/>
+                <w:color w:val="000"/>
+                <w:sz w:val="15"/>
+                <w:szCs w:val="15"/>
+              </w:rPr>
+              <w:t>district</w:t>
+            </w:r>
+          </w:p>
+        </w:tc>
+        <w:tc>
+          <w:tcPr>
+            <w:gridSpan w:val="1"/>
+            <w:vAlign w:val="top"/>
+          </w:tcPr>
+          <w:p>
+            <w:pPr>
+              <w:keepNext w:val="0"/>
+              <w:keepLines w:val="0"/>
+              <w:pageBreakBefore w:val="0"/>
+              <w:widowControl/>
+              <w:kinsoku/>
+              <w:wordWrap/>
+              <w:overflowPunct/>
+              <w:topLinePunct w:val="0"/>
+              <w:autoSpaceDE/>
+              <w:autoSpaceDN/>
+              <w:bidi w:val="0"/>
+              <w:adjustRightInd/>
+              <w:snapToGrid/>
+              <w:spacing w:before="100" w:after="100" w:line="240" w:lineRule="atLeast"/>
+              <w:jc w:val="left"/>
+              <w:textAlignment w:val="auto"/>
+            </w:pPr>
+            <w:r>
+              <w:rPr>
+                <w:rFonts w:ascii="Microsoft YaHei" w:hAnsi="Microsoft YaHei"/>
+                <w:color w:val="000"/>
+                <w:sz w:val="15"/>
+                <w:szCs w:val="15"/>
+              </w:rPr>
+              <w:t>varchar(50)</w:t>
+            </w:r>
+          </w:p>
+        </w:tc>
+        <w:tc>
+          <w:tcPr>
+            <w:gridSpan w:val="1"/>
+            <w:vAlign w:val="top"/>
+          </w:tcPr>
+          <w:p>
+            <w:pPr>
+              <w:keepNext w:val="0"/>
+              <w:keepLines w:val="0"/>
+              <w:pageBreakBefore w:val="0"/>
+              <w:widowControl/>
+              <w:kinsoku/>
+              <w:wordWrap/>
+              <w:overflowPunct/>
+              <w:topLinePunct w:val="0"/>
+              <w:autoSpaceDE/>
+              <w:autoSpaceDN/>
+              <w:bidi w:val="0"/>
+              <w:adjustRightInd/>
+              <w:snapToGrid/>
+              <w:spacing w:before="100" w:after="100" w:line="240" w:lineRule="atLeast"/>
+              <w:jc w:val="left"/>
+              <w:textAlignment w:val="auto"/>
+            </w:pPr>
+            <w:r>
+              <w:rPr>
+                <w:rFonts w:ascii="Microsoft YaHei" w:hAnsi="Microsoft YaHei"/>
+                <w:color w:val="000"/>
+                <w:sz w:val="15"/>
+                <w:szCs w:val="15"/>
+              </w:rPr>
+              <w:t>区</w:t>
+            </w:r>
+          </w:p>
+        </w:tc>
+        <w:tc>
+          <w:tcPr>
+            <w:gridSpan w:val="1"/>
+            <w:vAlign w:val="top"/>
+          </w:tcPr>
+          <w:p>
+            <w:pPr>
+              <w:keepNext w:val="0"/>
+              <w:keepLines w:val="0"/>
+              <w:pageBreakBefore w:val="0"/>
+              <w:widowControl/>
+              <w:kinsoku/>
+              <w:wordWrap/>
+              <w:overflowPunct/>
+              <w:topLinePunct w:val="0"/>
+              <w:autoSpaceDE/>
+              <w:autoSpaceDN/>
+              <w:bidi w:val="0"/>
+              <w:adjustRightInd/>
+              <w:snapToGrid/>
+              <w:spacing w:before="100" w:after="100" w:line="240" w:lineRule="atLeast"/>
+              <w:jc w:val="left"/>
+              <w:textAlignment w:val="auto"/>
+            </w:pPr>
+            <w:r>
+              <w:rPr>
+                <w:rFonts w:ascii="Microsoft YaHei" w:hAnsi="Microsoft YaHei"/>
+                <w:color w:val="000"/>
+                <w:sz w:val="15"/>
+                <w:szCs w:val="15"/>
+              </w:rPr>
+            </w:r>
+          </w:p>
+        </w:tc>
+        <w:tc>
+          <w:tcPr>
+            <w:gridSpan w:val="1"/>
+            <w:vAlign w:val="top"/>
+          </w:tcPr>
+          <w:p>
+            <w:pPr>
+              <w:keepNext w:val="0"/>
+              <w:keepLines w:val="0"/>
+              <w:pageBreakBefore w:val="0"/>
+              <w:widowControl/>
+              <w:kinsoku/>
+              <w:wordWrap/>
+              <w:overflowPunct/>
+              <w:topLinePunct w:val="0"/>
+              <w:autoSpaceDE/>
+              <w:autoSpaceDN/>
+              <w:bidi w:val="0"/>
+              <w:adjustRightInd/>
+              <w:snapToGrid/>
+              <w:spacing w:before="100" w:after="100" w:line="240" w:lineRule="atLeast"/>
+              <w:jc w:val="left"/>
+              <w:textAlignment w:val="auto"/>
+            </w:pPr>
+            <w:r>
+              <w:rPr>
+                <w:rFonts w:ascii="Microsoft YaHei" w:hAnsi="Microsoft YaHei"/>
+                <w:color w:val="000"/>
+                <w:sz w:val="15"/>
+                <w:szCs w:val="15"/>
+              </w:rPr>
+              <w:t>NO</w:t>
+            </w:r>
+          </w:p>
+        </w:tc>
+        <w:tc>
+          <w:tcPr>
+            <w:gridSpan w:val="1"/>
+            <w:vAlign w:val="top"/>
+          </w:tcPr>
+          <w:p>
+            <w:pPr>
+              <w:keepNext w:val="0"/>
+              <w:keepLines w:val="0"/>
+              <w:pageBreakBefore w:val="0"/>
+              <w:widowControl/>
+              <w:kinsoku/>
+              <w:wordWrap/>
+              <w:overflowPunct/>
+              <w:topLinePunct w:val="0"/>
+              <w:autoSpaceDE/>
+              <w:autoSpaceDN/>
+              <w:bidi w:val="0"/>
+              <w:adjustRightInd/>
+              <w:snapToGrid/>
+              <w:spacing w:before="100" w:after="100" w:line="240" w:lineRule="atLeast"/>
+              <w:jc w:val="left"/>
+              <w:textAlignment w:val="auto"/>
+            </w:pPr>
+            <w:r>
+              <w:rPr>
+                <w:rFonts w:ascii="Microsoft YaHei" w:hAnsi="Microsoft YaHei"/>
+                <w:color w:val="000"/>
+                <w:sz w:val="15"/>
+                <w:szCs w:val="15"/>
+              </w:rPr>
+            </w:r>
+          </w:p>
+        </w:tc>
+      </w:tr>
+      <w:tr>
+        <w:tc>
+          <w:tcPr>
+            <w:gridSpan w:val="1"/>
+            <w:vAlign w:val="top"/>
+          </w:tcPr>
+          <w:p>
+            <w:pPr>
+              <w:keepNext w:val="0"/>
+              <w:keepLines w:val="0"/>
+              <w:pageBreakBefore w:val="0"/>
+              <w:widowControl/>
+              <w:kinsoku/>
+              <w:wordWrap/>
+              <w:overflowPunct/>
+              <w:topLinePunct w:val="0"/>
+              <w:autoSpaceDE/>
+              <w:autoSpaceDN/>
+              <w:bidi w:val="0"/>
+              <w:adjustRightInd/>
+              <w:snapToGrid/>
+              <w:spacing w:before="100" w:after="100" w:line="240" w:lineRule="atLeast"/>
+              <w:jc w:val="left"/>
+              <w:textAlignment w:val="auto"/>
+            </w:pPr>
+            <w:r>
+              <w:rPr>
+                <w:rFonts w:ascii="Microsoft YaHei" w:hAnsi="Microsoft YaHei"/>
+                <w:color w:val="000"/>
+                <w:sz w:val="15"/>
+                <w:szCs w:val="15"/>
+              </w:rPr>
+              <w:t>detail_address</w:t>
+            </w:r>
+          </w:p>
+        </w:tc>
+        <w:tc>
+          <w:tcPr>
+            <w:gridSpan w:val="1"/>
+            <w:vAlign w:val="top"/>
+          </w:tcPr>
+          <w:p>
+            <w:pPr>
+              <w:keepNext w:val="0"/>
+              <w:keepLines w:val="0"/>
+              <w:pageBreakBefore w:val="0"/>
+              <w:widowControl/>
+              <w:kinsoku/>
+              <w:wordWrap/>
+              <w:overflowPunct/>
+              <w:topLinePunct w:val="0"/>
+              <w:autoSpaceDE/>
+              <w:autoSpaceDN/>
+              <w:bidi w:val="0"/>
+              <w:adjustRightInd/>
+              <w:snapToGrid/>
+              <w:spacing w:before="100" w:after="100" w:line="240" w:lineRule="atLeast"/>
+              <w:jc w:val="left"/>
+              <w:textAlignment w:val="auto"/>
+            </w:pPr>
+            <w:r>
+              <w:rPr>
+                <w:rFonts w:ascii="Microsoft YaHei" w:hAnsi="Microsoft YaHei"/>
+                <w:color w:val="000"/>
+                <w:sz w:val="15"/>
+                <w:szCs w:val="15"/>
+              </w:rPr>
+              <w:t>varchar(255)</w:t>
+            </w:r>
+          </w:p>
+        </w:tc>
+        <w:tc>
+          <w:tcPr>
+            <w:gridSpan w:val="1"/>
+            <w:vAlign w:val="top"/>
+          </w:tcPr>
+          <w:p>
+            <w:pPr>
+              <w:keepNext w:val="0"/>
+              <w:keepLines w:val="0"/>
+              <w:pageBreakBefore w:val="0"/>
+              <w:widowControl/>
+              <w:kinsoku/>
+              <w:wordWrap/>
+              <w:overflowPunct/>
+              <w:topLinePunct w:val="0"/>
+              <w:autoSpaceDE/>
+              <w:autoSpaceDN/>
+              <w:bidi w:val="0"/>
+              <w:adjustRightInd/>
+              <w:snapToGrid/>
+              <w:spacing w:before="100" w:after="100" w:line="240" w:lineRule="atLeast"/>
+              <w:jc w:val="left"/>
+              <w:textAlignment w:val="auto"/>
+            </w:pPr>
+            <w:r>
+              <w:rPr>
+                <w:rFonts w:ascii="Microsoft YaHei" w:hAnsi="Microsoft YaHei"/>
+                <w:color w:val="000"/>
+                <w:sz w:val="15"/>
+                <w:szCs w:val="15"/>
+              </w:rPr>
+              <w:t>详细地址</w:t>
+            </w:r>
+          </w:p>
+        </w:tc>
+        <w:tc>
+          <w:tcPr>
+            <w:gridSpan w:val="1"/>
+            <w:vAlign w:val="top"/>
+          </w:tcPr>
+          <w:p>
+            <w:pPr>
+              <w:keepNext w:val="0"/>
+              <w:keepLines w:val="0"/>
+              <w:pageBreakBefore w:val="0"/>
+              <w:widowControl/>
+              <w:kinsoku/>
+              <w:wordWrap/>
+              <w:overflowPunct/>
+              <w:topLinePunct w:val="0"/>
+              <w:autoSpaceDE/>
+              <w:autoSpaceDN/>
+              <w:bidi w:val="0"/>
+              <w:adjustRightInd/>
+              <w:snapToGrid/>
+              <w:spacing w:before="100" w:after="100" w:line="240" w:lineRule="atLeast"/>
+              <w:jc w:val="left"/>
+              <w:textAlignment w:val="auto"/>
+            </w:pPr>
+            <w:r>
+              <w:rPr>
+                <w:rFonts w:ascii="Microsoft YaHei" w:hAnsi="Microsoft YaHei"/>
+                <w:color w:val="000"/>
+                <w:sz w:val="15"/>
+                <w:szCs w:val="15"/>
+              </w:rPr>
+            </w:r>
+          </w:p>
+        </w:tc>
+        <w:tc>
+          <w:tcPr>
+            <w:gridSpan w:val="1"/>
+            <w:vAlign w:val="top"/>
+          </w:tcPr>
+          <w:p>
+            <w:pPr>
+              <w:keepNext w:val="0"/>
+              <w:keepLines w:val="0"/>
+              <w:pageBreakBefore w:val="0"/>
+              <w:widowControl/>
+              <w:kinsoku/>
+              <w:wordWrap/>
+              <w:overflowPunct/>
+              <w:topLinePunct w:val="0"/>
+              <w:autoSpaceDE/>
+              <w:autoSpaceDN/>
+              <w:bidi w:val="0"/>
+              <w:adjustRightInd/>
+              <w:snapToGrid/>
+              <w:spacing w:before="100" w:after="100" w:line="240" w:lineRule="atLeast"/>
+              <w:jc w:val="left"/>
+              <w:textAlignment w:val="auto"/>
+            </w:pPr>
+            <w:r>
+              <w:rPr>
+                <w:rFonts w:ascii="Microsoft YaHei" w:hAnsi="Microsoft YaHei"/>
+                <w:color w:val="000"/>
+                <w:sz w:val="15"/>
+                <w:szCs w:val="15"/>
+              </w:rPr>
+              <w:t>NO</w:t>
+            </w:r>
+          </w:p>
+        </w:tc>
+        <w:tc>
+          <w:tcPr>
+            <w:gridSpan w:val="1"/>
+            <w:vAlign w:val="top"/>
+          </w:tcPr>
+          <w:p>
+            <w:pPr>
+              <w:keepNext w:val="0"/>
+              <w:keepLines w:val="0"/>
+              <w:pageBreakBefore w:val="0"/>
+              <w:widowControl/>
+              <w:kinsoku/>
+              <w:wordWrap/>
+              <w:overflowPunct/>
+              <w:topLinePunct w:val="0"/>
+              <w:autoSpaceDE/>
+              <w:autoSpaceDN/>
+              <w:bidi w:val="0"/>
+              <w:adjustRightInd/>
+              <w:snapToGrid/>
+              <w:spacing w:before="100" w:after="100" w:line="240" w:lineRule="atLeast"/>
+              <w:jc w:val="left"/>
+              <w:textAlignment w:val="auto"/>
+            </w:pPr>
+            <w:r>
+              <w:rPr>
+                <w:rFonts w:ascii="Microsoft YaHei" w:hAnsi="Microsoft YaHei"/>
+                <w:color w:val="000"/>
+                <w:sz w:val="15"/>
+                <w:szCs w:val="15"/>
+              </w:rPr>
+            </w:r>
+          </w:p>
+        </w:tc>
+      </w:tr>
+      <w:tr>
+        <w:tc>
+          <w:tcPr>
+            <w:gridSpan w:val="1"/>
+            <w:vAlign w:val="top"/>
+          </w:tcPr>
+          <w:p>
+            <w:pPr>
+              <w:keepNext w:val="0"/>
+              <w:keepLines w:val="0"/>
+              <w:pageBreakBefore w:val="0"/>
+              <w:widowControl/>
+              <w:kinsoku/>
+              <w:wordWrap/>
+              <w:overflowPunct/>
+              <w:topLinePunct w:val="0"/>
+              <w:autoSpaceDE/>
+              <w:autoSpaceDN/>
+              <w:bidi w:val="0"/>
+              <w:adjustRightInd/>
+              <w:snapToGrid/>
+              <w:spacing w:before="100" w:after="100" w:line="240" w:lineRule="atLeast"/>
+              <w:jc w:val="left"/>
+              <w:textAlignment w:val="auto"/>
+            </w:pPr>
+            <w:r>
+              <w:rPr>
+                <w:rFonts w:ascii="Microsoft YaHei" w:hAnsi="Microsoft YaHei"/>
+                <w:color w:val="000"/>
+                <w:sz w:val="15"/>
+                <w:szCs w:val="15"/>
+              </w:rPr>
+              <w:t>is_default</w:t>
+            </w:r>
+          </w:p>
+        </w:tc>
+        <w:tc>
+          <w:tcPr>
+            <w:gridSpan w:val="1"/>
+            <w:vAlign w:val="top"/>
+          </w:tcPr>
+          <w:p>
+            <w:pPr>
+              <w:keepNext w:val="0"/>
+              <w:keepLines w:val="0"/>
+              <w:pageBreakBefore w:val="0"/>
+              <w:widowControl/>
+              <w:kinsoku/>
+              <w:wordWrap/>
+              <w:overflowPunct/>
+              <w:topLinePunct w:val="0"/>
+              <w:autoSpaceDE/>
+              <w:autoSpaceDN/>
+              <w:bidi w:val="0"/>
+              <w:adjustRightInd/>
+              <w:snapToGrid/>
+              <w:spacing w:before="100" w:after="100" w:line="240" w:lineRule="atLeast"/>
+              <w:jc w:val="left"/>
+              <w:textAlignment w:val="auto"/>
+            </w:pPr>
+            <w:r>
+              <w:rPr>
+                <w:rFonts w:ascii="Microsoft YaHei" w:hAnsi="Microsoft YaHei"/>
+                <w:color w:val="000"/>
+                <w:sz w:val="15"/>
+                <w:szCs w:val="15"/>
+              </w:rPr>
+              <w:t>tinyint(1)</w:t>
+            </w:r>
+          </w:p>
+        </w:tc>
+        <w:tc>
+          <w:tcPr>
+            <w:gridSpan w:val="1"/>
+            <w:vAlign w:val="top"/>
+          </w:tcPr>
+          <w:p>
+            <w:pPr>
+              <w:keepNext w:val="0"/>
+              <w:keepLines w:val="0"/>
+              <w:pageBreakBefore w:val="0"/>
+              <w:widowControl/>
+              <w:kinsoku/>
+              <w:wordWrap/>
+              <w:overflowPunct/>
+              <w:topLinePunct w:val="0"/>
+              <w:autoSpaceDE/>
+              <w:autoSpaceDN/>
+              <w:bidi w:val="0"/>
+              <w:adjustRightInd/>
+              <w:snapToGrid/>
+              <w:spacing w:before="100" w:after="100" w:line="240" w:lineRule="atLeast"/>
+              <w:jc w:val="left"/>
+              <w:textAlignment w:val="auto"/>
+            </w:pPr>
+            <w:r>
+              <w:rPr>
+                <w:rFonts w:ascii="Microsoft YaHei" w:hAnsi="Microsoft YaHei"/>
+                <w:color w:val="000"/>
+                <w:sz w:val="15"/>
+                <w:szCs w:val="15"/>
+              </w:rPr>
+              <w:t>1=默认地址</w:t>
+            </w:r>
+          </w:p>
+        </w:tc>
+        <w:tc>
+          <w:tcPr>
+            <w:gridSpan w:val="1"/>
+            <w:vAlign w:val="top"/>
+          </w:tcPr>
+          <w:p>
+            <w:pPr>
+              <w:keepNext w:val="0"/>
+              <w:keepLines w:val="0"/>
+              <w:pageBreakBefore w:val="0"/>
+              <w:widowControl/>
+              <w:kinsoku/>
+              <w:wordWrap/>
+              <w:overflowPunct/>
+              <w:topLinePunct w:val="0"/>
+              <w:autoSpaceDE/>
+              <w:autoSpaceDN/>
+              <w:bidi w:val="0"/>
+              <w:adjustRightInd/>
+              <w:snapToGrid/>
+              <w:spacing w:before="100" w:after="100" w:line="240" w:lineRule="atLeast"/>
+              <w:jc w:val="left"/>
+              <w:textAlignment w:val="auto"/>
+            </w:pPr>
+            <w:r>
+              <w:rPr>
+                <w:rFonts w:ascii="Microsoft YaHei" w:hAnsi="Microsoft YaHei"/>
+                <w:color w:val="000"/>
+                <w:sz w:val="15"/>
+                <w:szCs w:val="15"/>
+              </w:rPr>
+            </w:r>
+          </w:p>
+        </w:tc>
+        <w:tc>
+          <w:tcPr>
+            <w:gridSpan w:val="1"/>
+            <w:vAlign w:val="top"/>
+          </w:tcPr>
+          <w:p>
+            <w:pPr>
+              <w:keepNext w:val="0"/>
+              <w:keepLines w:val="0"/>
+              <w:pageBreakBefore w:val="0"/>
+              <w:widowControl/>
+              <w:kinsoku/>
+              <w:wordWrap/>
+              <w:overflowPunct/>
+              <w:topLinePunct w:val="0"/>
+              <w:autoSpaceDE/>
+              <w:autoSpaceDN/>
+              <w:bidi w:val="0"/>
+              <w:adjustRightInd/>
+              <w:snapToGrid/>
+              <w:spacing w:before="100" w:after="100" w:line="240" w:lineRule="atLeast"/>
+              <w:jc w:val="left"/>
+              <w:textAlignment w:val="auto"/>
+            </w:pPr>
+            <w:r>
+              <w:rPr>
+                <w:rFonts w:ascii="Microsoft YaHei" w:hAnsi="Microsoft YaHei"/>
+                <w:color w:val="000"/>
+                <w:sz w:val="15"/>
+                <w:szCs w:val="15"/>
+              </w:rPr>
+              <w:t>YES</w:t>
+            </w:r>
+          </w:p>
+        </w:tc>
+        <w:tc>
+          <w:tcPr>
+            <w:gridSpan w:val="1"/>
+            <w:vAlign w:val="top"/>
+          </w:tcPr>
+          <w:p>
+            <w:pPr>
+              <w:keepNext w:val="0"/>
+              <w:keepLines w:val="0"/>
+              <w:pageBreakBefore w:val="0"/>
+              <w:widowControl/>
+              <w:kinsoku/>
+              <w:wordWrap/>
+              <w:overflowPunct/>
+              <w:topLinePunct w:val="0"/>
+              <w:autoSpaceDE/>
+              <w:autoSpaceDN/>
+              <w:bidi w:val="0"/>
+              <w:adjustRightInd/>
+              <w:snapToGrid/>
+              <w:spacing w:before="100" w:after="100" w:line="240" w:lineRule="atLeast"/>
+              <w:jc w:val="left"/>
+              <w:textAlignment w:val="auto"/>
+            </w:pPr>
+            <w:r>
+              <w:rPr>
+                <w:rFonts w:ascii="Microsoft YaHei" w:hAnsi="Microsoft YaHei"/>
+                <w:color w:val="000"/>
+                <w:sz w:val="15"/>
+                <w:szCs w:val="15"/>
+              </w:rPr>
+              <w:t>0</w:t>
+            </w:r>
+          </w:p>
+        </w:tc>
+      </w:tr>
+      <w:tr>
+        <w:tc>
+          <w:tcPr>
+            <w:gridSpan w:val="1"/>
+            <w:vAlign w:val="top"/>
+          </w:tcPr>
+          <w:p>
+            <w:pPr>
+              <w:keepNext w:val="0"/>
+              <w:keepLines w:val="0"/>
+              <w:pageBreakBefore w:val="0"/>
+              <w:widowControl/>
+              <w:kinsoku/>
+              <w:wordWrap/>
+              <w:overflowPunct/>
+              <w:topLinePunct w:val="0"/>
+              <w:autoSpaceDE/>
+              <w:autoSpaceDN/>
+              <w:bidi w:val="0"/>
+              <w:adjustRightInd/>
+              <w:snapToGrid/>
+              <w:spacing w:before="100" w:after="100" w:line="240" w:lineRule="atLeast"/>
+              <w:jc w:val="left"/>
+              <w:textAlignment w:val="auto"/>
+            </w:pPr>
+            <w:r>
+              <w:rPr>
+                <w:rFonts w:ascii="Microsoft YaHei" w:hAnsi="Microsoft YaHei"/>
+                <w:color w:val="000"/>
+                <w:sz w:val="15"/>
+                <w:szCs w:val="15"/>
+              </w:rPr>
+              <w:t>create_time</w:t>
+            </w:r>
+          </w:p>
+        </w:tc>
+        <w:tc>
+          <w:tcPr>
+            <w:gridSpan w:val="1"/>
+            <w:vAlign w:val="top"/>
+          </w:tcPr>
+          <w:p>
+            <w:pPr>
+              <w:keepNext w:val="0"/>
+              <w:keepLines w:val="0"/>
+              <w:pageBreakBefore w:val="0"/>
+              <w:widowControl/>
+              <w:kinsoku/>
+              <w:wordWrap/>
+              <w:overflowPunct/>
+              <w:topLinePunct w:val="0"/>
+              <w:autoSpaceDE/>
+              <w:autoSpaceDN/>
+              <w:bidi w:val="0"/>
+              <w:adjustRightInd/>
+              <w:snapToGrid/>
+              <w:spacing w:before="100" w:after="100" w:line="240" w:lineRule="atLeast"/>
+              <w:jc w:val="left"/>
+              <w:textAlignment w:val="auto"/>
+            </w:pPr>
+            <w:r>
+              <w:rPr>
+                <w:rFonts w:ascii="Microsoft YaHei" w:hAnsi="Microsoft YaHei"/>
+                <w:color w:val="000"/>
+                <w:sz w:val="15"/>
+                <w:szCs w:val="15"/>
+              </w:rPr>
+              <w:t>datetime</w:t>
+            </w:r>
+          </w:p>
+        </w:tc>
+        <w:tc>
+          <w:tcPr>
+            <w:gridSpan w:val="1"/>
+            <w:vAlign w:val="top"/>
+          </w:tcPr>
+          <w:p>
+            <w:pPr>
+              <w:keepNext w:val="0"/>
+              <w:keepLines w:val="0"/>
+              <w:pageBreakBefore w:val="0"/>
+              <w:widowControl/>
+              <w:kinsoku/>
+              <w:wordWrap/>
+              <w:overflowPunct/>
+              <w:topLinePunct w:val="0"/>
+              <w:autoSpaceDE/>
+              <w:autoSpaceDN/>
+              <w:bidi w:val="0"/>
+              <w:adjustRightInd/>
+              <w:snapToGrid/>
+              <w:spacing w:before="100" w:after="100" w:line="240" w:lineRule="atLeast"/>
+              <w:jc w:val="left"/>
+              <w:textAlignment w:val="auto"/>
+            </w:pPr>
+            <w:r>
+              <w:rPr>
+                <w:rFonts w:ascii="Microsoft YaHei" w:hAnsi="Microsoft YaHei"/>
+                <w:color w:val="000"/>
+                <w:sz w:val="15"/>
+                <w:szCs w:val="15"/>
+              </w:rPr>
+            </w:r>
+          </w:p>
+        </w:tc>
+        <w:tc>
+          <w:tcPr>
+            <w:gridSpan w:val="1"/>
+            <w:vAlign w:val="top"/>
+          </w:tcPr>
+          <w:p>
+            <w:pPr>
+              <w:keepNext w:val="0"/>
+              <w:keepLines w:val="0"/>
+              <w:pageBreakBefore w:val="0"/>
+              <w:widowControl/>
+              <w:kinsoku/>
+              <w:wordWrap/>
+              <w:overflowPunct/>
+              <w:topLinePunct w:val="0"/>
+              <w:autoSpaceDE/>
+              <w:autoSpaceDN/>
+              <w:bidi w:val="0"/>
+              <w:adjustRightInd/>
+              <w:snapToGrid/>
+              <w:spacing w:before="100" w:after="100" w:line="240" w:lineRule="atLeast"/>
+              <w:jc w:val="left"/>
+              <w:textAlignment w:val="auto"/>
+            </w:pPr>
+            <w:r>
+              <w:rPr>
+                <w:rFonts w:ascii="Microsoft YaHei" w:hAnsi="Microsoft YaHei"/>
+                <w:color w:val="000"/>
+                <w:sz w:val="15"/>
+                <w:szCs w:val="15"/>
+              </w:rPr>
+            </w:r>
+          </w:p>
+        </w:tc>
+        <w:tc>
+          <w:tcPr>
+            <w:gridSpan w:val="1"/>
+            <w:vAlign w:val="top"/>
+          </w:tcPr>
+          <w:p>
+            <w:pPr>
+              <w:keepNext w:val="0"/>
+              <w:keepLines w:val="0"/>
+              <w:pageBreakBefore w:val="0"/>
+              <w:widowControl/>
+              <w:kinsoku/>
+              <w:wordWrap/>
+              <w:overflowPunct/>
+              <w:topLinePunct w:val="0"/>
+              <w:autoSpaceDE/>
+              <w:autoSpaceDN/>
+              <w:bidi w:val="0"/>
+              <w:adjustRightInd/>
+              <w:snapToGrid/>
+              <w:spacing w:before="100" w:after="100" w:line="240" w:lineRule="atLeast"/>
+              <w:jc w:val="left"/>
+              <w:textAlignment w:val="auto"/>
+            </w:pPr>
+            <w:r>
+              <w:rPr>
+                <w:rFonts w:ascii="Microsoft YaHei" w:hAnsi="Microsoft YaHei"/>
+                <w:color w:val="000"/>
+                <w:sz w:val="15"/>
+                <w:szCs w:val="15"/>
+              </w:rPr>
+              <w:t>YES</w:t>
+            </w:r>
+          </w:p>
+        </w:tc>
+        <w:tc>
+          <w:tcPr>
+            <w:gridSpan w:val="1"/>
+            <w:vAlign w:val="top"/>
+          </w:tcPr>
+          <w:p>
+            <w:pPr>
+              <w:keepNext w:val="0"/>
+              <w:keepLines w:val="0"/>
+              <w:pageBreakBefore w:val="0"/>
+              <w:widowControl/>
+              <w:kinsoku/>
+              <w:wordWrap/>
+              <w:overflowPunct/>
+              <w:topLinePunct w:val="0"/>
+              <w:autoSpaceDE/>
+              <w:autoSpaceDN/>
+              <w:bidi w:val="0"/>
+              <w:adjustRightInd/>
+              <w:snapToGrid/>
+              <w:spacing w:before="100" w:after="100" w:line="240" w:lineRule="atLeast"/>
+              <w:jc w:val="left"/>
+              <w:textAlignment w:val="auto"/>
+            </w:pPr>
+            <w:r>
+              <w:rPr>
+                <w:rFonts w:ascii="Microsoft YaHei" w:hAnsi="Microsoft YaHei"/>
+                <w:color w:val="000"/>
+                <w:sz w:val="15"/>
+                <w:szCs w:val="15"/>
+              </w:rPr>
+              <w:t>CURRENT_TIMESTAMP</w:t>
             </w:r>
           </w:p>
         </w:tc>

--- a/sql/sci_fi_book_platform.docx
+++ b/sql/sci_fi_book_platform.docx
@@ -25,8 +25,8 @@
   <dc:creator>officegen</dc:creator>
   <cp:lastModifiedBy>officegen</cp:lastModifiedBy>
   <cp:revision>1</cp:revision>
-  <dcterms:created xsi:type="dcterms:W3CDTF">2026-05-22T23:03:19Z</dcterms:created>
-  <dcterms:modified xsi:type="dcterms:W3CDTF">2026-05-22T23:03:19Z</dcterms:modified>
+  <dcterms:created xsi:type="dcterms:W3CDTF">2026-05-29T17:44:58Z</dcterms:created>
+  <dcterms:modified xsi:type="dcterms:W3CDTF">2026-05-29T17:44:58Z</dcterms:modified>
 </cp:coreProperties>
 </file>
 
@@ -39002,6 +39002,1542 @@
                 <w:szCs w:val="15"/>
               </w:rPr>
               <w:t>NO</w:t>
+            </w:r>
+          </w:p>
+        </w:tc>
+        <w:tc>
+          <w:tcPr>
+            <w:gridSpan w:val="1"/>
+            <w:vAlign w:val="top"/>
+          </w:tcPr>
+          <w:p>
+            <w:pPr>
+              <w:keepNext w:val="0"/>
+              <w:keepLines w:val="0"/>
+              <w:pageBreakBefore w:val="0"/>
+              <w:widowControl/>
+              <w:kinsoku/>
+              <w:wordWrap/>
+              <w:overflowPunct/>
+              <w:topLinePunct w:val="0"/>
+              <w:autoSpaceDE/>
+              <w:autoSpaceDN/>
+              <w:bidi w:val="0"/>
+              <w:adjustRightInd/>
+              <w:snapToGrid/>
+              <w:spacing w:before="100" w:after="100" w:line="240" w:lineRule="atLeast"/>
+              <w:jc w:val="left"/>
+              <w:textAlignment w:val="auto"/>
+            </w:pPr>
+            <w:r>
+              <w:rPr>
+                <w:rFonts w:ascii="Microsoft YaHei" w:hAnsi="Microsoft YaHei"/>
+                <w:color w:val="000"/>
+                <w:sz w:val="15"/>
+                <w:szCs w:val="15"/>
+              </w:rPr>
+              <w:t>CURRENT_TIMESTAMP</w:t>
+            </w:r>
+          </w:p>
+        </w:tc>
+      </w:tr>
+    </w:tbl>
+    <w:p>
+      <w:pPr>
+        <w:ind/>
+      </w:pPr>
+      <w:r>
+        <w:br/>
+      </w:r>
+    </w:p>
+    <w:p>
+      <w:pPr>
+        <w:ind/>
+      </w:pPr>
+      <w:r>
+        <w:br/>
+      </w:r>
+    </w:p>
+    <w:p>
+      <w:pPr>
+        <w:ind/>
+      </w:pPr>
+      <w:r>
+        <w:t>shop</w:t>
+      </w:r>
+    </w:p>
+    <w:tbl>
+      <w:tblPr>
+        <w:tblStyle w:val="a3"/>
+        <w:tblW w:w="0" w:type="auto"/>
+        <w:tblInd w:w="0" w:type="dxa"/>
+        <w:tblLook w:val="04A0" w:firstRow="1" w:lastRow="0" w:firstColumn="1" w:lastColumn="0" w:noHBand="0" w:noVBand="1"/>
+        <w:tblBorders>
+          <w:top w:val="single" w:sz="1" w:space="0" w:color="000000"/>
+          <w:bottom w:val="single" w:sz="1" w:space="0" w:color="000000"/>
+          <w:left w:val="single" w:sz="1" w:space="0" w:color="000000"/>
+          <w:right w:val="single" w:sz="1" w:space="0" w:color="000000"/>
+          <w:insideH w:val="single" w:sz="1" w:space="0" w:color="000000"/>
+          <w:insideV w:val="single" w:sz="1" w:space="0" w:color="000000"/>
+        </w:tblBorders>
+      </w:tblPr>
+      <w:tblLayout w:type="auto"/>
+      <w:tblGrid>
+        <w:gridCol w:w="20"/>
+        <w:gridCol w:w="20"/>
+        <w:gridCol w:w="20"/>
+        <w:gridCol w:w="40"/>
+        <w:gridCol w:w="20"/>
+        <w:gridCol w:w="20"/>
+      </w:tblGrid>
+      <w:tr>
+        <w:tc>
+          <w:tcPr>
+            <w:gridSpan w:val="1"/>
+            <w:vAlign w:val="top"/>
+            <w:shd w:val="clear" w:color="auto" w:fill="" w:themeFill="" w:themeFillTint="25"/>
+          </w:tcPr>
+          <w:p>
+            <w:pPr>
+              <w:keepNext w:val="0"/>
+              <w:keepLines w:val="0"/>
+              <w:pageBreakBefore w:val="0"/>
+              <w:widowControl/>
+              <w:kinsoku/>
+              <w:wordWrap/>
+              <w:overflowPunct/>
+              <w:topLinePunct w:val="0"/>
+              <w:autoSpaceDE/>
+              <w:autoSpaceDN/>
+              <w:bidi w:val="0"/>
+              <w:adjustRightInd/>
+              <w:snapToGrid/>
+              <w:spacing w:before="100" w:after="100" w:line="240" w:lineRule="atLeast"/>
+              <w:jc w:val="center"/>
+              <w:textAlignment w:val="auto"/>
+            </w:pPr>
+            <w:r>
+              <w:rPr>
+                <w:rFonts w:ascii="Microsoft YaHei" w:hAnsi="Microsoft YaHei"/>
+                <w:color w:val="000"/>
+                <w:b/>
+                <w:sz w:val="16"/>
+                <w:szCs w:val="16"/>
+              </w:rPr>
+              <w:t>Column</w:t>
+            </w:r>
+          </w:p>
+        </w:tc>
+        <w:tc>
+          <w:tcPr>
+            <w:gridSpan w:val="1"/>
+            <w:vAlign w:val="top"/>
+            <w:shd w:val="clear" w:color="auto" w:fill="" w:themeFill="" w:themeFillTint="25"/>
+          </w:tcPr>
+          <w:p>
+            <w:pPr>
+              <w:keepNext w:val="0"/>
+              <w:keepLines w:val="0"/>
+              <w:pageBreakBefore w:val="0"/>
+              <w:widowControl/>
+              <w:kinsoku/>
+              <w:wordWrap/>
+              <w:overflowPunct/>
+              <w:topLinePunct w:val="0"/>
+              <w:autoSpaceDE/>
+              <w:autoSpaceDN/>
+              <w:bidi w:val="0"/>
+              <w:adjustRightInd/>
+              <w:snapToGrid/>
+              <w:spacing w:before="100" w:after="100" w:line="240" w:lineRule="atLeast"/>
+              <w:jc w:val="center"/>
+              <w:textAlignment w:val="auto"/>
+            </w:pPr>
+            <w:r>
+              <w:rPr>
+                <w:rFonts w:ascii="Microsoft YaHei" w:hAnsi="Microsoft YaHei"/>
+                <w:color w:val="000"/>
+                <w:b/>
+                <w:sz w:val="16"/>
+                <w:szCs w:val="16"/>
+              </w:rPr>
+              <w:t>Type</w:t>
+            </w:r>
+          </w:p>
+        </w:tc>
+        <w:tc>
+          <w:tcPr>
+            <w:gridSpan w:val="1"/>
+            <w:vAlign w:val="top"/>
+            <w:shd w:val="clear" w:color="auto" w:fill="" w:themeFill="" w:themeFillTint="25"/>
+          </w:tcPr>
+          <w:p>
+            <w:pPr>
+              <w:keepNext w:val="0"/>
+              <w:keepLines w:val="0"/>
+              <w:pageBreakBefore w:val="0"/>
+              <w:widowControl/>
+              <w:kinsoku/>
+              <w:wordWrap/>
+              <w:overflowPunct/>
+              <w:topLinePunct w:val="0"/>
+              <w:autoSpaceDE/>
+              <w:autoSpaceDN/>
+              <w:bidi w:val="0"/>
+              <w:adjustRightInd/>
+              <w:snapToGrid/>
+              <w:spacing w:before="100" w:after="100" w:line="240" w:lineRule="atLeast"/>
+              <w:jc w:val="center"/>
+              <w:textAlignment w:val="auto"/>
+            </w:pPr>
+            <w:r>
+              <w:rPr>
+                <w:rFonts w:ascii="Microsoft YaHei" w:hAnsi="Microsoft YaHei"/>
+                <w:color w:val="000"/>
+                <w:b/>
+                <w:sz w:val="16"/>
+                <w:szCs w:val="16"/>
+              </w:rPr>
+              <w:t>Comment</w:t>
+            </w:r>
+          </w:p>
+        </w:tc>
+        <w:tc>
+          <w:tcPr>
+            <w:gridSpan w:val="1"/>
+            <w:vAlign w:val="top"/>
+            <w:tcW w:w="400" w:type="dxa"/>
+            <w:shd w:val="clear" w:color="auto" w:fill="" w:themeFill="" w:themeFillTint="25"/>
+          </w:tcPr>
+          <w:p>
+            <w:pPr>
+              <w:keepNext w:val="0"/>
+              <w:keepLines w:val="0"/>
+              <w:pageBreakBefore w:val="0"/>
+              <w:widowControl/>
+              <w:kinsoku/>
+              <w:wordWrap/>
+              <w:overflowPunct/>
+              <w:topLinePunct w:val="0"/>
+              <w:autoSpaceDE/>
+              <w:autoSpaceDN/>
+              <w:bidi w:val="0"/>
+              <w:adjustRightInd/>
+              <w:snapToGrid/>
+              <w:spacing w:before="100" w:after="100" w:line="240" w:lineRule="atLeast"/>
+              <w:jc w:val="center"/>
+              <w:textAlignment w:val="auto"/>
+            </w:pPr>
+            <w:r>
+              <w:rPr>
+                <w:rFonts w:ascii="Microsoft YaHei" w:hAnsi="Microsoft YaHei"/>
+                <w:color w:val="000"/>
+                <w:b/>
+                <w:sz w:val="16"/>
+                <w:szCs w:val="16"/>
+              </w:rPr>
+              <w:t>PK</w:t>
+            </w:r>
+          </w:p>
+        </w:tc>
+        <w:tc>
+          <w:tcPr>
+            <w:gridSpan w:val="1"/>
+            <w:vAlign w:val="top"/>
+            <w:shd w:val="clear" w:color="auto" w:fill="" w:themeFill="" w:themeFillTint="25"/>
+          </w:tcPr>
+          <w:p>
+            <w:pPr>
+              <w:keepNext w:val="0"/>
+              <w:keepLines w:val="0"/>
+              <w:pageBreakBefore w:val="0"/>
+              <w:widowControl/>
+              <w:kinsoku/>
+              <w:wordWrap/>
+              <w:overflowPunct/>
+              <w:topLinePunct w:val="0"/>
+              <w:autoSpaceDE/>
+              <w:autoSpaceDN/>
+              <w:bidi w:val="0"/>
+              <w:adjustRightInd/>
+              <w:snapToGrid/>
+              <w:spacing w:before="100" w:after="100" w:line="240" w:lineRule="atLeast"/>
+              <w:jc w:val="center"/>
+              <w:textAlignment w:val="auto"/>
+            </w:pPr>
+            <w:r>
+              <w:rPr>
+                <w:rFonts w:ascii="Microsoft YaHei" w:hAnsi="Microsoft YaHei"/>
+                <w:color w:val="000"/>
+                <w:b/>
+                <w:sz w:val="16"/>
+                <w:szCs w:val="16"/>
+              </w:rPr>
+              <w:t>Nullable</w:t>
+            </w:r>
+          </w:p>
+        </w:tc>
+        <w:tc>
+          <w:tcPr>
+            <w:gridSpan w:val="1"/>
+            <w:vAlign w:val="top"/>
+            <w:shd w:val="clear" w:color="auto" w:fill="" w:themeFill="" w:themeFillTint="25"/>
+          </w:tcPr>
+          <w:p>
+            <w:pPr>
+              <w:keepNext w:val="0"/>
+              <w:keepLines w:val="0"/>
+              <w:pageBreakBefore w:val="0"/>
+              <w:widowControl/>
+              <w:kinsoku/>
+              <w:wordWrap/>
+              <w:overflowPunct/>
+              <w:topLinePunct w:val="0"/>
+              <w:autoSpaceDE/>
+              <w:autoSpaceDN/>
+              <w:bidi w:val="0"/>
+              <w:adjustRightInd/>
+              <w:snapToGrid/>
+              <w:spacing w:before="100" w:after="100" w:line="240" w:lineRule="atLeast"/>
+              <w:jc w:val="center"/>
+              <w:textAlignment w:val="auto"/>
+            </w:pPr>
+            <w:r>
+              <w:rPr>
+                <w:rFonts w:ascii="Microsoft YaHei" w:hAnsi="Microsoft YaHei"/>
+                <w:color w:val="000"/>
+                <w:b/>
+                <w:sz w:val="16"/>
+                <w:szCs w:val="16"/>
+              </w:rPr>
+              <w:t>Default</w:t>
+            </w:r>
+          </w:p>
+        </w:tc>
+      </w:tr>
+      <w:tr>
+        <w:tc>
+          <w:tcPr>
+            <w:gridSpan w:val="1"/>
+            <w:vAlign w:val="top"/>
+          </w:tcPr>
+          <w:p>
+            <w:pPr>
+              <w:keepNext w:val="0"/>
+              <w:keepLines w:val="0"/>
+              <w:pageBreakBefore w:val="0"/>
+              <w:widowControl/>
+              <w:kinsoku/>
+              <w:wordWrap/>
+              <w:overflowPunct/>
+              <w:topLinePunct w:val="0"/>
+              <w:autoSpaceDE/>
+              <w:autoSpaceDN/>
+              <w:bidi w:val="0"/>
+              <w:adjustRightInd/>
+              <w:snapToGrid/>
+              <w:spacing w:before="100" w:after="100" w:line="240" w:lineRule="atLeast"/>
+              <w:jc w:val="left"/>
+              <w:textAlignment w:val="auto"/>
+            </w:pPr>
+            <w:r>
+              <w:rPr>
+                <w:rFonts w:ascii="Microsoft YaHei" w:hAnsi="Microsoft YaHei"/>
+                <w:color w:val="000"/>
+                <w:sz w:val="15"/>
+                <w:szCs w:val="15"/>
+              </w:rPr>
+              <w:t>id</w:t>
+            </w:r>
+          </w:p>
+        </w:tc>
+        <w:tc>
+          <w:tcPr>
+            <w:gridSpan w:val="1"/>
+            <w:vAlign w:val="top"/>
+          </w:tcPr>
+          <w:p>
+            <w:pPr>
+              <w:keepNext w:val="0"/>
+              <w:keepLines w:val="0"/>
+              <w:pageBreakBefore w:val="0"/>
+              <w:widowControl/>
+              <w:kinsoku/>
+              <w:wordWrap/>
+              <w:overflowPunct/>
+              <w:topLinePunct w:val="0"/>
+              <w:autoSpaceDE/>
+              <w:autoSpaceDN/>
+              <w:bidi w:val="0"/>
+              <w:adjustRightInd/>
+              <w:snapToGrid/>
+              <w:spacing w:before="100" w:after="100" w:line="240" w:lineRule="atLeast"/>
+              <w:jc w:val="left"/>
+              <w:textAlignment w:val="auto"/>
+            </w:pPr>
+            <w:r>
+              <w:rPr>
+                <w:rFonts w:ascii="Microsoft YaHei" w:hAnsi="Microsoft YaHei"/>
+                <w:color w:val="000"/>
+                <w:sz w:val="15"/>
+                <w:szCs w:val="15"/>
+              </w:rPr>
+              <w:t>int</w:t>
+            </w:r>
+          </w:p>
+        </w:tc>
+        <w:tc>
+          <w:tcPr>
+            <w:gridSpan w:val="1"/>
+            <w:vAlign w:val="top"/>
+          </w:tcPr>
+          <w:p>
+            <w:pPr>
+              <w:keepNext w:val="0"/>
+              <w:keepLines w:val="0"/>
+              <w:pageBreakBefore w:val="0"/>
+              <w:widowControl/>
+              <w:kinsoku/>
+              <w:wordWrap/>
+              <w:overflowPunct/>
+              <w:topLinePunct w:val="0"/>
+              <w:autoSpaceDE/>
+              <w:autoSpaceDN/>
+              <w:bidi w:val="0"/>
+              <w:adjustRightInd/>
+              <w:snapToGrid/>
+              <w:spacing w:before="100" w:after="100" w:line="240" w:lineRule="atLeast"/>
+              <w:jc w:val="left"/>
+              <w:textAlignment w:val="auto"/>
+            </w:pPr>
+            <w:r>
+              <w:rPr>
+                <w:rFonts w:ascii="Microsoft YaHei" w:hAnsi="Microsoft YaHei"/>
+                <w:color w:val="000"/>
+                <w:sz w:val="15"/>
+                <w:szCs w:val="15"/>
+              </w:rPr>
+              <w:t>关注ID</w:t>
+            </w:r>
+          </w:p>
+        </w:tc>
+        <w:tc>
+          <w:tcPr>
+            <w:gridSpan w:val="1"/>
+            <w:vAlign w:val="top"/>
+          </w:tcPr>
+          <w:p>
+            <w:pPr>
+              <w:keepNext w:val="0"/>
+              <w:keepLines w:val="0"/>
+              <w:pageBreakBefore w:val="0"/>
+              <w:widowControl/>
+              <w:kinsoku/>
+              <w:wordWrap/>
+              <w:overflowPunct/>
+              <w:topLinePunct w:val="0"/>
+              <w:autoSpaceDE/>
+              <w:autoSpaceDN/>
+              <w:bidi w:val="0"/>
+              <w:adjustRightInd/>
+              <w:snapToGrid/>
+              <w:spacing w:before="100" w:after="100" w:line="240" w:lineRule="atLeast"/>
+              <w:jc w:val="left"/>
+              <w:textAlignment w:val="auto"/>
+            </w:pPr>
+            <w:r>
+              <w:rPr>
+                <w:rFonts w:ascii="Microsoft YaHei" w:hAnsi="Microsoft YaHei"/>
+                <w:color w:val="000"/>
+                <w:sz w:val="15"/>
+                <w:szCs w:val="15"/>
+              </w:rPr>
+              <w:t>YES</w:t>
+            </w:r>
+          </w:p>
+        </w:tc>
+        <w:tc>
+          <w:tcPr>
+            <w:gridSpan w:val="1"/>
+            <w:vAlign w:val="top"/>
+          </w:tcPr>
+          <w:p>
+            <w:pPr>
+              <w:keepNext w:val="0"/>
+              <w:keepLines w:val="0"/>
+              <w:pageBreakBefore w:val="0"/>
+              <w:widowControl/>
+              <w:kinsoku/>
+              <w:wordWrap/>
+              <w:overflowPunct/>
+              <w:topLinePunct w:val="0"/>
+              <w:autoSpaceDE/>
+              <w:autoSpaceDN/>
+              <w:bidi w:val="0"/>
+              <w:adjustRightInd/>
+              <w:snapToGrid/>
+              <w:spacing w:before="100" w:after="100" w:line="240" w:lineRule="atLeast"/>
+              <w:jc w:val="left"/>
+              <w:textAlignment w:val="auto"/>
+            </w:pPr>
+            <w:r>
+              <w:rPr>
+                <w:rFonts w:ascii="Microsoft YaHei" w:hAnsi="Microsoft YaHei"/>
+                <w:color w:val="000"/>
+                <w:sz w:val="15"/>
+                <w:szCs w:val="15"/>
+              </w:rPr>
+              <w:t>NO</w:t>
+            </w:r>
+          </w:p>
+        </w:tc>
+        <w:tc>
+          <w:tcPr>
+            <w:gridSpan w:val="1"/>
+            <w:vAlign w:val="top"/>
+          </w:tcPr>
+          <w:p>
+            <w:pPr>
+              <w:keepNext w:val="0"/>
+              <w:keepLines w:val="0"/>
+              <w:pageBreakBefore w:val="0"/>
+              <w:widowControl/>
+              <w:kinsoku/>
+              <w:wordWrap/>
+              <w:overflowPunct/>
+              <w:topLinePunct w:val="0"/>
+              <w:autoSpaceDE/>
+              <w:autoSpaceDN/>
+              <w:bidi w:val="0"/>
+              <w:adjustRightInd/>
+              <w:snapToGrid/>
+              <w:spacing w:before="100" w:after="100" w:line="240" w:lineRule="atLeast"/>
+              <w:jc w:val="left"/>
+              <w:textAlignment w:val="auto"/>
+            </w:pPr>
+            <w:r>
+              <w:rPr>
+                <w:rFonts w:ascii="Microsoft YaHei" w:hAnsi="Microsoft YaHei"/>
+                <w:color w:val="000"/>
+                <w:sz w:val="15"/>
+                <w:szCs w:val="15"/>
+              </w:rPr>
+            </w:r>
+          </w:p>
+        </w:tc>
+      </w:tr>
+      <w:tr>
+        <w:tc>
+          <w:tcPr>
+            <w:gridSpan w:val="1"/>
+            <w:vAlign w:val="top"/>
+          </w:tcPr>
+          <w:p>
+            <w:pPr>
+              <w:keepNext w:val="0"/>
+              <w:keepLines w:val="0"/>
+              <w:pageBreakBefore w:val="0"/>
+              <w:widowControl/>
+              <w:kinsoku/>
+              <w:wordWrap/>
+              <w:overflowPunct/>
+              <w:topLinePunct w:val="0"/>
+              <w:autoSpaceDE/>
+              <w:autoSpaceDN/>
+              <w:bidi w:val="0"/>
+              <w:adjustRightInd/>
+              <w:snapToGrid/>
+              <w:spacing w:before="100" w:after="100" w:line="240" w:lineRule="atLeast"/>
+              <w:jc w:val="left"/>
+              <w:textAlignment w:val="auto"/>
+            </w:pPr>
+            <w:r>
+              <w:rPr>
+                <w:rFonts w:ascii="Microsoft YaHei" w:hAnsi="Microsoft YaHei"/>
+                <w:color w:val="000"/>
+                <w:sz w:val="15"/>
+                <w:szCs w:val="15"/>
+              </w:rPr>
+              <w:t>user_id</w:t>
+            </w:r>
+          </w:p>
+        </w:tc>
+        <w:tc>
+          <w:tcPr>
+            <w:gridSpan w:val="1"/>
+            <w:vAlign w:val="top"/>
+          </w:tcPr>
+          <w:p>
+            <w:pPr>
+              <w:keepNext w:val="0"/>
+              <w:keepLines w:val="0"/>
+              <w:pageBreakBefore w:val="0"/>
+              <w:widowControl/>
+              <w:kinsoku/>
+              <w:wordWrap/>
+              <w:overflowPunct/>
+              <w:topLinePunct w:val="0"/>
+              <w:autoSpaceDE/>
+              <w:autoSpaceDN/>
+              <w:bidi w:val="0"/>
+              <w:adjustRightInd/>
+              <w:snapToGrid/>
+              <w:spacing w:before="100" w:after="100" w:line="240" w:lineRule="atLeast"/>
+              <w:jc w:val="left"/>
+              <w:textAlignment w:val="auto"/>
+            </w:pPr>
+            <w:r>
+              <w:rPr>
+                <w:rFonts w:ascii="Microsoft YaHei" w:hAnsi="Microsoft YaHei"/>
+                <w:color w:val="000"/>
+                <w:sz w:val="15"/>
+                <w:szCs w:val="15"/>
+              </w:rPr>
+              <w:t>int</w:t>
+            </w:r>
+          </w:p>
+        </w:tc>
+        <w:tc>
+          <w:tcPr>
+            <w:gridSpan w:val="1"/>
+            <w:vAlign w:val="top"/>
+          </w:tcPr>
+          <w:p>
+            <w:pPr>
+              <w:keepNext w:val="0"/>
+              <w:keepLines w:val="0"/>
+              <w:pageBreakBefore w:val="0"/>
+              <w:widowControl/>
+              <w:kinsoku/>
+              <w:wordWrap/>
+              <w:overflowPunct/>
+              <w:topLinePunct w:val="0"/>
+              <w:autoSpaceDE/>
+              <w:autoSpaceDN/>
+              <w:bidi w:val="0"/>
+              <w:adjustRightInd/>
+              <w:snapToGrid/>
+              <w:spacing w:before="100" w:after="100" w:line="240" w:lineRule="atLeast"/>
+              <w:jc w:val="left"/>
+              <w:textAlignment w:val="auto"/>
+            </w:pPr>
+            <w:r>
+              <w:rPr>
+                <w:rFonts w:ascii="Microsoft YaHei" w:hAnsi="Microsoft YaHei"/>
+                <w:color w:val="000"/>
+                <w:sz w:val="15"/>
+                <w:szCs w:val="15"/>
+              </w:rPr>
+              <w:t>关联user表的id（数字）</w:t>
+            </w:r>
+          </w:p>
+        </w:tc>
+        <w:tc>
+          <w:tcPr>
+            <w:gridSpan w:val="1"/>
+            <w:vAlign w:val="top"/>
+          </w:tcPr>
+          <w:p>
+            <w:pPr>
+              <w:keepNext w:val="0"/>
+              <w:keepLines w:val="0"/>
+              <w:pageBreakBefore w:val="0"/>
+              <w:widowControl/>
+              <w:kinsoku/>
+              <w:wordWrap/>
+              <w:overflowPunct/>
+              <w:topLinePunct w:val="0"/>
+              <w:autoSpaceDE/>
+              <w:autoSpaceDN/>
+              <w:bidi w:val="0"/>
+              <w:adjustRightInd/>
+              <w:snapToGrid/>
+              <w:spacing w:before="100" w:after="100" w:line="240" w:lineRule="atLeast"/>
+              <w:jc w:val="left"/>
+              <w:textAlignment w:val="auto"/>
+            </w:pPr>
+            <w:r>
+              <w:rPr>
+                <w:rFonts w:ascii="Microsoft YaHei" w:hAnsi="Microsoft YaHei"/>
+                <w:color w:val="000"/>
+                <w:sz w:val="15"/>
+                <w:szCs w:val="15"/>
+              </w:rPr>
+            </w:r>
+          </w:p>
+        </w:tc>
+        <w:tc>
+          <w:tcPr>
+            <w:gridSpan w:val="1"/>
+            <w:vAlign w:val="top"/>
+          </w:tcPr>
+          <w:p>
+            <w:pPr>
+              <w:keepNext w:val="0"/>
+              <w:keepLines w:val="0"/>
+              <w:pageBreakBefore w:val="0"/>
+              <w:widowControl/>
+              <w:kinsoku/>
+              <w:wordWrap/>
+              <w:overflowPunct/>
+              <w:topLinePunct w:val="0"/>
+              <w:autoSpaceDE/>
+              <w:autoSpaceDN/>
+              <w:bidi w:val="0"/>
+              <w:adjustRightInd/>
+              <w:snapToGrid/>
+              <w:spacing w:before="100" w:after="100" w:line="240" w:lineRule="atLeast"/>
+              <w:jc w:val="left"/>
+              <w:textAlignment w:val="auto"/>
+            </w:pPr>
+            <w:r>
+              <w:rPr>
+                <w:rFonts w:ascii="Microsoft YaHei" w:hAnsi="Microsoft YaHei"/>
+                <w:color w:val="000"/>
+                <w:sz w:val="15"/>
+                <w:szCs w:val="15"/>
+              </w:rPr>
+              <w:t>NO</w:t>
+            </w:r>
+          </w:p>
+        </w:tc>
+        <w:tc>
+          <w:tcPr>
+            <w:gridSpan w:val="1"/>
+            <w:vAlign w:val="top"/>
+          </w:tcPr>
+          <w:p>
+            <w:pPr>
+              <w:keepNext w:val="0"/>
+              <w:keepLines w:val="0"/>
+              <w:pageBreakBefore w:val="0"/>
+              <w:widowControl/>
+              <w:kinsoku/>
+              <w:wordWrap/>
+              <w:overflowPunct/>
+              <w:topLinePunct w:val="0"/>
+              <w:autoSpaceDE/>
+              <w:autoSpaceDN/>
+              <w:bidi w:val="0"/>
+              <w:adjustRightInd/>
+              <w:snapToGrid/>
+              <w:spacing w:before="100" w:after="100" w:line="240" w:lineRule="atLeast"/>
+              <w:jc w:val="left"/>
+              <w:textAlignment w:val="auto"/>
+            </w:pPr>
+            <w:r>
+              <w:rPr>
+                <w:rFonts w:ascii="Microsoft YaHei" w:hAnsi="Microsoft YaHei"/>
+                <w:color w:val="000"/>
+                <w:sz w:val="15"/>
+                <w:szCs w:val="15"/>
+              </w:rPr>
+            </w:r>
+          </w:p>
+        </w:tc>
+      </w:tr>
+      <w:tr>
+        <w:tc>
+          <w:tcPr>
+            <w:gridSpan w:val="1"/>
+            <w:vAlign w:val="top"/>
+          </w:tcPr>
+          <w:p>
+            <w:pPr>
+              <w:keepNext w:val="0"/>
+              <w:keepLines w:val="0"/>
+              <w:pageBreakBefore w:val="0"/>
+              <w:widowControl/>
+              <w:kinsoku/>
+              <w:wordWrap/>
+              <w:overflowPunct/>
+              <w:topLinePunct w:val="0"/>
+              <w:autoSpaceDE/>
+              <w:autoSpaceDN/>
+              <w:bidi w:val="0"/>
+              <w:adjustRightInd/>
+              <w:snapToGrid/>
+              <w:spacing w:before="100" w:after="100" w:line="240" w:lineRule="atLeast"/>
+              <w:jc w:val="left"/>
+              <w:textAlignment w:val="auto"/>
+            </w:pPr>
+            <w:r>
+              <w:rPr>
+                <w:rFonts w:ascii="Microsoft YaHei" w:hAnsi="Microsoft YaHei"/>
+                <w:color w:val="000"/>
+                <w:sz w:val="15"/>
+                <w:szCs w:val="15"/>
+              </w:rPr>
+              <w:t>shop_id</w:t>
+            </w:r>
+          </w:p>
+        </w:tc>
+        <w:tc>
+          <w:tcPr>
+            <w:gridSpan w:val="1"/>
+            <w:vAlign w:val="top"/>
+          </w:tcPr>
+          <w:p>
+            <w:pPr>
+              <w:keepNext w:val="0"/>
+              <w:keepLines w:val="0"/>
+              <w:pageBreakBefore w:val="0"/>
+              <w:widowControl/>
+              <w:kinsoku/>
+              <w:wordWrap/>
+              <w:overflowPunct/>
+              <w:topLinePunct w:val="0"/>
+              <w:autoSpaceDE/>
+              <w:autoSpaceDN/>
+              <w:bidi w:val="0"/>
+              <w:adjustRightInd/>
+              <w:snapToGrid/>
+              <w:spacing w:before="100" w:after="100" w:line="240" w:lineRule="atLeast"/>
+              <w:jc w:val="left"/>
+              <w:textAlignment w:val="auto"/>
+            </w:pPr>
+            <w:r>
+              <w:rPr>
+                <w:rFonts w:ascii="Microsoft YaHei" w:hAnsi="Microsoft YaHei"/>
+                <w:color w:val="000"/>
+                <w:sz w:val="15"/>
+                <w:szCs w:val="15"/>
+              </w:rPr>
+              <w:t>int</w:t>
+            </w:r>
+          </w:p>
+        </w:tc>
+        <w:tc>
+          <w:tcPr>
+            <w:gridSpan w:val="1"/>
+            <w:vAlign w:val="top"/>
+          </w:tcPr>
+          <w:p>
+            <w:pPr>
+              <w:keepNext w:val="0"/>
+              <w:keepLines w:val="0"/>
+              <w:pageBreakBefore w:val="0"/>
+              <w:widowControl/>
+              <w:kinsoku/>
+              <w:wordWrap/>
+              <w:overflowPunct/>
+              <w:topLinePunct w:val="0"/>
+              <w:autoSpaceDE/>
+              <w:autoSpaceDN/>
+              <w:bidi w:val="0"/>
+              <w:adjustRightInd/>
+              <w:snapToGrid/>
+              <w:spacing w:before="100" w:after="100" w:line="240" w:lineRule="atLeast"/>
+              <w:jc w:val="left"/>
+              <w:textAlignment w:val="auto"/>
+            </w:pPr>
+            <w:r>
+              <w:rPr>
+                <w:rFonts w:ascii="Microsoft YaHei" w:hAnsi="Microsoft YaHei"/>
+                <w:color w:val="000"/>
+                <w:sz w:val="15"/>
+                <w:szCs w:val="15"/>
+              </w:rPr>
+              <w:t>关联shop表的id（数字）</w:t>
+            </w:r>
+          </w:p>
+        </w:tc>
+        <w:tc>
+          <w:tcPr>
+            <w:gridSpan w:val="1"/>
+            <w:vAlign w:val="top"/>
+          </w:tcPr>
+          <w:p>
+            <w:pPr>
+              <w:keepNext w:val="0"/>
+              <w:keepLines w:val="0"/>
+              <w:pageBreakBefore w:val="0"/>
+              <w:widowControl/>
+              <w:kinsoku/>
+              <w:wordWrap/>
+              <w:overflowPunct/>
+              <w:topLinePunct w:val="0"/>
+              <w:autoSpaceDE/>
+              <w:autoSpaceDN/>
+              <w:bidi w:val="0"/>
+              <w:adjustRightInd/>
+              <w:snapToGrid/>
+              <w:spacing w:before="100" w:after="100" w:line="240" w:lineRule="atLeast"/>
+              <w:jc w:val="left"/>
+              <w:textAlignment w:val="auto"/>
+            </w:pPr>
+            <w:r>
+              <w:rPr>
+                <w:rFonts w:ascii="Microsoft YaHei" w:hAnsi="Microsoft YaHei"/>
+                <w:color w:val="000"/>
+                <w:sz w:val="15"/>
+                <w:szCs w:val="15"/>
+              </w:rPr>
+            </w:r>
+          </w:p>
+        </w:tc>
+        <w:tc>
+          <w:tcPr>
+            <w:gridSpan w:val="1"/>
+            <w:vAlign w:val="top"/>
+          </w:tcPr>
+          <w:p>
+            <w:pPr>
+              <w:keepNext w:val="0"/>
+              <w:keepLines w:val="0"/>
+              <w:pageBreakBefore w:val="0"/>
+              <w:widowControl/>
+              <w:kinsoku/>
+              <w:wordWrap/>
+              <w:overflowPunct/>
+              <w:topLinePunct w:val="0"/>
+              <w:autoSpaceDE/>
+              <w:autoSpaceDN/>
+              <w:bidi w:val="0"/>
+              <w:adjustRightInd/>
+              <w:snapToGrid/>
+              <w:spacing w:before="100" w:after="100" w:line="240" w:lineRule="atLeast"/>
+              <w:jc w:val="left"/>
+              <w:textAlignment w:val="auto"/>
+            </w:pPr>
+            <w:r>
+              <w:rPr>
+                <w:rFonts w:ascii="Microsoft YaHei" w:hAnsi="Microsoft YaHei"/>
+                <w:color w:val="000"/>
+                <w:sz w:val="15"/>
+                <w:szCs w:val="15"/>
+              </w:rPr>
+              <w:t>NO</w:t>
+            </w:r>
+          </w:p>
+        </w:tc>
+        <w:tc>
+          <w:tcPr>
+            <w:gridSpan w:val="1"/>
+            <w:vAlign w:val="top"/>
+          </w:tcPr>
+          <w:p>
+            <w:pPr>
+              <w:keepNext w:val="0"/>
+              <w:keepLines w:val="0"/>
+              <w:pageBreakBefore w:val="0"/>
+              <w:widowControl/>
+              <w:kinsoku/>
+              <w:wordWrap/>
+              <w:overflowPunct/>
+              <w:topLinePunct w:val="0"/>
+              <w:autoSpaceDE/>
+              <w:autoSpaceDN/>
+              <w:bidi w:val="0"/>
+              <w:adjustRightInd/>
+              <w:snapToGrid/>
+              <w:spacing w:before="100" w:after="100" w:line="240" w:lineRule="atLeast"/>
+              <w:jc w:val="left"/>
+              <w:textAlignment w:val="auto"/>
+            </w:pPr>
+            <w:r>
+              <w:rPr>
+                <w:rFonts w:ascii="Microsoft YaHei" w:hAnsi="Microsoft YaHei"/>
+                <w:color w:val="000"/>
+                <w:sz w:val="15"/>
+                <w:szCs w:val="15"/>
+              </w:rPr>
+            </w:r>
+          </w:p>
+        </w:tc>
+      </w:tr>
+      <w:tr>
+        <w:tc>
+          <w:tcPr>
+            <w:gridSpan w:val="1"/>
+            <w:vAlign w:val="top"/>
+          </w:tcPr>
+          <w:p>
+            <w:pPr>
+              <w:keepNext w:val="0"/>
+              <w:keepLines w:val="0"/>
+              <w:pageBreakBefore w:val="0"/>
+              <w:widowControl/>
+              <w:kinsoku/>
+              <w:wordWrap/>
+              <w:overflowPunct/>
+              <w:topLinePunct w:val="0"/>
+              <w:autoSpaceDE/>
+              <w:autoSpaceDN/>
+              <w:bidi w:val="0"/>
+              <w:adjustRightInd/>
+              <w:snapToGrid/>
+              <w:spacing w:before="100" w:after="100" w:line="240" w:lineRule="atLeast"/>
+              <w:jc w:val="left"/>
+              <w:textAlignment w:val="auto"/>
+            </w:pPr>
+            <w:r>
+              <w:rPr>
+                <w:rFonts w:ascii="Microsoft YaHei" w:hAnsi="Microsoft YaHei"/>
+                <w:color w:val="000"/>
+                <w:sz w:val="15"/>
+                <w:szCs w:val="15"/>
+              </w:rPr>
+              <w:t>shop_name</w:t>
+            </w:r>
+          </w:p>
+        </w:tc>
+        <w:tc>
+          <w:tcPr>
+            <w:gridSpan w:val="1"/>
+            <w:vAlign w:val="top"/>
+          </w:tcPr>
+          <w:p>
+            <w:pPr>
+              <w:keepNext w:val="0"/>
+              <w:keepLines w:val="0"/>
+              <w:pageBreakBefore w:val="0"/>
+              <w:widowControl/>
+              <w:kinsoku/>
+              <w:wordWrap/>
+              <w:overflowPunct/>
+              <w:topLinePunct w:val="0"/>
+              <w:autoSpaceDE/>
+              <w:autoSpaceDN/>
+              <w:bidi w:val="0"/>
+              <w:adjustRightInd/>
+              <w:snapToGrid/>
+              <w:spacing w:before="100" w:after="100" w:line="240" w:lineRule="atLeast"/>
+              <w:jc w:val="left"/>
+              <w:textAlignment w:val="auto"/>
+            </w:pPr>
+            <w:r>
+              <w:rPr>
+                <w:rFonts w:ascii="Microsoft YaHei" w:hAnsi="Microsoft YaHei"/>
+                <w:color w:val="000"/>
+                <w:sz w:val="15"/>
+                <w:szCs w:val="15"/>
+              </w:rPr>
+              <w:t>varchar(100)</w:t>
+            </w:r>
+          </w:p>
+        </w:tc>
+        <w:tc>
+          <w:tcPr>
+            <w:gridSpan w:val="1"/>
+            <w:vAlign w:val="top"/>
+          </w:tcPr>
+          <w:p>
+            <w:pPr>
+              <w:keepNext w:val="0"/>
+              <w:keepLines w:val="0"/>
+              <w:pageBreakBefore w:val="0"/>
+              <w:widowControl/>
+              <w:kinsoku/>
+              <w:wordWrap/>
+              <w:overflowPunct/>
+              <w:topLinePunct w:val="0"/>
+              <w:autoSpaceDE/>
+              <w:autoSpaceDN/>
+              <w:bidi w:val="0"/>
+              <w:adjustRightInd/>
+              <w:snapToGrid/>
+              <w:spacing w:before="100" w:after="100" w:line="240" w:lineRule="atLeast"/>
+              <w:jc w:val="left"/>
+              <w:textAlignment w:val="auto"/>
+            </w:pPr>
+            <w:r>
+              <w:rPr>
+                <w:rFonts w:ascii="Microsoft YaHei" w:hAnsi="Microsoft YaHei"/>
+                <w:color w:val="000"/>
+                <w:sz w:val="15"/>
+                <w:szCs w:val="15"/>
+              </w:rPr>
+              <w:t>店铺名称（冗余存储）</w:t>
+            </w:r>
+          </w:p>
+        </w:tc>
+        <w:tc>
+          <w:tcPr>
+            <w:gridSpan w:val="1"/>
+            <w:vAlign w:val="top"/>
+          </w:tcPr>
+          <w:p>
+            <w:pPr>
+              <w:keepNext w:val="0"/>
+              <w:keepLines w:val="0"/>
+              <w:pageBreakBefore w:val="0"/>
+              <w:widowControl/>
+              <w:kinsoku/>
+              <w:wordWrap/>
+              <w:overflowPunct/>
+              <w:topLinePunct w:val="0"/>
+              <w:autoSpaceDE/>
+              <w:autoSpaceDN/>
+              <w:bidi w:val="0"/>
+              <w:adjustRightInd/>
+              <w:snapToGrid/>
+              <w:spacing w:before="100" w:after="100" w:line="240" w:lineRule="atLeast"/>
+              <w:jc w:val="left"/>
+              <w:textAlignment w:val="auto"/>
+            </w:pPr>
+            <w:r>
+              <w:rPr>
+                <w:rFonts w:ascii="Microsoft YaHei" w:hAnsi="Microsoft YaHei"/>
+                <w:color w:val="000"/>
+                <w:sz w:val="15"/>
+                <w:szCs w:val="15"/>
+              </w:rPr>
+            </w:r>
+          </w:p>
+        </w:tc>
+        <w:tc>
+          <w:tcPr>
+            <w:gridSpan w:val="1"/>
+            <w:vAlign w:val="top"/>
+          </w:tcPr>
+          <w:p>
+            <w:pPr>
+              <w:keepNext w:val="0"/>
+              <w:keepLines w:val="0"/>
+              <w:pageBreakBefore w:val="0"/>
+              <w:widowControl/>
+              <w:kinsoku/>
+              <w:wordWrap/>
+              <w:overflowPunct/>
+              <w:topLinePunct w:val="0"/>
+              <w:autoSpaceDE/>
+              <w:autoSpaceDN/>
+              <w:bidi w:val="0"/>
+              <w:adjustRightInd/>
+              <w:snapToGrid/>
+              <w:spacing w:before="100" w:after="100" w:line="240" w:lineRule="atLeast"/>
+              <w:jc w:val="left"/>
+              <w:textAlignment w:val="auto"/>
+            </w:pPr>
+            <w:r>
+              <w:rPr>
+                <w:rFonts w:ascii="Microsoft YaHei" w:hAnsi="Microsoft YaHei"/>
+                <w:color w:val="000"/>
+                <w:sz w:val="15"/>
+                <w:szCs w:val="15"/>
+              </w:rPr>
+              <w:t>NO</w:t>
+            </w:r>
+          </w:p>
+        </w:tc>
+        <w:tc>
+          <w:tcPr>
+            <w:gridSpan w:val="1"/>
+            <w:vAlign w:val="top"/>
+          </w:tcPr>
+          <w:p>
+            <w:pPr>
+              <w:keepNext w:val="0"/>
+              <w:keepLines w:val="0"/>
+              <w:pageBreakBefore w:val="0"/>
+              <w:widowControl/>
+              <w:kinsoku/>
+              <w:wordWrap/>
+              <w:overflowPunct/>
+              <w:topLinePunct w:val="0"/>
+              <w:autoSpaceDE/>
+              <w:autoSpaceDN/>
+              <w:bidi w:val="0"/>
+              <w:adjustRightInd/>
+              <w:snapToGrid/>
+              <w:spacing w:before="100" w:after="100" w:line="240" w:lineRule="atLeast"/>
+              <w:jc w:val="left"/>
+              <w:textAlignment w:val="auto"/>
+            </w:pPr>
+            <w:r>
+              <w:rPr>
+                <w:rFonts w:ascii="Microsoft YaHei" w:hAnsi="Microsoft YaHei"/>
+                <w:color w:val="000"/>
+                <w:sz w:val="15"/>
+                <w:szCs w:val="15"/>
+              </w:rPr>
+            </w:r>
+          </w:p>
+        </w:tc>
+      </w:tr>
+      <w:tr>
+        <w:tc>
+          <w:tcPr>
+            <w:gridSpan w:val="1"/>
+            <w:vAlign w:val="top"/>
+          </w:tcPr>
+          <w:p>
+            <w:pPr>
+              <w:keepNext w:val="0"/>
+              <w:keepLines w:val="0"/>
+              <w:pageBreakBefore w:val="0"/>
+              <w:widowControl/>
+              <w:kinsoku/>
+              <w:wordWrap/>
+              <w:overflowPunct/>
+              <w:topLinePunct w:val="0"/>
+              <w:autoSpaceDE/>
+              <w:autoSpaceDN/>
+              <w:bidi w:val="0"/>
+              <w:adjustRightInd/>
+              <w:snapToGrid/>
+              <w:spacing w:before="100" w:after="100" w:line="240" w:lineRule="atLeast"/>
+              <w:jc w:val="left"/>
+              <w:textAlignment w:val="auto"/>
+            </w:pPr>
+            <w:r>
+              <w:rPr>
+                <w:rFonts w:ascii="Microsoft YaHei" w:hAnsi="Microsoft YaHei"/>
+                <w:color w:val="000"/>
+                <w:sz w:val="15"/>
+                <w:szCs w:val="15"/>
+              </w:rPr>
+              <w:t>shop_avatar</w:t>
+            </w:r>
+          </w:p>
+        </w:tc>
+        <w:tc>
+          <w:tcPr>
+            <w:gridSpan w:val="1"/>
+            <w:vAlign w:val="top"/>
+          </w:tcPr>
+          <w:p>
+            <w:pPr>
+              <w:keepNext w:val="0"/>
+              <w:keepLines w:val="0"/>
+              <w:pageBreakBefore w:val="0"/>
+              <w:widowControl/>
+              <w:kinsoku/>
+              <w:wordWrap/>
+              <w:overflowPunct/>
+              <w:topLinePunct w:val="0"/>
+              <w:autoSpaceDE/>
+              <w:autoSpaceDN/>
+              <w:bidi w:val="0"/>
+              <w:adjustRightInd/>
+              <w:snapToGrid/>
+              <w:spacing w:before="100" w:after="100" w:line="240" w:lineRule="atLeast"/>
+              <w:jc w:val="left"/>
+              <w:textAlignment w:val="auto"/>
+            </w:pPr>
+            <w:r>
+              <w:rPr>
+                <w:rFonts w:ascii="Microsoft YaHei" w:hAnsi="Microsoft YaHei"/>
+                <w:color w:val="000"/>
+                <w:sz w:val="15"/>
+                <w:szCs w:val="15"/>
+              </w:rPr>
+              <w:t>varchar(255)</w:t>
+            </w:r>
+          </w:p>
+        </w:tc>
+        <w:tc>
+          <w:tcPr>
+            <w:gridSpan w:val="1"/>
+            <w:vAlign w:val="top"/>
+          </w:tcPr>
+          <w:p>
+            <w:pPr>
+              <w:keepNext w:val="0"/>
+              <w:keepLines w:val="0"/>
+              <w:pageBreakBefore w:val="0"/>
+              <w:widowControl/>
+              <w:kinsoku/>
+              <w:wordWrap/>
+              <w:overflowPunct/>
+              <w:topLinePunct w:val="0"/>
+              <w:autoSpaceDE/>
+              <w:autoSpaceDN/>
+              <w:bidi w:val="0"/>
+              <w:adjustRightInd/>
+              <w:snapToGrid/>
+              <w:spacing w:before="100" w:after="100" w:line="240" w:lineRule="atLeast"/>
+              <w:jc w:val="left"/>
+              <w:textAlignment w:val="auto"/>
+            </w:pPr>
+            <w:r>
+              <w:rPr>
+                <w:rFonts w:ascii="Microsoft YaHei" w:hAnsi="Microsoft YaHei"/>
+                <w:color w:val="000"/>
+                <w:sz w:val="15"/>
+                <w:szCs w:val="15"/>
+              </w:rPr>
+              <w:t>店铺头像（冗余存储）</w:t>
+            </w:r>
+          </w:p>
+        </w:tc>
+        <w:tc>
+          <w:tcPr>
+            <w:gridSpan w:val="1"/>
+            <w:vAlign w:val="top"/>
+          </w:tcPr>
+          <w:p>
+            <w:pPr>
+              <w:keepNext w:val="0"/>
+              <w:keepLines w:val="0"/>
+              <w:pageBreakBefore w:val="0"/>
+              <w:widowControl/>
+              <w:kinsoku/>
+              <w:wordWrap/>
+              <w:overflowPunct/>
+              <w:topLinePunct w:val="0"/>
+              <w:autoSpaceDE/>
+              <w:autoSpaceDN/>
+              <w:bidi w:val="0"/>
+              <w:adjustRightInd/>
+              <w:snapToGrid/>
+              <w:spacing w:before="100" w:after="100" w:line="240" w:lineRule="atLeast"/>
+              <w:jc w:val="left"/>
+              <w:textAlignment w:val="auto"/>
+            </w:pPr>
+            <w:r>
+              <w:rPr>
+                <w:rFonts w:ascii="Microsoft YaHei" w:hAnsi="Microsoft YaHei"/>
+                <w:color w:val="000"/>
+                <w:sz w:val="15"/>
+                <w:szCs w:val="15"/>
+              </w:rPr>
+            </w:r>
+          </w:p>
+        </w:tc>
+        <w:tc>
+          <w:tcPr>
+            <w:gridSpan w:val="1"/>
+            <w:vAlign w:val="top"/>
+          </w:tcPr>
+          <w:p>
+            <w:pPr>
+              <w:keepNext w:val="0"/>
+              <w:keepLines w:val="0"/>
+              <w:pageBreakBefore w:val="0"/>
+              <w:widowControl/>
+              <w:kinsoku/>
+              <w:wordWrap/>
+              <w:overflowPunct/>
+              <w:topLinePunct w:val="0"/>
+              <w:autoSpaceDE/>
+              <w:autoSpaceDN/>
+              <w:bidi w:val="0"/>
+              <w:adjustRightInd/>
+              <w:snapToGrid/>
+              <w:spacing w:before="100" w:after="100" w:line="240" w:lineRule="atLeast"/>
+              <w:jc w:val="left"/>
+              <w:textAlignment w:val="auto"/>
+            </w:pPr>
+            <w:r>
+              <w:rPr>
+                <w:rFonts w:ascii="Microsoft YaHei" w:hAnsi="Microsoft YaHei"/>
+                <w:color w:val="000"/>
+                <w:sz w:val="15"/>
+                <w:szCs w:val="15"/>
+              </w:rPr>
+              <w:t>YES</w:t>
+            </w:r>
+          </w:p>
+        </w:tc>
+        <w:tc>
+          <w:tcPr>
+            <w:gridSpan w:val="1"/>
+            <w:vAlign w:val="top"/>
+          </w:tcPr>
+          <w:p>
+            <w:pPr>
+              <w:keepNext w:val="0"/>
+              <w:keepLines w:val="0"/>
+              <w:pageBreakBefore w:val="0"/>
+              <w:widowControl/>
+              <w:kinsoku/>
+              <w:wordWrap/>
+              <w:overflowPunct/>
+              <w:topLinePunct w:val="0"/>
+              <w:autoSpaceDE/>
+              <w:autoSpaceDN/>
+              <w:bidi w:val="0"/>
+              <w:adjustRightInd/>
+              <w:snapToGrid/>
+              <w:spacing w:before="100" w:after="100" w:line="240" w:lineRule="atLeast"/>
+              <w:jc w:val="left"/>
+              <w:textAlignment w:val="auto"/>
+            </w:pPr>
+            <w:r>
+              <w:rPr>
+                <w:rFonts w:ascii="Microsoft YaHei" w:hAnsi="Microsoft YaHei"/>
+                <w:color w:val="000"/>
+                <w:sz w:val="15"/>
+                <w:szCs w:val="15"/>
+              </w:rPr>
+            </w:r>
+          </w:p>
+        </w:tc>
+      </w:tr>
+      <w:tr>
+        <w:tc>
+          <w:tcPr>
+            <w:gridSpan w:val="1"/>
+            <w:vAlign w:val="top"/>
+          </w:tcPr>
+          <w:p>
+            <w:pPr>
+              <w:keepNext w:val="0"/>
+              <w:keepLines w:val="0"/>
+              <w:pageBreakBefore w:val="0"/>
+              <w:widowControl/>
+              <w:kinsoku/>
+              <w:wordWrap/>
+              <w:overflowPunct/>
+              <w:topLinePunct w:val="0"/>
+              <w:autoSpaceDE/>
+              <w:autoSpaceDN/>
+              <w:bidi w:val="0"/>
+              <w:adjustRightInd/>
+              <w:snapToGrid/>
+              <w:spacing w:before="100" w:after="100" w:line="240" w:lineRule="atLeast"/>
+              <w:jc w:val="left"/>
+              <w:textAlignment w:val="auto"/>
+            </w:pPr>
+            <w:r>
+              <w:rPr>
+                <w:rFonts w:ascii="Microsoft YaHei" w:hAnsi="Microsoft YaHei"/>
+                <w:color w:val="000"/>
+                <w:sz w:val="15"/>
+                <w:szCs w:val="15"/>
+              </w:rPr>
+              <w:t>create_time</w:t>
+            </w:r>
+          </w:p>
+        </w:tc>
+        <w:tc>
+          <w:tcPr>
+            <w:gridSpan w:val="1"/>
+            <w:vAlign w:val="top"/>
+          </w:tcPr>
+          <w:p>
+            <w:pPr>
+              <w:keepNext w:val="0"/>
+              <w:keepLines w:val="0"/>
+              <w:pageBreakBefore w:val="0"/>
+              <w:widowControl/>
+              <w:kinsoku/>
+              <w:wordWrap/>
+              <w:overflowPunct/>
+              <w:topLinePunct w:val="0"/>
+              <w:autoSpaceDE/>
+              <w:autoSpaceDN/>
+              <w:bidi w:val="0"/>
+              <w:adjustRightInd/>
+              <w:snapToGrid/>
+              <w:spacing w:before="100" w:after="100" w:line="240" w:lineRule="atLeast"/>
+              <w:jc w:val="left"/>
+              <w:textAlignment w:val="auto"/>
+            </w:pPr>
+            <w:r>
+              <w:rPr>
+                <w:rFonts w:ascii="Microsoft YaHei" w:hAnsi="Microsoft YaHei"/>
+                <w:color w:val="000"/>
+                <w:sz w:val="15"/>
+                <w:szCs w:val="15"/>
+              </w:rPr>
+              <w:t>timestamp</w:t>
+            </w:r>
+          </w:p>
+        </w:tc>
+        <w:tc>
+          <w:tcPr>
+            <w:gridSpan w:val="1"/>
+            <w:vAlign w:val="top"/>
+          </w:tcPr>
+          <w:p>
+            <w:pPr>
+              <w:keepNext w:val="0"/>
+              <w:keepLines w:val="0"/>
+              <w:pageBreakBefore w:val="0"/>
+              <w:widowControl/>
+              <w:kinsoku/>
+              <w:wordWrap/>
+              <w:overflowPunct/>
+              <w:topLinePunct w:val="0"/>
+              <w:autoSpaceDE/>
+              <w:autoSpaceDN/>
+              <w:bidi w:val="0"/>
+              <w:adjustRightInd/>
+              <w:snapToGrid/>
+              <w:spacing w:before="100" w:after="100" w:line="240" w:lineRule="atLeast"/>
+              <w:jc w:val="left"/>
+              <w:textAlignment w:val="auto"/>
+            </w:pPr>
+            <w:r>
+              <w:rPr>
+                <w:rFonts w:ascii="Microsoft YaHei" w:hAnsi="Microsoft YaHei"/>
+                <w:color w:val="000"/>
+                <w:sz w:val="15"/>
+                <w:szCs w:val="15"/>
+              </w:rPr>
+              <w:t>关注时间</w:t>
+            </w:r>
+          </w:p>
+        </w:tc>
+        <w:tc>
+          <w:tcPr>
+            <w:gridSpan w:val="1"/>
+            <w:vAlign w:val="top"/>
+          </w:tcPr>
+          <w:p>
+            <w:pPr>
+              <w:keepNext w:val="0"/>
+              <w:keepLines w:val="0"/>
+              <w:pageBreakBefore w:val="0"/>
+              <w:widowControl/>
+              <w:kinsoku/>
+              <w:wordWrap/>
+              <w:overflowPunct/>
+              <w:topLinePunct w:val="0"/>
+              <w:autoSpaceDE/>
+              <w:autoSpaceDN/>
+              <w:bidi w:val="0"/>
+              <w:adjustRightInd/>
+              <w:snapToGrid/>
+              <w:spacing w:before="100" w:after="100" w:line="240" w:lineRule="atLeast"/>
+              <w:jc w:val="left"/>
+              <w:textAlignment w:val="auto"/>
+            </w:pPr>
+            <w:r>
+              <w:rPr>
+                <w:rFonts w:ascii="Microsoft YaHei" w:hAnsi="Microsoft YaHei"/>
+                <w:color w:val="000"/>
+                <w:sz w:val="15"/>
+                <w:szCs w:val="15"/>
+              </w:rPr>
+            </w:r>
+          </w:p>
+        </w:tc>
+        <w:tc>
+          <w:tcPr>
+            <w:gridSpan w:val="1"/>
+            <w:vAlign w:val="top"/>
+          </w:tcPr>
+          <w:p>
+            <w:pPr>
+              <w:keepNext w:val="0"/>
+              <w:keepLines w:val="0"/>
+              <w:pageBreakBefore w:val="0"/>
+              <w:widowControl/>
+              <w:kinsoku/>
+              <w:wordWrap/>
+              <w:overflowPunct/>
+              <w:topLinePunct w:val="0"/>
+              <w:autoSpaceDE/>
+              <w:autoSpaceDN/>
+              <w:bidi w:val="0"/>
+              <w:adjustRightInd/>
+              <w:snapToGrid/>
+              <w:spacing w:before="100" w:after="100" w:line="240" w:lineRule="atLeast"/>
+              <w:jc w:val="left"/>
+              <w:textAlignment w:val="auto"/>
+            </w:pPr>
+            <w:r>
+              <w:rPr>
+                <w:rFonts w:ascii="Microsoft YaHei" w:hAnsi="Microsoft YaHei"/>
+                <w:color w:val="000"/>
+                <w:sz w:val="15"/>
+                <w:szCs w:val="15"/>
+              </w:rPr>
+              <w:t>YES</w:t>
             </w:r>
           </w:p>
         </w:tc>
